--- a/Documentatie/Documentatie_SAS.docx
+++ b/Documentatie/Documentatie_SAS.docx
@@ -4,13 +4,371 @@
   <w:body>
     <w:p>
       <w:pPr>
+        <w:spacing w:after="0"/>
+        <w:rPr>
+          <w:rFonts w:cs="Times New Roman"/>
+          <w:color w:val="000000" w:themeColor="text1"/>
+        </w:rPr>
+      </w:pPr>
+      <w:r>
+        <w:rPr>
+          <w:rFonts w:cs="Times New Roman"/>
+          <w:b/>
+          <w:color w:val="000000" w:themeColor="text1"/>
+          <w:sz w:val="28"/>
+        </w:rPr>
+        <w:t>ACADEMIA DE STUDII ECONOMICE DIN BUCUREȘTI</w:t>
+      </w:r>
+      <w:r>
+        <w:rPr>
+          <w:rFonts w:cs="Times New Roman"/>
+          <w:b/>
+          <w:color w:val="000000" w:themeColor="text1"/>
+          <w:sz w:val="28"/>
+        </w:rPr>
+        <w:br/>
+        <w:t>FACULTATEA DE CIBERNETICĂ, STATISTICĂ ȘI INFORMATICĂ ECONOMICĂ</w:t>
+      </w:r>
+    </w:p>
+    <w:p>
+      <w:pPr>
+        <w:spacing w:after="0"/>
         <w:jc w:val="center"/>
-      </w:pPr>
-      <w:r>
-        <w:rPr>
+        <w:rPr>
+          <w:rFonts w:cs="Times New Roman"/>
+          <w:color w:val="000000" w:themeColor="text1"/>
+        </w:rPr>
+      </w:pPr>
+      <w:r>
+        <w:rPr>
+          <w:rFonts w:cs="Times New Roman"/>
+          <w:noProof/>
+        </w:rPr>
+        <w:drawing>
+          <wp:inline distT="0" distB="0" distL="0" distR="0" wp14:anchorId="7D4301AE" wp14:editId="0EA46507">
+            <wp:extent cx="2857500" cy="1524000"/>
+            <wp:effectExtent l="0" t="0" r="0" b="0"/>
+            <wp:docPr id="19246424" name="Picture 2" descr="Identitate vizuală - Academia de Studii Economice din Bucuresti"/>
+            <wp:cNvGraphicFramePr>
+              <a:graphicFrameLocks xmlns:a="http://schemas.openxmlformats.org/drawingml/2006/main" noChangeAspect="1"/>
+            </wp:cNvGraphicFramePr>
+            <a:graphic xmlns:a="http://schemas.openxmlformats.org/drawingml/2006/main">
+              <a:graphicData uri="http://schemas.openxmlformats.org/drawingml/2006/picture">
+                <pic:pic xmlns:pic="http://schemas.openxmlformats.org/drawingml/2006/picture">
+                  <pic:nvPicPr>
+                    <pic:cNvPr id="0" name="Picture 3" descr="Identitate vizuală - Academia de Studii Economice din Bucuresti"/>
+                    <pic:cNvPicPr>
+                      <a:picLocks noChangeAspect="1" noChangeArrowheads="1"/>
+                    </pic:cNvPicPr>
+                  </pic:nvPicPr>
+                  <pic:blipFill>
+                    <a:blip r:embed="rId6">
+                      <a:extLst>
+                        <a:ext uri="{28A0092B-C50C-407E-A947-70E740481C1C}">
+                          <a14:useLocalDpi xmlns:a14="http://schemas.microsoft.com/office/drawing/2010/main" val="0"/>
+                        </a:ext>
+                      </a:extLst>
+                    </a:blip>
+                    <a:srcRect/>
+                    <a:stretch>
+                      <a:fillRect/>
+                    </a:stretch>
+                  </pic:blipFill>
+                  <pic:spPr bwMode="auto">
+                    <a:xfrm>
+                      <a:off x="0" y="0"/>
+                      <a:ext cx="2857500" cy="1524000"/>
+                    </a:xfrm>
+                    <a:prstGeom prst="rect">
+                      <a:avLst/>
+                    </a:prstGeom>
+                    <a:noFill/>
+                    <a:ln>
+                      <a:noFill/>
+                    </a:ln>
+                  </pic:spPr>
+                </pic:pic>
+              </a:graphicData>
+            </a:graphic>
+          </wp:inline>
+        </w:drawing>
+      </w:r>
+      <w:r>
+        <w:rPr>
+          <w:rFonts w:cs="Times New Roman"/>
+          <w:color w:val="000000" w:themeColor="text1"/>
+        </w:rPr>
+        <w:br/>
+      </w:r>
+      <w:r>
+        <w:rPr>
+          <w:rFonts w:cs="Times New Roman"/>
+          <w:color w:val="000000" w:themeColor="text1"/>
+        </w:rPr>
+        <w:br/>
+      </w:r>
+      <w:r>
+        <w:rPr>
+          <w:rFonts w:cs="Times New Roman"/>
+          <w:color w:val="000000" w:themeColor="text1"/>
+        </w:rPr>
+        <w:br/>
+      </w:r>
+    </w:p>
+    <w:p>
+      <w:pPr>
+        <w:spacing w:after="0"/>
+        <w:jc w:val="center"/>
+        <w:rPr>
+          <w:rFonts w:cs="Times New Roman"/>
+          <w:b/>
+          <w:color w:val="000000" w:themeColor="text1"/>
+          <w:sz w:val="32"/>
+          <w:szCs w:val="20"/>
+        </w:rPr>
+      </w:pPr>
+      <w:r>
+        <w:rPr>
+          <w:rFonts w:cs="Times New Roman"/>
+          <w:b/>
+          <w:bCs/>
+          <w:color w:val="000000" w:themeColor="text1"/>
+          <w:sz w:val="32"/>
+          <w:szCs w:val="20"/>
+        </w:rPr>
+        <w:t>Documentație Tehnică și Analitică</w:t>
+      </w:r>
+      <w:r>
+        <w:rPr>
+          <w:rFonts w:cs="Times New Roman"/>
+          <w:b/>
+          <w:bCs/>
+          <w:color w:val="000000" w:themeColor="text1"/>
+          <w:sz w:val="32"/>
+          <w:szCs w:val="20"/>
+        </w:rPr>
+        <w:t xml:space="preserve"> SAS</w:t>
+      </w:r>
+      <w:r>
+        <w:rPr>
+          <w:rFonts w:cs="Times New Roman"/>
+          <w:b/>
+          <w:bCs/>
+          <w:color w:val="000000" w:themeColor="text1"/>
+          <w:sz w:val="32"/>
+          <w:szCs w:val="20"/>
+        </w:rPr>
+        <w:t>: CD PROJEKT RED (2010 - 2025)</w:t>
+      </w:r>
+    </w:p>
+    <w:p>
+      <w:pPr>
+        <w:spacing w:after="0"/>
+        <w:jc w:val="center"/>
+        <w:rPr>
+          <w:rFonts w:cs="Times New Roman"/>
+          <w:b/>
+          <w:bCs/>
+          <w:i/>
+          <w:iCs/>
+          <w:color w:val="000000" w:themeColor="text1"/>
+          <w:szCs w:val="24"/>
+        </w:rPr>
+      </w:pPr>
+      <w:r>
+        <w:rPr>
+          <w:rFonts w:cs="Times New Roman"/>
+          <w:color w:val="000000" w:themeColor="text1"/>
+        </w:rPr>
+        <w:br/>
+      </w:r>
+      <w:r>
+        <w:rPr>
+          <w:rFonts w:cs="Times New Roman"/>
+          <w:b/>
+          <w:bCs/>
+          <w:i/>
+          <w:iCs/>
+          <w:color w:val="000000" w:themeColor="text1"/>
+          <w:sz w:val="28"/>
+          <w:szCs w:val="28"/>
+        </w:rPr>
+        <w:t>Pachete Software</w:t>
+      </w:r>
+    </w:p>
+    <w:p>
+      <w:pPr>
+        <w:spacing w:after="0"/>
+        <w:jc w:val="center"/>
+        <w:rPr>
+          <w:rFonts w:cs="Times New Roman"/>
+          <w:b/>
+          <w:color w:val="000000" w:themeColor="text1"/>
+        </w:rPr>
+      </w:pPr>
+    </w:p>
+    <w:p>
+      <w:pPr>
+        <w:spacing w:after="0"/>
+        <w:jc w:val="center"/>
+        <w:rPr>
+          <w:rFonts w:cs="Times New Roman"/>
+          <w:b/>
+          <w:color w:val="000000" w:themeColor="text1"/>
+        </w:rPr>
+      </w:pPr>
+      <w:r>
+        <w:rPr>
+          <w:rFonts w:cs="Times New Roman"/>
+          <w:b/>
+          <w:color w:val="000000" w:themeColor="text1"/>
+        </w:rPr>
+        <w:br/>
+        <w:t>DRILEA DAN-ALEXANDRU</w:t>
+      </w:r>
+      <w:r>
+        <w:rPr>
+          <w:rFonts w:cs="Times New Roman"/>
+          <w:b/>
+          <w:color w:val="000000" w:themeColor="text1"/>
+        </w:rPr>
+        <w:br/>
+        <w:t>DIACONESCU ANDREI-ALEXANDRU</w:t>
+      </w:r>
+    </w:p>
+    <w:p>
+      <w:pPr>
+        <w:spacing w:after="0"/>
+        <w:jc w:val="center"/>
+        <w:rPr>
+          <w:rFonts w:cs="Times New Roman"/>
+          <w:b/>
+          <w:color w:val="000000" w:themeColor="text1"/>
+        </w:rPr>
+      </w:pPr>
+    </w:p>
+    <w:p>
+      <w:pPr>
+        <w:spacing w:after="0"/>
+        <w:jc w:val="center"/>
+        <w:rPr>
+          <w:rFonts w:cs="Times New Roman"/>
+          <w:color w:val="000000" w:themeColor="text1"/>
+        </w:rPr>
+      </w:pPr>
+    </w:p>
+    <w:p>
+      <w:pPr>
+        <w:spacing w:after="0"/>
+        <w:jc w:val="center"/>
+        <w:rPr>
+          <w:rFonts w:cs="Times New Roman"/>
+          <w:color w:val="000000" w:themeColor="text1"/>
+        </w:rPr>
+      </w:pPr>
+    </w:p>
+    <w:p>
+      <w:pPr>
+        <w:spacing w:after="0"/>
+        <w:jc w:val="center"/>
+        <w:rPr>
+          <w:rFonts w:cs="Times New Roman"/>
+          <w:color w:val="000000" w:themeColor="text1"/>
+        </w:rPr>
+      </w:pPr>
+      <w:r>
+        <w:rPr>
+          <w:rFonts w:cs="Times New Roman"/>
+          <w:color w:val="000000" w:themeColor="text1"/>
+        </w:rPr>
+        <w:t>BUCUREȘTI</w:t>
+      </w:r>
+      <w:r>
+        <w:rPr>
+          <w:rFonts w:cs="Times New Roman"/>
+          <w:color w:val="000000" w:themeColor="text1"/>
+        </w:rPr>
+        <w:br/>
+        <w:t>2026</w:t>
+      </w:r>
+    </w:p>
+    <w:p>
+      <w:pPr>
+        <w:spacing w:after="0" w:line="276" w:lineRule="auto"/>
+        <w:jc w:val="left"/>
+        <w:rPr>
+          <w:rFonts w:cs="Times New Roman"/>
           <w:b/>
           <w:sz w:val="32"/>
         </w:rPr>
+      </w:pPr>
+    </w:p>
+    <w:p>
+      <w:pPr>
+        <w:spacing w:after="0" w:line="276" w:lineRule="auto"/>
+        <w:jc w:val="left"/>
+        <w:rPr>
+          <w:rFonts w:cs="Times New Roman"/>
+          <w:b/>
+          <w:sz w:val="32"/>
+        </w:rPr>
+      </w:pPr>
+    </w:p>
+    <w:p>
+      <w:pPr>
+        <w:spacing w:after="0" w:line="276" w:lineRule="auto"/>
+        <w:jc w:val="left"/>
+        <w:rPr>
+          <w:rFonts w:cs="Times New Roman"/>
+          <w:b/>
+          <w:sz w:val="32"/>
+        </w:rPr>
+      </w:pPr>
+    </w:p>
+    <w:p>
+      <w:pPr>
+        <w:spacing w:after="0" w:line="276" w:lineRule="auto"/>
+        <w:jc w:val="left"/>
+        <w:rPr>
+          <w:rFonts w:cs="Times New Roman"/>
+          <w:b/>
+          <w:sz w:val="32"/>
+        </w:rPr>
+      </w:pPr>
+    </w:p>
+    <w:p>
+      <w:pPr>
+        <w:spacing w:after="0" w:line="276" w:lineRule="auto"/>
+        <w:jc w:val="left"/>
+        <w:rPr>
+          <w:rFonts w:cs="Times New Roman"/>
+          <w:b/>
+          <w:sz w:val="32"/>
+        </w:rPr>
+      </w:pPr>
+    </w:p>
+    <w:p>
+      <w:pPr>
+        <w:spacing w:after="0" w:line="276" w:lineRule="auto"/>
+        <w:jc w:val="left"/>
+        <w:rPr>
+          <w:rFonts w:cs="Times New Roman"/>
+          <w:b/>
+          <w:sz w:val="32"/>
+        </w:rPr>
+      </w:pPr>
+    </w:p>
+    <w:p>
+      <w:pPr>
+        <w:spacing w:after="0" w:line="276" w:lineRule="auto"/>
+        <w:jc w:val="left"/>
+      </w:pPr>
+      <w:r>
+        <w:rPr>
+          <w:b/>
+          <w:sz w:val="32"/>
+        </w:rPr>
+        <w:lastRenderedPageBreak/>
         <w:t>CUPRINS</w:t>
       </w:r>
     </w:p>
@@ -20,6 +378,7 @@
         <w:tabs>
           <w:tab w:val="right" w:leader="dot" w:pos="9679"/>
         </w:tabs>
+        <w:spacing w:after="0"/>
         <w:rPr>
           <w:rFonts w:asciiTheme="minorHAnsi" w:hAnsiTheme="minorHAnsi"/>
           <w:noProof/>
@@ -101,6 +460,7 @@
         <w:tabs>
           <w:tab w:val="right" w:leader="dot" w:pos="9679"/>
         </w:tabs>
+        <w:spacing w:after="0"/>
         <w:rPr>
           <w:rFonts w:asciiTheme="minorHAnsi" w:hAnsiTheme="minorHAnsi"/>
           <w:noProof/>
@@ -174,6 +534,7 @@
         <w:tabs>
           <w:tab w:val="right" w:leader="dot" w:pos="9679"/>
         </w:tabs>
+        <w:spacing w:after="0"/>
         <w:rPr>
           <w:rFonts w:asciiTheme="minorHAnsi" w:hAnsiTheme="minorHAnsi"/>
           <w:noProof/>
@@ -247,6 +608,7 @@
         <w:tabs>
           <w:tab w:val="right" w:leader="dot" w:pos="9679"/>
         </w:tabs>
+        <w:spacing w:after="0"/>
         <w:rPr>
           <w:rFonts w:asciiTheme="minorHAnsi" w:hAnsiTheme="minorHAnsi"/>
           <w:noProof/>
@@ -320,6 +682,7 @@
         <w:tabs>
           <w:tab w:val="right" w:leader="dot" w:pos="9679"/>
         </w:tabs>
+        <w:spacing w:after="0"/>
         <w:rPr>
           <w:rFonts w:asciiTheme="minorHAnsi" w:hAnsiTheme="minorHAnsi"/>
           <w:noProof/>
@@ -393,6 +756,7 @@
         <w:tabs>
           <w:tab w:val="right" w:leader="dot" w:pos="9679"/>
         </w:tabs>
+        <w:spacing w:after="0"/>
         <w:rPr>
           <w:rFonts w:asciiTheme="minorHAnsi" w:hAnsiTheme="minorHAnsi"/>
           <w:noProof/>
@@ -466,6 +830,7 @@
         <w:tabs>
           <w:tab w:val="right" w:leader="dot" w:pos="9679"/>
         </w:tabs>
+        <w:spacing w:after="0"/>
         <w:rPr>
           <w:rFonts w:asciiTheme="minorHAnsi" w:hAnsiTheme="minorHAnsi"/>
           <w:noProof/>
@@ -539,6 +904,7 @@
         <w:tabs>
           <w:tab w:val="right" w:leader="dot" w:pos="9679"/>
         </w:tabs>
+        <w:spacing w:after="0"/>
         <w:rPr>
           <w:rFonts w:asciiTheme="minorHAnsi" w:hAnsiTheme="minorHAnsi"/>
           <w:noProof/>
@@ -612,6 +978,7 @@
         <w:tabs>
           <w:tab w:val="right" w:leader="dot" w:pos="9679"/>
         </w:tabs>
+        <w:spacing w:after="0"/>
         <w:rPr>
           <w:rFonts w:asciiTheme="minorHAnsi" w:hAnsiTheme="minorHAnsi"/>
           <w:noProof/>
@@ -680,45 +1047,163 @@
       </w:hyperlink>
     </w:p>
     <w:p>
+      <w:pPr>
+        <w:spacing w:after="0"/>
+      </w:pPr>
       <w:r>
         <w:fldChar w:fldCharType="end"/>
       </w:r>
     </w:p>
-    <w:p/>
-    <w:p/>
-    <w:p/>
-    <w:p/>
-    <w:p/>
-    <w:p/>
-    <w:p/>
-    <w:p/>
-    <w:p/>
-    <w:p/>
-    <w:p/>
-    <w:p/>
-    <w:p>
-      <w:pPr>
-        <w:pStyle w:val="Heading2"/>
-        <w:rPr>
-          <w:noProof/>
+    <w:p>
+      <w:pPr>
+        <w:spacing w:after="0"/>
+      </w:pPr>
+    </w:p>
+    <w:p>
+      <w:pPr>
+        <w:spacing w:after="0"/>
+      </w:pPr>
+    </w:p>
+    <w:p>
+      <w:pPr>
+        <w:spacing w:after="0"/>
+      </w:pPr>
+    </w:p>
+    <w:p>
+      <w:pPr>
+        <w:spacing w:after="0"/>
+      </w:pPr>
+    </w:p>
+    <w:p>
+      <w:pPr>
+        <w:spacing w:after="0"/>
+      </w:pPr>
+    </w:p>
+    <w:p>
+      <w:pPr>
+        <w:spacing w:after="0"/>
+      </w:pPr>
+    </w:p>
+    <w:p>
+      <w:pPr>
+        <w:spacing w:after="0"/>
+      </w:pPr>
+    </w:p>
+    <w:p>
+      <w:pPr>
+        <w:spacing w:after="0"/>
+      </w:pPr>
+    </w:p>
+    <w:p>
+      <w:pPr>
+        <w:spacing w:after="0"/>
+      </w:pPr>
+    </w:p>
+    <w:p>
+      <w:pPr>
+        <w:spacing w:after="0"/>
+      </w:pPr>
+    </w:p>
+    <w:p>
+      <w:pPr>
+        <w:spacing w:after="0"/>
+      </w:pPr>
+    </w:p>
+    <w:p>
+      <w:pPr>
+        <w:spacing w:after="0"/>
+      </w:pPr>
+    </w:p>
+    <w:p>
+      <w:pPr>
+        <w:spacing w:after="0"/>
+      </w:pPr>
+    </w:p>
+    <w:p>
+      <w:pPr>
+        <w:spacing w:after="0"/>
+      </w:pPr>
+    </w:p>
+    <w:p>
+      <w:pPr>
+        <w:spacing w:after="0"/>
+      </w:pPr>
+    </w:p>
+    <w:p>
+      <w:pPr>
+        <w:spacing w:after="0"/>
+      </w:pPr>
+    </w:p>
+    <w:p>
+      <w:pPr>
+        <w:spacing w:after="0"/>
+      </w:pPr>
+    </w:p>
+    <w:p>
+      <w:pPr>
+        <w:spacing w:after="0"/>
+      </w:pPr>
+    </w:p>
+    <w:p>
+      <w:pPr>
+        <w:spacing w:after="0"/>
+      </w:pPr>
+    </w:p>
+    <w:p>
+      <w:pPr>
+        <w:spacing w:after="0"/>
+      </w:pPr>
+    </w:p>
+    <w:p>
+      <w:pPr>
+        <w:spacing w:after="0"/>
+      </w:pPr>
+    </w:p>
+    <w:p>
+      <w:pPr>
+        <w:spacing w:after="0" w:line="276" w:lineRule="auto"/>
+        <w:jc w:val="left"/>
+        <w:rPr>
+          <w:b/>
+          <w:sz w:val="32"/>
         </w:rPr>
       </w:pPr>
       <w:bookmarkStart w:id="0" w:name="_Toc229409392"/>
       <w:r>
+        <w:rPr>
+          <w:b/>
+          <w:sz w:val="32"/>
+        </w:rPr>
         <w:lastRenderedPageBreak/>
         <w:t>Tabel de Figuri</w:t>
       </w:r>
       <w:bookmarkEnd w:id="0"/>
       <w:r>
+        <w:rPr>
+          <w:b/>
+          <w:sz w:val="32"/>
+        </w:rPr>
         <w:t xml:space="preserve"> </w:t>
       </w:r>
       <w:r>
+        <w:rPr>
+          <w:b/>
+          <w:sz w:val="32"/>
+        </w:rPr>
         <w:fldChar w:fldCharType="begin"/>
       </w:r>
       <w:r>
+        <w:rPr>
+          <w:b/>
+          <w:sz w:val="32"/>
+        </w:rPr>
         <w:instrText xml:space="preserve"> TOC \h \z \c "Figure" </w:instrText>
       </w:r>
       <w:r>
+        <w:rPr>
+          <w:b/>
+          <w:sz w:val="32"/>
+        </w:rPr>
         <w:fldChar w:fldCharType="separate"/>
       </w:r>
     </w:p>
@@ -1403,28 +1888,110 @@
       </w:hyperlink>
     </w:p>
     <w:p>
+      <w:pPr>
+        <w:spacing w:after="0"/>
+      </w:pPr>
       <w:r>
         <w:fldChar w:fldCharType="end"/>
       </w:r>
     </w:p>
-    <w:p/>
-    <w:p/>
-    <w:p/>
-    <w:p/>
-    <w:p/>
-    <w:p/>
-    <w:p/>
-    <w:p/>
-    <w:p/>
-    <w:p/>
-    <w:p>
-      <w:r>
-        <w:t xml:space="preserve"> </w:t>
-      </w:r>
+    <w:p>
+      <w:pPr>
+        <w:spacing w:after="0"/>
+      </w:pPr>
+    </w:p>
+    <w:p>
+      <w:pPr>
+        <w:spacing w:after="0"/>
+      </w:pPr>
+    </w:p>
+    <w:p>
+      <w:pPr>
+        <w:spacing w:after="0"/>
+      </w:pPr>
+    </w:p>
+    <w:p>
+      <w:pPr>
+        <w:spacing w:after="0"/>
+      </w:pPr>
+    </w:p>
+    <w:p>
+      <w:pPr>
+        <w:spacing w:after="0"/>
+      </w:pPr>
+    </w:p>
+    <w:p>
+      <w:pPr>
+        <w:spacing w:after="0"/>
+      </w:pPr>
+    </w:p>
+    <w:p>
+      <w:pPr>
+        <w:spacing w:after="0"/>
+      </w:pPr>
+    </w:p>
+    <w:p>
+      <w:pPr>
+        <w:spacing w:after="0"/>
+      </w:pPr>
+    </w:p>
+    <w:p>
+      <w:pPr>
+        <w:spacing w:after="0"/>
+      </w:pPr>
+    </w:p>
+    <w:p>
+      <w:pPr>
+        <w:spacing w:after="0"/>
+      </w:pPr>
+    </w:p>
+    <w:p>
+      <w:pPr>
+        <w:spacing w:after="0"/>
+      </w:pPr>
+    </w:p>
+    <w:p>
+      <w:pPr>
+        <w:spacing w:after="0"/>
+      </w:pPr>
+    </w:p>
+    <w:p>
+      <w:pPr>
+        <w:spacing w:after="0"/>
+      </w:pPr>
+    </w:p>
+    <w:p>
+      <w:pPr>
+        <w:spacing w:after="0"/>
+      </w:pPr>
+    </w:p>
+    <w:p>
+      <w:pPr>
+        <w:spacing w:after="0"/>
+      </w:pPr>
+    </w:p>
+    <w:p>
+      <w:pPr>
+        <w:spacing w:after="0"/>
+      </w:pPr>
+    </w:p>
+    <w:p>
+      <w:pPr>
+        <w:spacing w:after="0"/>
+      </w:pPr>
+    </w:p>
+    <w:p>
+      <w:pPr>
+        <w:spacing w:after="0"/>
+      </w:pPr>
     </w:p>
     <w:p>
       <w:pPr>
         <w:pStyle w:val="Heading1"/>
+        <w:spacing w:after="0"/>
+        <w:rPr>
+          <w:rFonts w:ascii="Times New Roman" w:eastAsia="Times New Roman" w:hAnsi="Times New Roman"/>
+        </w:rPr>
       </w:pPr>
       <w:bookmarkStart w:id="1" w:name="_Toc229409393"/>
       <w:r>
@@ -1438,148 +2005,1201 @@
     </w:p>
     <w:p>
       <w:pPr>
+        <w:spacing w:after="0"/>
+        <w:ind w:firstLine="567"/>
+      </w:pPr>
+      <w:r>
+        <w:rPr>
+          <w:rFonts w:eastAsia="Times New Roman"/>
+        </w:rPr>
+        <w:t>Acest raport detaliază implementarea și rezultatele analizei cantitative a datelor financiare aparținând companiei CD Projekt Red, realizată prin intermediul pachetului software SAS (Statistical Analysis System). Analiza combină tehnici de procesare a datelor, statistică descriptivă, analiză de corelație și modele econometrice predictive (regresie liniară multiplă și regresie logistică).</w:t>
+      </w:r>
+    </w:p>
+    <w:p>
+      <w:pPr>
         <w:pStyle w:val="Heading2"/>
+        <w:numPr>
+          <w:ilvl w:val="0"/>
+          <w:numId w:val="10"/>
+        </w:numPr>
+        <w:spacing w:after="0"/>
+        <w:rPr>
+          <w:rFonts w:ascii="Times New Roman" w:eastAsia="Times New Roman" w:hAnsi="Times New Roman"/>
+        </w:rPr>
       </w:pPr>
       <w:bookmarkStart w:id="2" w:name="_Toc229409394"/>
       <w:r>
         <w:rPr>
           <w:rFonts w:ascii="Times New Roman" w:eastAsia="Times New Roman" w:hAnsi="Times New Roman"/>
         </w:rPr>
-        <w:t>1. Importul datelor externe</w:t>
+        <w:t>Importul datelor externe</w:t>
       </w:r>
       <w:bookmarkEnd w:id="2"/>
     </w:p>
-    <w:p>
-      <w:pPr>
+    <w:p/>
+    <w:p>
+      <w:pPr>
+        <w:spacing w:after="0"/>
+      </w:pPr>
+      <w:r>
+        <w:rPr>
+          <w:rFonts w:eastAsia="Times New Roman"/>
+          <w:b/>
+        </w:rPr>
+        <w:t>a) Definirea problemei</w:t>
+      </w:r>
+    </w:p>
+    <w:p>
+      <w:pPr>
+        <w:spacing w:after="0"/>
         <w:ind w:firstLine="567"/>
       </w:pPr>
       <w:r>
         <w:rPr>
           <w:rFonts w:eastAsia="Times New Roman"/>
+        </w:rPr>
+        <w:t>Pentru a putea realiza analiza financiara, datele aflate intr-un format extern (CSV) trebuie aduse in mediul de lucru SAS pentru procesare.</w:t>
+      </w:r>
+    </w:p>
+    <w:p>
+      <w:pPr>
+        <w:spacing w:after="0"/>
+      </w:pPr>
+      <w:r>
+        <w:rPr>
+          <w:rFonts w:eastAsia="Times New Roman"/>
           <w:b/>
         </w:rPr>
+        <w:t>b) Informații necesare pentru rezolvare</w:t>
+      </w:r>
+    </w:p>
+    <w:p>
+      <w:pPr>
+        <w:spacing w:after="0"/>
+        <w:ind w:firstLine="567"/>
+      </w:pPr>
+      <w:r>
+        <w:rPr>
+          <w:rFonts w:eastAsia="Times New Roman"/>
+        </w:rPr>
+        <w:t xml:space="preserve">S-a utilizat setul de date </w:t>
+      </w:r>
+      <w:r>
+        <w:rPr>
+          <w:rFonts w:ascii="Courier New" w:hAnsi="Courier New"/>
+        </w:rPr>
+        <w:t>cdpr_cleaned.csv</w:t>
+      </w:r>
+      <w:r>
+        <w:rPr>
+          <w:rFonts w:eastAsia="Times New Roman"/>
+        </w:rPr>
+        <w:t>, care conține serii de timp anuale (2010-2025) cu indicatori fundamentali: Venituri (Revenue), Profit Net (NetProfit), Costuri de Marketing (MarketingCosts), Active (Assets) și procente ale vânzărilor regionale.</w:t>
+      </w:r>
+    </w:p>
+    <w:p>
+      <w:pPr>
+        <w:spacing w:after="0"/>
+      </w:pPr>
+      <w:r>
+        <w:rPr>
+          <w:rFonts w:eastAsia="Times New Roman"/>
+          <w:b/>
+        </w:rPr>
+        <w:t>c) Metode de calcul, algoritmi, formule de calcul utilizate</w:t>
+      </w:r>
+    </w:p>
+    <w:p>
+      <w:pPr>
+        <w:spacing w:after="0"/>
+        <w:ind w:firstLine="567"/>
+      </w:pPr>
+      <w:r>
+        <w:rPr>
+          <w:rFonts w:eastAsia="Times New Roman"/>
+        </w:rPr>
+        <w:t xml:space="preserve">S-a utilizat procedura </w:t>
+      </w:r>
+      <w:r>
+        <w:rPr>
+          <w:rFonts w:ascii="Courier New" w:hAnsi="Courier New"/>
+        </w:rPr>
+        <w:t>PROC IMPORT</w:t>
+      </w:r>
+      <w:r>
+        <w:rPr>
+          <w:rFonts w:eastAsia="Times New Roman"/>
+        </w:rPr>
+        <w:t xml:space="preserve"> pentru a converti fisierul CSV intr-un set de date SAS numit </w:t>
+      </w:r>
+      <w:r>
+        <w:rPr>
+          <w:rFonts w:ascii="Courier New" w:hAnsi="Courier New"/>
+        </w:rPr>
+        <w:t>cdpr_data</w:t>
+      </w:r>
+      <w:r>
+        <w:rPr>
+          <w:rFonts w:eastAsia="Times New Roman"/>
+        </w:rPr>
+        <w:t xml:space="preserve">. S-a specificat </w:t>
+      </w:r>
+      <w:r>
+        <w:rPr>
+          <w:rFonts w:ascii="Courier New" w:hAnsi="Courier New"/>
+        </w:rPr>
+        <w:t>dbms=csv</w:t>
+      </w:r>
+      <w:r>
+        <w:rPr>
+          <w:rFonts w:eastAsia="Times New Roman"/>
+        </w:rPr>
+        <w:t xml:space="preserve"> si optiunea </w:t>
+      </w:r>
+      <w:r>
+        <w:rPr>
+          <w:rFonts w:ascii="Courier New" w:hAnsi="Courier New"/>
+        </w:rPr>
+        <w:t>getnames=yes</w:t>
+      </w:r>
+      <w:r>
+        <w:rPr>
+          <w:rFonts w:eastAsia="Times New Roman"/>
+        </w:rPr>
+        <w:t xml:space="preserve"> pentru a pastra numele coloanelor.</w:t>
+      </w:r>
+    </w:p>
+    <w:p>
+      <w:pPr>
+        <w:spacing w:after="0"/>
+      </w:pPr>
+      <w:r>
+        <w:rPr>
+          <w:rFonts w:eastAsia="Times New Roman"/>
+          <w:b/>
+        </w:rPr>
+        <w:t>d) Prezentarea rezultatelor</w:t>
+      </w:r>
+    </w:p>
+    <w:p>
+      <w:pPr>
+        <w:spacing w:after="0"/>
+        <w:ind w:firstLine="567"/>
+      </w:pPr>
+      <w:r>
+        <w:rPr>
+          <w:rFonts w:eastAsia="Times New Roman"/>
+        </w:rPr>
+        <w:t xml:space="preserve">Sistemul a generat setul de date </w:t>
+      </w:r>
+      <w:r>
+        <w:rPr>
+          <w:rFonts w:ascii="Courier New" w:hAnsi="Courier New"/>
+        </w:rPr>
+        <w:t>work.cdpr_data</w:t>
+      </w:r>
+      <w:r>
+        <w:rPr>
+          <w:rFonts w:eastAsia="Times New Roman"/>
+        </w:rPr>
+        <w:t>, conținând 16 variabile cantitative și calitative, cu tipurile de date alocate automat de motorul SAS pe baza inspectării primelor înregistrări.</w:t>
+      </w:r>
+    </w:p>
+    <w:p>
+      <w:pPr>
+        <w:spacing w:after="0"/>
+      </w:pPr>
+      <w:r>
+        <w:rPr>
+          <w:rFonts w:eastAsia="Times New Roman"/>
+          <w:b/>
+        </w:rPr>
+        <w:t>e) Interpretarea economica a rezultatelor</w:t>
+      </w:r>
+    </w:p>
+    <w:p>
+      <w:pPr>
+        <w:spacing w:after="0"/>
+        <w:ind w:firstLine="567"/>
+        <w:rPr>
+          <w:rFonts w:eastAsia="Times New Roman"/>
+        </w:rPr>
+      </w:pPr>
+      <w:r>
+        <w:rPr>
+          <w:rFonts w:eastAsia="Times New Roman"/>
+        </w:rPr>
+        <w:t>Baza de date obținută oferă o perspectivă istorică completă, esențială pentru a înțelege ciclicitatea și volatilitatea unui model de afaceri bazat pe lansarea de produse de divertisment digital de calibru AAA</w:t>
+      </w:r>
+    </w:p>
+    <w:p>
+      <w:pPr>
+        <w:spacing w:after="0"/>
+        <w:ind w:firstLine="567"/>
+        <w:rPr>
+          <w:rFonts w:eastAsia="Times New Roman"/>
+        </w:rPr>
+      </w:pPr>
+    </w:p>
+    <w:p>
+      <w:pPr>
+        <w:spacing w:after="0"/>
+        <w:ind w:firstLine="567"/>
+        <w:rPr>
+          <w:rFonts w:eastAsia="Times New Roman"/>
+        </w:rPr>
+      </w:pPr>
+    </w:p>
+    <w:p>
+      <w:pPr>
+        <w:spacing w:after="0"/>
+        <w:ind w:firstLine="567"/>
+      </w:pPr>
+    </w:p>
+    <w:p>
+      <w:pPr>
+        <w:pStyle w:val="Heading2"/>
+        <w:numPr>
+          <w:ilvl w:val="0"/>
+          <w:numId w:val="10"/>
+        </w:numPr>
+        <w:spacing w:after="0"/>
+        <w:rPr>
+          <w:rFonts w:ascii="Times New Roman" w:eastAsia="Times New Roman" w:hAnsi="Times New Roman"/>
+        </w:rPr>
+      </w:pPr>
+      <w:bookmarkStart w:id="3" w:name="_Toc229409395"/>
+      <w:r>
+        <w:rPr>
+          <w:rFonts w:ascii="Times New Roman" w:eastAsia="Times New Roman" w:hAnsi="Times New Roman"/>
+        </w:rPr>
+        <w:lastRenderedPageBreak/>
+        <w:t>Definirea formatelor personalizate</w:t>
+      </w:r>
+      <w:bookmarkEnd w:id="3"/>
+    </w:p>
+    <w:p/>
+    <w:p>
+      <w:pPr>
+        <w:spacing w:after="0"/>
+      </w:pPr>
+      <w:r>
+        <w:rPr>
+          <w:rFonts w:eastAsia="Times New Roman"/>
+          <w:b/>
+        </w:rPr>
         <w:t>a) Definirea problemei</w:t>
       </w:r>
     </w:p>
     <w:p>
       <w:pPr>
+        <w:spacing w:after="0"/>
         <w:ind w:firstLine="567"/>
       </w:pPr>
       <w:r>
         <w:rPr>
           <w:rFonts w:eastAsia="Times New Roman"/>
         </w:rPr>
-        <w:t>Pentru a putea realiza analiza financiara, datele aflate intr-un format extern (CSV) trebuie aduse in mediul de lucru SAS pentru procesare.</w:t>
-      </w:r>
-    </w:p>
-    <w:p>
-      <w:pPr>
+        <w:t>Raportarea datelor numerice brute este greu de interpretat pentru decidentii de business. Este necesara o categorisire calitativa a profitului.</w:t>
+      </w:r>
+    </w:p>
+    <w:p>
+      <w:pPr>
+        <w:spacing w:after="0"/>
+      </w:pPr>
+      <w:r>
+        <w:rPr>
+          <w:rFonts w:eastAsia="Times New Roman"/>
+          <w:b/>
+        </w:rPr>
+        <w:t>b) Informații necesare pentru rezolvare</w:t>
+      </w:r>
+    </w:p>
+    <w:p>
+      <w:pPr>
+        <w:spacing w:after="0"/>
         <w:ind w:firstLine="567"/>
       </w:pPr>
       <w:r>
         <w:rPr>
           <w:rFonts w:eastAsia="Times New Roman"/>
+        </w:rPr>
+        <w:t xml:space="preserve">Setul de date importat anterior. Variabila țintă pentru formatare este </w:t>
+      </w:r>
+      <w:r>
+        <w:rPr>
+          <w:rFonts w:ascii="Courier New" w:hAnsi="Courier New"/>
+        </w:rPr>
+        <w:t>NetProfit</w:t>
+      </w:r>
+      <w:r>
+        <w:rPr>
+          <w:rFonts w:eastAsia="Times New Roman"/>
+        </w:rPr>
+        <w:t xml:space="preserve"> si </w:t>
+      </w:r>
+      <w:r>
+        <w:rPr>
+          <w:rFonts w:ascii="Courier New" w:hAnsi="Courier New"/>
+        </w:rPr>
+        <w:t>Year</w:t>
+      </w:r>
+      <w:r>
+        <w:rPr>
+          <w:rFonts w:eastAsia="Times New Roman"/>
+        </w:rPr>
+        <w:t>.</w:t>
+      </w:r>
+    </w:p>
+    <w:p>
+      <w:pPr>
+        <w:spacing w:after="0"/>
+      </w:pPr>
+      <w:r>
+        <w:rPr>
+          <w:rFonts w:eastAsia="Times New Roman"/>
           <w:b/>
         </w:rPr>
+        <w:t>c) Metode de calcul, algoritmi, formule de calcul utilizate</w:t>
+      </w:r>
+    </w:p>
+    <w:p>
+      <w:pPr>
+        <w:spacing w:after="0"/>
+        <w:ind w:firstLine="567"/>
+        <w:rPr>
+          <w:rFonts w:eastAsia="Times New Roman"/>
+        </w:rPr>
+      </w:pPr>
+      <w:r>
+        <w:rPr>
+          <w:rFonts w:eastAsia="Times New Roman"/>
+        </w:rPr>
+        <w:t xml:space="preserve">S-a implementat </w:t>
+      </w:r>
+      <w:r>
+        <w:rPr>
+          <w:rFonts w:ascii="Courier New" w:hAnsi="Courier New"/>
+        </w:rPr>
+        <w:t>PROC FORMAT</w:t>
+      </w:r>
+      <w:r>
+        <w:rPr>
+          <w:rFonts w:eastAsia="Times New Roman"/>
+        </w:rPr>
+        <w:t xml:space="preserve"> pentru a crea formatul </w:t>
+      </w:r>
+      <w:r>
+        <w:rPr>
+          <w:rFonts w:ascii="Courier New" w:hAnsi="Courier New"/>
+        </w:rPr>
+        <w:t>profit_cat</w:t>
+      </w:r>
+      <w:r>
+        <w:rPr>
+          <w:rFonts w:eastAsia="Times New Roman"/>
+        </w:rPr>
+        <w:t xml:space="preserve"> (discretizarea valorilor negative ca "Pierdere", a valorilor [0, 200.000] ca "Profit Moderat", și peste 200.000 ca "Profit Ridicat"). Similar, formatul </w:t>
+      </w:r>
+      <w:r>
+        <w:rPr>
+          <w:rFonts w:ascii="Courier New" w:hAnsi="Courier New"/>
+        </w:rPr>
+        <w:t>deceniu_fmt</w:t>
+      </w:r>
+      <w:r>
+        <w:rPr>
+          <w:rFonts w:eastAsia="Times New Roman"/>
+        </w:rPr>
+        <w:t xml:space="preserve"> grupează anii calendaristici în decenii</w:t>
+      </w:r>
+    </w:p>
+    <w:p>
+      <w:pPr>
+        <w:spacing w:after="0"/>
+      </w:pPr>
+      <w:r>
+        <w:rPr>
+          <w:rFonts w:eastAsia="Times New Roman"/>
+          <w:b/>
+        </w:rPr>
+        <w:t>d) Prezentarea rezultatelor</w:t>
+      </w:r>
+    </w:p>
+    <w:p>
+      <w:pPr>
+        <w:spacing w:after="0"/>
+        <w:ind w:firstLine="567"/>
+      </w:pPr>
+      <w:r>
+        <w:rPr>
+          <w:rFonts w:eastAsia="Times New Roman"/>
+        </w:rPr>
+        <w:t>Aceste formate sunt stocate in catalogul de formate SAS si pot fi aplicate ulterior in procedurile de printare si statistica.</w:t>
+      </w:r>
+    </w:p>
+    <w:p>
+      <w:pPr>
+        <w:spacing w:after="0"/>
+      </w:pPr>
+      <w:r>
+        <w:rPr>
+          <w:rFonts w:eastAsia="Times New Roman"/>
+          <w:b/>
+        </w:rPr>
+        <w:t>e) Interpretarea economica a rezultatelor</w:t>
+      </w:r>
+    </w:p>
+    <w:p>
+      <w:pPr>
+        <w:spacing w:after="0"/>
+        <w:ind w:firstLine="567"/>
+        <w:rPr>
+          <w:rFonts w:eastAsia="Times New Roman"/>
+        </w:rPr>
+      </w:pPr>
+      <w:r>
+        <w:rPr>
+          <w:rFonts w:eastAsia="Times New Roman"/>
+        </w:rPr>
+        <w:t>Asigura o vizualizare clara a rentabilitatii companiei (de exemplu, identificarea rapida a anilor pe minus) si faciliteaza analizele pe decenii de dezvoltare.</w:t>
+      </w:r>
+    </w:p>
+    <w:p>
+      <w:pPr>
+        <w:spacing w:after="0"/>
+        <w:ind w:firstLine="567"/>
+        <w:rPr>
+          <w:rFonts w:eastAsia="Times New Roman"/>
+        </w:rPr>
+      </w:pPr>
+    </w:p>
+    <w:p>
+      <w:pPr>
+        <w:spacing w:after="0"/>
+        <w:ind w:firstLine="567"/>
+        <w:rPr>
+          <w:rFonts w:eastAsia="Times New Roman"/>
+        </w:rPr>
+      </w:pPr>
+    </w:p>
+    <w:p>
+      <w:pPr>
+        <w:spacing w:after="0"/>
+        <w:ind w:firstLine="567"/>
+        <w:rPr>
+          <w:rFonts w:eastAsia="Times New Roman"/>
+        </w:rPr>
+      </w:pPr>
+    </w:p>
+    <w:p>
+      <w:pPr>
+        <w:spacing w:after="0"/>
+        <w:ind w:firstLine="567"/>
+        <w:rPr>
+          <w:rFonts w:eastAsia="Times New Roman"/>
+        </w:rPr>
+      </w:pPr>
+    </w:p>
+    <w:p>
+      <w:pPr>
+        <w:spacing w:after="0"/>
+        <w:ind w:firstLine="567"/>
+        <w:rPr>
+          <w:rFonts w:eastAsia="Times New Roman"/>
+        </w:rPr>
+      </w:pPr>
+    </w:p>
+    <w:p>
+      <w:pPr>
+        <w:spacing w:after="0"/>
+        <w:ind w:firstLine="567"/>
+        <w:rPr>
+          <w:rFonts w:eastAsia="Times New Roman"/>
+        </w:rPr>
+      </w:pPr>
+    </w:p>
+    <w:p>
+      <w:pPr>
+        <w:spacing w:after="0"/>
+        <w:ind w:firstLine="567"/>
+        <w:rPr>
+          <w:rFonts w:eastAsia="Times New Roman"/>
+        </w:rPr>
+      </w:pPr>
+    </w:p>
+    <w:p>
+      <w:pPr>
+        <w:spacing w:after="0"/>
+        <w:ind w:firstLine="567"/>
+        <w:rPr>
+          <w:rFonts w:eastAsia="Times New Roman"/>
+        </w:rPr>
+      </w:pPr>
+    </w:p>
+    <w:p>
+      <w:pPr>
+        <w:spacing w:after="0"/>
+        <w:ind w:firstLine="567"/>
+        <w:rPr>
+          <w:rFonts w:eastAsia="Times New Roman"/>
+        </w:rPr>
+      </w:pPr>
+    </w:p>
+    <w:p>
+      <w:pPr>
+        <w:spacing w:after="0"/>
+        <w:ind w:firstLine="567"/>
+        <w:rPr>
+          <w:rFonts w:eastAsia="Times New Roman"/>
+        </w:rPr>
+      </w:pPr>
+    </w:p>
+    <w:p>
+      <w:pPr>
+        <w:spacing w:after="0"/>
+        <w:ind w:firstLine="567"/>
+        <w:rPr>
+          <w:rFonts w:eastAsia="Times New Roman"/>
+        </w:rPr>
+      </w:pPr>
+    </w:p>
+    <w:p>
+      <w:pPr>
+        <w:spacing w:after="0"/>
+        <w:ind w:firstLine="567"/>
+        <w:rPr>
+          <w:rFonts w:eastAsia="Times New Roman"/>
+        </w:rPr>
+      </w:pPr>
+    </w:p>
+    <w:p>
+      <w:pPr>
+        <w:spacing w:after="0"/>
+        <w:ind w:firstLine="567"/>
+        <w:rPr>
+          <w:rFonts w:eastAsia="Times New Roman"/>
+        </w:rPr>
+      </w:pPr>
+    </w:p>
+    <w:p>
+      <w:pPr>
+        <w:spacing w:after="0"/>
+        <w:ind w:firstLine="567"/>
+        <w:rPr>
+          <w:rFonts w:eastAsia="Times New Roman"/>
+        </w:rPr>
+      </w:pPr>
+    </w:p>
+    <w:p>
+      <w:pPr>
+        <w:spacing w:after="0"/>
+        <w:ind w:firstLine="567"/>
+        <w:rPr>
+          <w:rFonts w:eastAsia="Times New Roman"/>
+        </w:rPr>
+      </w:pPr>
+    </w:p>
+    <w:p>
+      <w:pPr>
+        <w:pStyle w:val="Heading2"/>
+        <w:numPr>
+          <w:ilvl w:val="0"/>
+          <w:numId w:val="10"/>
+        </w:numPr>
+        <w:spacing w:after="0"/>
+        <w:rPr>
+          <w:rFonts w:ascii="Times New Roman" w:eastAsia="Times New Roman" w:hAnsi="Times New Roman"/>
+        </w:rPr>
+      </w:pPr>
+      <w:bookmarkStart w:id="4" w:name="_Toc229409396"/>
+      <w:r>
+        <w:rPr>
+          <w:rFonts w:ascii="Times New Roman" w:eastAsia="Times New Roman" w:hAnsi="Times New Roman"/>
+        </w:rPr>
+        <w:lastRenderedPageBreak/>
+        <w:t>Procesare iterativa, conditionala si masive (arrays)</w:t>
+      </w:r>
+      <w:bookmarkEnd w:id="4"/>
+    </w:p>
+    <w:p/>
+    <w:p>
+      <w:pPr>
+        <w:spacing w:after="0"/>
+      </w:pPr>
+      <w:r>
+        <w:rPr>
+          <w:rFonts w:eastAsia="Times New Roman"/>
+          <w:b/>
+        </w:rPr>
+        <w:t>a) Definirea problemei</w:t>
+      </w:r>
+    </w:p>
+    <w:p>
+      <w:pPr>
+        <w:spacing w:after="0"/>
+        <w:ind w:firstLine="567"/>
+      </w:pPr>
+      <w:r>
+        <w:rPr>
+          <w:rFonts w:eastAsia="Times New Roman"/>
+        </w:rPr>
+        <w:t>Datele brute necesita imbogatire cu indicatori derivati (Marja de profit) si o variabila de rating calitativ. De asemenea, trebuie validata distributia geografica a vanzarilor.</w:t>
+      </w:r>
+    </w:p>
+    <w:p>
+      <w:pPr>
+        <w:spacing w:after="0"/>
+      </w:pPr>
+      <w:r>
+        <w:rPr>
+          <w:rFonts w:eastAsia="Times New Roman"/>
+          <w:b/>
+        </w:rPr>
         <w:t>b) Informații necesare pentru rezolvare</w:t>
       </w:r>
     </w:p>
     <w:p>
       <w:pPr>
+        <w:spacing w:after="0"/>
         <w:ind w:firstLine="567"/>
       </w:pPr>
       <w:r>
         <w:rPr>
           <w:rFonts w:eastAsia="Times New Roman"/>
         </w:rPr>
-        <w:t xml:space="preserve">Fisierul sursa </w:t>
+        <w:t xml:space="preserve">Variabilele </w:t>
       </w:r>
       <w:r>
         <w:rPr>
           <w:rFonts w:ascii="Courier New" w:hAnsi="Courier New"/>
         </w:rPr>
-        <w:t>cdpr_cleaned.csv</w:t>
-      </w:r>
-      <w:r>
-        <w:rPr>
-          <w:rFonts w:eastAsia="Times New Roman"/>
-        </w:rPr>
-        <w:t xml:space="preserve"> ce contine indicatori financiari ai companiei CD Projekt Red (Venituri, Profit Net, Costuri de Marketing, etc.).</w:t>
-      </w:r>
-    </w:p>
-    <w:p>
-      <w:pPr>
+        <w:t>NetProfit</w:t>
+      </w:r>
+      <w:r>
+        <w:rPr>
+          <w:rFonts w:eastAsia="Times New Roman"/>
+        </w:rPr>
+        <w:t xml:space="preserve">, </w:t>
+      </w:r>
+      <w:r>
+        <w:rPr>
+          <w:rFonts w:ascii="Courier New" w:hAnsi="Courier New"/>
+        </w:rPr>
+        <w:t>Revenue</w:t>
+      </w:r>
+      <w:r>
+        <w:rPr>
+          <w:rFonts w:eastAsia="Times New Roman"/>
+        </w:rPr>
+        <w:t>, precum si procentele regionale (</w:t>
+      </w:r>
+      <w:r>
+        <w:rPr>
+          <w:rFonts w:ascii="Courier New" w:hAnsi="Courier New"/>
+        </w:rPr>
+        <w:t>North_America_Pct</w:t>
+      </w:r>
+      <w:r>
+        <w:rPr>
+          <w:rFonts w:eastAsia="Times New Roman"/>
+        </w:rPr>
+        <w:t xml:space="preserve">, </w:t>
+      </w:r>
+      <w:r>
+        <w:rPr>
+          <w:rFonts w:ascii="Courier New" w:hAnsi="Courier New"/>
+        </w:rPr>
+        <w:t>Europe_Pct</w:t>
+      </w:r>
+      <w:r>
+        <w:rPr>
+          <w:rFonts w:eastAsia="Times New Roman"/>
+        </w:rPr>
+        <w:t>, etc.).</w:t>
+      </w:r>
+    </w:p>
+    <w:p>
+      <w:pPr>
+        <w:spacing w:after="0"/>
+      </w:pPr>
+      <w:r>
+        <w:rPr>
+          <w:rFonts w:eastAsia="Times New Roman"/>
+          <w:b/>
+        </w:rPr>
+        <w:t>c) Metode de calcul, algoritmi, formule de calcul utilizate</w:t>
+      </w:r>
+    </w:p>
+    <w:p>
+      <w:pPr>
+        <w:spacing w:after="0"/>
         <w:ind w:firstLine="567"/>
       </w:pPr>
       <w:r>
         <w:rPr>
           <w:rFonts w:eastAsia="Times New Roman"/>
+        </w:rPr>
+        <w:t xml:space="preserve">In cadrul unui pas </w:t>
+      </w:r>
+      <w:r>
+        <w:rPr>
+          <w:rFonts w:ascii="Courier New" w:hAnsi="Courier New"/>
+        </w:rPr>
+        <w:t>DATA</w:t>
+      </w:r>
+      <w:r>
+        <w:rPr>
+          <w:rFonts w:eastAsia="Times New Roman"/>
+        </w:rPr>
+        <w:t>, s-au folosit:</w:t>
+      </w:r>
+    </w:p>
+    <w:p>
+      <w:pPr>
+        <w:pStyle w:val="ListBullet"/>
+      </w:pPr>
+      <w:r>
+        <w:rPr>
+          <w:rFonts w:eastAsia="Times New Roman"/>
+        </w:rPr>
+        <w:t>S-a calculat marja de profit (</w:t>
+      </w:r>
+      <w:r>
+        <w:rPr>
+          <w:rFonts w:ascii="Courier New" w:hAnsi="Courier New"/>
+        </w:rPr>
+        <w:t>Profit_Margin = ROUND((NetProfit / Revenue) * 100, 0.01)</w:t>
+      </w:r>
+      <w:r>
+        <w:rPr>
+          <w:rFonts w:eastAsia="Times New Roman"/>
+        </w:rPr>
+        <w:t>).</w:t>
+      </w:r>
+    </w:p>
+    <w:p>
+      <w:pPr>
+        <w:pStyle w:val="ListBullet"/>
+      </w:pPr>
+      <w:r>
+        <w:rPr>
+          <w:rFonts w:eastAsia="Times New Roman"/>
+        </w:rPr>
+        <w:t>S-a aplicat logica condițională (</w:t>
+      </w:r>
+      <w:r>
+        <w:rPr>
+          <w:rFonts w:ascii="Courier New" w:hAnsi="Courier New"/>
+        </w:rPr>
+        <w:t>IF-THEN-ELSE</w:t>
+      </w:r>
+      <w:r>
+        <w:rPr>
+          <w:rFonts w:eastAsia="Times New Roman"/>
+        </w:rPr>
+        <w:t xml:space="preserve">) pentru a crea variabila </w:t>
+      </w:r>
+      <w:r>
+        <w:rPr>
+          <w:rFonts w:ascii="Courier New" w:hAnsi="Courier New"/>
+        </w:rPr>
+        <w:t>Performanta</w:t>
+      </w:r>
+      <w:r>
+        <w:rPr>
+          <w:rFonts w:eastAsia="Times New Roman"/>
+        </w:rPr>
+        <w:t xml:space="preserve"> ("Excelenta" &gt; 30%, "Stabila" &gt; 0%, "Critica" altfel).</w:t>
+      </w:r>
+    </w:p>
+    <w:p>
+      <w:pPr>
+        <w:pStyle w:val="ListBullet"/>
+      </w:pPr>
+      <w:r>
+        <w:rPr>
+          <w:rFonts w:eastAsia="Times New Roman"/>
+        </w:rPr>
+        <w:t xml:space="preserve">S-a definit un vector de tip </w:t>
+      </w:r>
+      <w:r>
+        <w:rPr>
+          <w:rFonts w:ascii="Courier New" w:hAnsi="Courier New"/>
+        </w:rPr>
+        <w:t>ARRAY</w:t>
+      </w:r>
+      <w:r>
+        <w:rPr>
+          <w:rFonts w:eastAsia="Times New Roman"/>
+        </w:rPr>
+        <w:t xml:space="preserve"> pentru iterarea (</w:t>
+      </w:r>
+      <w:r>
+        <w:rPr>
+          <w:rFonts w:ascii="Courier New" w:hAnsi="Courier New"/>
+        </w:rPr>
+        <w:t>DO loop</w:t>
+      </w:r>
+      <w:r>
+        <w:rPr>
+          <w:rFonts w:eastAsia="Times New Roman"/>
+        </w:rPr>
+        <w:t>) peste coloanele regionale în vederea calculului unei sume de verificare.</w:t>
+      </w:r>
+    </w:p>
+    <w:p>
+      <w:pPr>
+        <w:spacing w:after="0"/>
+      </w:pPr>
+      <w:r>
+        <w:rPr>
+          <w:rFonts w:eastAsia="Times New Roman"/>
           <w:b/>
         </w:rPr>
+        <w:t>d) Prezentarea rezultatelor</w:t>
+      </w:r>
+    </w:p>
+    <w:p>
+      <w:pPr>
+        <w:spacing w:after="0"/>
+        <w:ind w:firstLine="567"/>
+      </w:pPr>
+      <w:r>
+        <w:rPr>
+          <w:rFonts w:eastAsia="Times New Roman"/>
+        </w:rPr>
+        <w:t xml:space="preserve">S-a generat un set de date rafinat </w:t>
+      </w:r>
+      <w:r>
+        <w:rPr>
+          <w:rFonts w:ascii="Courier New" w:hAnsi="Courier New"/>
+        </w:rPr>
+        <w:t>cdpr_refined</w:t>
+      </w:r>
+      <w:r>
+        <w:rPr>
+          <w:rFonts w:eastAsia="Times New Roman"/>
+        </w:rPr>
+        <w:t xml:space="preserve"> cu variabile suplimentare, din care au fost eliminate intrarile invalide prin declaratia </w:t>
+      </w:r>
+      <w:r>
+        <w:rPr>
+          <w:rFonts w:ascii="Courier New" w:hAnsi="Courier New"/>
+        </w:rPr>
+        <w:t>if not missing(Year);</w:t>
+      </w:r>
+      <w:r>
+        <w:rPr>
+          <w:rFonts w:eastAsia="Times New Roman"/>
+        </w:rPr>
+        <w:t>.</w:t>
+      </w:r>
+    </w:p>
+    <w:p>
+      <w:pPr>
+        <w:spacing w:after="0"/>
+      </w:pPr>
+      <w:r>
+        <w:rPr>
+          <w:rFonts w:eastAsia="Times New Roman"/>
+          <w:b/>
+        </w:rPr>
+        <w:t>e) Interpretarea economica a rezultatelor</w:t>
+      </w:r>
+    </w:p>
+    <w:p>
+      <w:pPr>
+        <w:spacing w:after="0"/>
+        <w:ind w:firstLine="567"/>
+        <w:rPr>
+          <w:rFonts w:eastAsia="Times New Roman"/>
+        </w:rPr>
+      </w:pPr>
+      <w:r>
+        <w:rPr>
+          <w:rFonts w:eastAsia="Times New Roman"/>
+        </w:rPr>
+        <w:t>Marja de profit procentuala si indicatorul calitativ ofera imediat o imagine a starii de sanatate a afacerii in anul respectiv. Validarea regionala asigura ca piata de desfacere analizata este reprezentata integral.</w:t>
+      </w:r>
+    </w:p>
+    <w:p>
+      <w:pPr>
+        <w:spacing w:after="0"/>
+        <w:ind w:firstLine="567"/>
+        <w:rPr>
+          <w:rFonts w:eastAsia="Times New Roman"/>
+        </w:rPr>
+      </w:pPr>
+    </w:p>
+    <w:p>
+      <w:pPr>
+        <w:spacing w:after="0"/>
+        <w:ind w:firstLine="567"/>
+        <w:rPr>
+          <w:rFonts w:eastAsia="Times New Roman"/>
+        </w:rPr>
+      </w:pPr>
+    </w:p>
+    <w:p>
+      <w:pPr>
+        <w:spacing w:after="0"/>
+        <w:ind w:firstLine="567"/>
+      </w:pPr>
+    </w:p>
+    <w:p>
+      <w:pPr>
+        <w:spacing w:after="0"/>
+        <w:ind w:firstLine="567"/>
+      </w:pPr>
+    </w:p>
+    <w:p>
+      <w:pPr>
+        <w:spacing w:after="0"/>
+        <w:ind w:firstLine="567"/>
+      </w:pPr>
+    </w:p>
+    <w:p>
+      <w:pPr>
+        <w:spacing w:after="0"/>
+        <w:ind w:firstLine="567"/>
+      </w:pPr>
+    </w:p>
+    <w:p>
+      <w:pPr>
+        <w:spacing w:after="0"/>
+        <w:ind w:firstLine="567"/>
+      </w:pPr>
+    </w:p>
+    <w:p>
+      <w:pPr>
+        <w:spacing w:after="0"/>
+      </w:pPr>
+    </w:p>
+    <w:p>
+      <w:pPr>
+        <w:pStyle w:val="Heading2"/>
+        <w:numPr>
+          <w:ilvl w:val="0"/>
+          <w:numId w:val="10"/>
+        </w:numPr>
+        <w:spacing w:after="0"/>
+        <w:rPr>
+          <w:rFonts w:ascii="Times New Roman" w:eastAsia="Times New Roman" w:hAnsi="Times New Roman"/>
+        </w:rPr>
+      </w:pPr>
+      <w:bookmarkStart w:id="5" w:name="_Toc229409397"/>
+      <w:r>
+        <w:rPr>
+          <w:rFonts w:ascii="Times New Roman" w:eastAsia="Times New Roman" w:hAnsi="Times New Roman"/>
+        </w:rPr>
+        <w:lastRenderedPageBreak/>
+        <w:t>Fuziunea si interclasarea seturilor de date</w:t>
+      </w:r>
+      <w:bookmarkEnd w:id="5"/>
+    </w:p>
+    <w:p/>
+    <w:p>
+      <w:pPr>
+        <w:spacing w:after="0"/>
+      </w:pPr>
+      <w:r>
+        <w:rPr>
+          <w:rFonts w:eastAsia="Times New Roman"/>
+          <w:b/>
+        </w:rPr>
+        <w:t>a) Definirea problemei</w:t>
+      </w:r>
+    </w:p>
+    <w:p>
+      <w:pPr>
+        <w:spacing w:after="0"/>
+        <w:ind w:firstLine="567"/>
+      </w:pPr>
+      <w:r>
+        <w:rPr>
+          <w:rFonts w:eastAsia="Times New Roman"/>
+        </w:rPr>
+        <w:t>Integrarea indicatorilor financiari cu evenimente de business majore (lansari de jocuri) pentru a oferi un context economic.</w:t>
+      </w:r>
+    </w:p>
+    <w:p>
+      <w:pPr>
+        <w:spacing w:after="0"/>
+      </w:pPr>
+      <w:r>
+        <w:rPr>
+          <w:rFonts w:eastAsia="Times New Roman"/>
+          <w:b/>
+        </w:rPr>
+        <w:t>b) Informații necesare pentru rezolvare</w:t>
+      </w:r>
+    </w:p>
+    <w:p>
+      <w:pPr>
+        <w:spacing w:after="0"/>
+        <w:ind w:firstLine="567"/>
+      </w:pPr>
+      <w:r>
+        <w:rPr>
+          <w:rFonts w:eastAsia="Times New Roman"/>
+        </w:rPr>
+        <w:t xml:space="preserve">Datasetul </w:t>
+      </w:r>
+      <w:r>
+        <w:rPr>
+          <w:rFonts w:ascii="Courier New" w:hAnsi="Courier New"/>
+        </w:rPr>
+        <w:t>cdpr_refined</w:t>
+      </w:r>
+      <w:r>
+        <w:rPr>
+          <w:rFonts w:eastAsia="Times New Roman"/>
+        </w:rPr>
+        <w:t xml:space="preserve"> si ani de lansare cheie</w:t>
+      </w:r>
+    </w:p>
+    <w:p>
+      <w:pPr>
+        <w:spacing w:after="0"/>
+      </w:pPr>
+      <w:r>
+        <w:rPr>
+          <w:rFonts w:eastAsia="Times New Roman"/>
+          <w:b/>
+        </w:rPr>
         <w:t>c) Metode de calcul, algoritmi, formule de calcul utilizate</w:t>
       </w:r>
     </w:p>
     <w:p>
       <w:pPr>
+        <w:pStyle w:val="ListBullet"/>
+        <w:spacing w:after="0"/>
+      </w:pPr>
+      <w:r>
+        <w:rPr>
+          <w:rFonts w:ascii="Courier New" w:hAnsi="Courier New"/>
+        </w:rPr>
+        <w:t>PROC SQL</w:t>
+      </w:r>
+      <w:r>
+        <w:rPr>
+          <w:rFonts w:eastAsia="Times New Roman"/>
+        </w:rPr>
+        <w:t xml:space="preserve"> pentru generarea unei tabele de metadate (</w:t>
+      </w:r>
+      <w:r>
+        <w:rPr>
+          <w:rFonts w:ascii="Courier New" w:hAnsi="Courier New"/>
+        </w:rPr>
+        <w:t>meta_evenimente</w:t>
+      </w:r>
+      <w:r>
+        <w:rPr>
+          <w:rFonts w:eastAsia="Times New Roman"/>
+        </w:rPr>
+        <w:t xml:space="preserve">) cu o clauza </w:t>
+      </w:r>
+      <w:r>
+        <w:rPr>
+          <w:rFonts w:ascii="Courier New" w:hAnsi="Courier New"/>
+        </w:rPr>
+        <w:t>CASE WHEN</w:t>
+      </w:r>
+      <w:r>
+        <w:rPr>
+          <w:rFonts w:eastAsia="Times New Roman"/>
+        </w:rPr>
+        <w:t>.</w:t>
+      </w:r>
+    </w:p>
+    <w:p>
+      <w:pPr>
+        <w:pStyle w:val="ListBullet"/>
+        <w:spacing w:after="0"/>
+      </w:pPr>
+      <w:r>
+        <w:rPr>
+          <w:rFonts w:eastAsia="Times New Roman"/>
+        </w:rPr>
+        <w:t xml:space="preserve">Instructiunea </w:t>
+      </w:r>
+      <w:r>
+        <w:rPr>
+          <w:rFonts w:ascii="Courier New" w:hAnsi="Courier New"/>
+        </w:rPr>
+        <w:t>MERGE</w:t>
+      </w:r>
+      <w:r>
+        <w:rPr>
+          <w:rFonts w:eastAsia="Times New Roman"/>
+        </w:rPr>
+        <w:t xml:space="preserve"> pentru combinarea datelor dupa cheia </w:t>
+      </w:r>
+      <w:r>
+        <w:rPr>
+          <w:rFonts w:ascii="Courier New" w:hAnsi="Courier New"/>
+        </w:rPr>
+        <w:t>Year</w:t>
+      </w:r>
+      <w:r>
+        <w:rPr>
+          <w:rFonts w:eastAsia="Times New Roman"/>
+        </w:rPr>
+        <w:t xml:space="preserve">, precedata de obligatoriul </w:t>
+      </w:r>
+      <w:r>
+        <w:rPr>
+          <w:rFonts w:ascii="Courier New" w:hAnsi="Courier New"/>
+        </w:rPr>
+        <w:t>PROC SORT</w:t>
+      </w:r>
+      <w:r>
+        <w:rPr>
+          <w:rFonts w:eastAsia="Times New Roman"/>
+        </w:rPr>
+        <w:t>.</w:t>
+      </w:r>
+    </w:p>
+    <w:p>
+      <w:pPr>
+        <w:spacing w:after="0"/>
+      </w:pPr>
+      <w:r>
+        <w:rPr>
+          <w:rFonts w:eastAsia="Times New Roman"/>
+          <w:b/>
+        </w:rPr>
+        <w:t>d) Prezentarea rezultatelor</w:t>
+      </w:r>
+    </w:p>
+    <w:p>
+      <w:pPr>
+        <w:spacing w:after="0"/>
         <w:ind w:firstLine="567"/>
       </w:pPr>
       <w:r>
         <w:rPr>
           <w:rFonts w:eastAsia="Times New Roman"/>
         </w:rPr>
-        <w:t xml:space="preserve">S-a utilizat procedura </w:t>
+        <w:t xml:space="preserve">Tabelul unificat </w:t>
       </w:r>
       <w:r>
         <w:rPr>
           <w:rFonts w:ascii="Courier New" w:hAnsi="Courier New"/>
         </w:rPr>
-        <w:t>PROC IMPORT</w:t>
-      </w:r>
-      <w:r>
-        <w:rPr>
-          <w:rFonts w:eastAsia="Times New Roman"/>
-        </w:rPr>
-        <w:t xml:space="preserve"> pentru a converti fisierul CSV intr-un set de date SAS numit </w:t>
-      </w:r>
-      <w:r>
-        <w:rPr>
-          <w:rFonts w:ascii="Courier New" w:hAnsi="Courier New"/>
-        </w:rPr>
-        <w:t>cdpr_data</w:t>
-      </w:r>
-      <w:r>
-        <w:rPr>
-          <w:rFonts w:eastAsia="Times New Roman"/>
-        </w:rPr>
-        <w:t xml:space="preserve">. S-a specificat </w:t>
-      </w:r>
-      <w:r>
-        <w:rPr>
-          <w:rFonts w:ascii="Courier New" w:hAnsi="Courier New"/>
-        </w:rPr>
-        <w:t>dbms=csv</w:t>
-      </w:r>
-      <w:r>
-        <w:rPr>
-          <w:rFonts w:eastAsia="Times New Roman"/>
-        </w:rPr>
-        <w:t xml:space="preserve"> si optiunea </w:t>
-      </w:r>
-      <w:r>
-        <w:rPr>
-          <w:rFonts w:ascii="Courier New" w:hAnsi="Courier New"/>
-        </w:rPr>
-        <w:t>getnames=yes</w:t>
-      </w:r>
-      <w:r>
-        <w:rPr>
-          <w:rFonts w:eastAsia="Times New Roman"/>
-        </w:rPr>
-        <w:t xml:space="preserve"> pentru a pastra numele coloanelor.</w:t>
-      </w:r>
-    </w:p>
-    <w:p>
-      <w:pPr>
+        <w:t>cdpr_final</w:t>
+      </w:r>
+      <w:r>
+        <w:rPr>
+          <w:rFonts w:eastAsia="Times New Roman"/>
+        </w:rPr>
+        <w:t xml:space="preserve"> ce include performanta financiara si contextul evenimentului de lansare.</w:t>
+      </w:r>
+    </w:p>
+    <w:p>
+      <w:pPr>
+        <w:spacing w:after="0"/>
         <w:ind w:firstLine="567"/>
       </w:pPr>
       <w:r>
@@ -1587,819 +3207,88 @@
           <w:rFonts w:eastAsia="Times New Roman"/>
           <w:b/>
         </w:rPr>
-        <w:t>d) Prezentarea rezultatelor</w:t>
-      </w:r>
-    </w:p>
-    <w:p>
-      <w:pPr>
+        <w:t>Extras din Raportul Financiar (PROC PRINT):</w:t>
+      </w:r>
+    </w:p>
+    <w:p>
+      <w:pPr>
+        <w:pStyle w:val="ListBullet"/>
+        <w:spacing w:after="0"/>
+      </w:pPr>
+      <w:r>
+        <w:rPr>
+          <w:rFonts w:eastAsia="Times New Roman"/>
+          <w:b/>
+        </w:rPr>
+        <w:t>Anul 2020:</w:t>
+      </w:r>
+      <w:r>
+        <w:rPr>
+          <w:rFonts w:eastAsia="Times New Roman"/>
+        </w:rPr>
+        <w:t xml:space="preserve"> Venituri 2.138.875 PLN, Profit Ridicat (Marja 53.97%), Performanta Excelenta. Eveniment: Lansare Cyberpunk 2077.</w:t>
+      </w:r>
+    </w:p>
+    <w:p>
+      <w:pPr>
+        <w:pStyle w:val="ListBullet"/>
+        <w:spacing w:after="0"/>
+      </w:pPr>
+      <w:r>
+        <w:rPr>
+          <w:rFonts w:eastAsia="Times New Roman"/>
+          <w:b/>
+        </w:rPr>
+        <w:t>Anul 2023:</w:t>
+      </w:r>
+      <w:r>
+        <w:rPr>
+          <w:rFonts w:eastAsia="Times New Roman"/>
+        </w:rPr>
+        <w:t xml:space="preserve"> Venituri 1.230.199 PLN, Profit Ridicat (Marja 39.11%), Performanta Excelenta. Eveniment: </w:t>
+      </w:r>
+      <w:r>
+        <w:rPr>
+          <w:rFonts w:eastAsia="Times New Roman"/>
+        </w:rPr>
+        <w:t>Lansare DLC (Phantom Liberty)</w:t>
+      </w:r>
+      <w:r>
+        <w:rPr>
+          <w:rFonts w:eastAsia="Times New Roman"/>
+        </w:rPr>
+        <w:t>.</w:t>
+      </w:r>
+    </w:p>
+    <w:p>
+      <w:pPr>
+        <w:spacing w:after="0"/>
         <w:ind w:firstLine="567"/>
-      </w:pPr>
-      <w:r>
-        <w:rPr>
-          <w:rFonts w:eastAsia="Times New Roman"/>
-        </w:rPr>
-        <w:t xml:space="preserve">Un tabel SAS a fost creat in biblioteca temporara </w:t>
-      </w:r>
-      <w:r>
-        <w:rPr>
-          <w:rFonts w:ascii="Courier New" w:hAnsi="Courier New"/>
-        </w:rPr>
-        <w:t>work</w:t>
-      </w:r>
-      <w:r>
-        <w:rPr>
-          <w:rFonts w:eastAsia="Times New Roman"/>
-        </w:rPr>
-        <w:t>, pregatit pentru manipularile ulterioare.</w:t>
-      </w:r>
-    </w:p>
-    <w:p>
-      <w:pPr>
+        <w:rPr>
+          <w:rFonts w:eastAsia="Times New Roman"/>
+          <w:b/>
+        </w:rPr>
+      </w:pPr>
+    </w:p>
+    <w:p>
+      <w:pPr>
+        <w:spacing w:after="0"/>
         <w:ind w:firstLine="567"/>
-      </w:pPr>
-      <w:r>
         <w:rPr>
           <w:rFonts w:eastAsia="Times New Roman"/>
           <w:b/>
         </w:rPr>
-        <w:t>e) Interpretarea economica a rezultatelor</w:t>
-      </w:r>
-    </w:p>
-    <w:p>
-      <w:pPr>
-        <w:ind w:firstLine="567"/>
-      </w:pPr>
-      <w:r>
-        <w:rPr>
-          <w:rFonts w:eastAsia="Times New Roman"/>
-        </w:rPr>
-        <w:t>Dispunem acum de o baza de date structurata ce cuprinde performantele economice anuale, esentiala pentru evaluarea evolutiei afacerii.</w:t>
-      </w:r>
-    </w:p>
-    <w:p>
-      <w:pPr>
-        <w:pStyle w:val="Heading2"/>
-      </w:pPr>
-      <w:bookmarkStart w:id="3" w:name="_Toc229409395"/>
-      <w:r>
-        <w:rPr>
-          <w:rFonts w:ascii="Times New Roman" w:eastAsia="Times New Roman" w:hAnsi="Times New Roman"/>
-        </w:rPr>
-        <w:t>2. Definirea formatelor personalizate</w:t>
-      </w:r>
-      <w:bookmarkEnd w:id="3"/>
-    </w:p>
-    <w:p>
-      <w:pPr>
-        <w:ind w:firstLine="567"/>
       </w:pPr>
       <w:r>
         <w:rPr>
           <w:rFonts w:eastAsia="Times New Roman"/>
           <w:b/>
         </w:rPr>
-        <w:t>a) Definirea problemei</w:t>
-      </w:r>
-    </w:p>
-    <w:p>
-      <w:pPr>
-        <w:ind w:firstLine="567"/>
-      </w:pPr>
-      <w:r>
-        <w:rPr>
-          <w:rFonts w:eastAsia="Times New Roman"/>
-        </w:rPr>
-        <w:t>Raportarea datelor numerice brute este greu de interpretat pentru decidentii de business. Este necesara o categorisire calitativa a profitului.</w:t>
-      </w:r>
-    </w:p>
-    <w:p>
-      <w:pPr>
-        <w:ind w:firstLine="567"/>
-      </w:pPr>
-      <w:r>
-        <w:rPr>
-          <w:rFonts w:eastAsia="Times New Roman"/>
-          <w:b/>
-        </w:rPr>
-        <w:t>b) Informații necesare pentru rezolvare</w:t>
-      </w:r>
-    </w:p>
-    <w:p>
-      <w:pPr>
-        <w:ind w:firstLine="567"/>
-      </w:pPr>
-      <w:r>
-        <w:rPr>
-          <w:rFonts w:eastAsia="Times New Roman"/>
-        </w:rPr>
-        <w:lastRenderedPageBreak/>
-        <w:t xml:space="preserve">Setul de date importat anterior. Variabila țintă pentru formatare este </w:t>
-      </w:r>
-      <w:r>
-        <w:rPr>
-          <w:rFonts w:ascii="Courier New" w:hAnsi="Courier New"/>
-        </w:rPr>
-        <w:t>NetProfit</w:t>
-      </w:r>
-      <w:r>
-        <w:rPr>
-          <w:rFonts w:eastAsia="Times New Roman"/>
-        </w:rPr>
-        <w:t xml:space="preserve"> si </w:t>
-      </w:r>
-      <w:r>
-        <w:rPr>
-          <w:rFonts w:ascii="Courier New" w:hAnsi="Courier New"/>
-        </w:rPr>
-        <w:t>Year</w:t>
-      </w:r>
-      <w:r>
-        <w:rPr>
-          <w:rFonts w:eastAsia="Times New Roman"/>
-        </w:rPr>
-        <w:t>.</w:t>
-      </w:r>
-    </w:p>
-    <w:p>
-      <w:pPr>
-        <w:ind w:firstLine="567"/>
-      </w:pPr>
-      <w:r>
-        <w:rPr>
-          <w:rFonts w:eastAsia="Times New Roman"/>
-          <w:b/>
-        </w:rPr>
-        <w:t>c) Metode de calcul, algoritmi, formule de calcul utilizate</w:t>
-      </w:r>
-    </w:p>
-    <w:p>
-      <w:pPr>
-        <w:ind w:firstLine="567"/>
-      </w:pPr>
-      <w:r>
-        <w:rPr>
-          <w:rFonts w:eastAsia="Times New Roman"/>
-        </w:rPr>
-        <w:t xml:space="preserve">S-a utilizat </w:t>
-      </w:r>
-      <w:r>
-        <w:rPr>
-          <w:rFonts w:ascii="Courier New" w:hAnsi="Courier New"/>
-        </w:rPr>
-        <w:t>PROC FORMAT</w:t>
-      </w:r>
-      <w:r>
-        <w:rPr>
-          <w:rFonts w:eastAsia="Times New Roman"/>
-        </w:rPr>
-        <w:t xml:space="preserve"> pentru a defini categoriile </w:t>
-      </w:r>
-      <w:r>
-        <w:rPr>
-          <w:rFonts w:ascii="Courier New" w:hAnsi="Courier New"/>
-        </w:rPr>
-        <w:t>profit_cat</w:t>
-      </w:r>
-      <w:r>
-        <w:rPr>
-          <w:rFonts w:eastAsia="Times New Roman"/>
-        </w:rPr>
-        <w:t xml:space="preserve"> (Pierdere, Profit Moderat, Profit Ridicat) si </w:t>
-      </w:r>
-      <w:r>
-        <w:rPr>
-          <w:rFonts w:ascii="Courier New" w:hAnsi="Courier New"/>
-        </w:rPr>
-        <w:t>deceniu_fmt</w:t>
-      </w:r>
-      <w:r>
-        <w:rPr>
-          <w:rFonts w:eastAsia="Times New Roman"/>
-        </w:rPr>
-        <w:t xml:space="preserve"> pentru gruparea anilor financiari in decenii.</w:t>
-      </w:r>
-    </w:p>
-    <w:p>
-      <w:pPr>
-        <w:ind w:firstLine="567"/>
-      </w:pPr>
-      <w:r>
-        <w:rPr>
-          <w:rFonts w:eastAsia="Times New Roman"/>
-          <w:b/>
-        </w:rPr>
-        <w:t>d) Prezentarea rezultatelor</w:t>
-      </w:r>
-    </w:p>
-    <w:p>
-      <w:pPr>
-        <w:ind w:firstLine="567"/>
-      </w:pPr>
-      <w:r>
-        <w:rPr>
-          <w:rFonts w:eastAsia="Times New Roman"/>
-        </w:rPr>
-        <w:t>Aceste formate sunt stocate in catalogul de formate SAS si pot fi aplicate ulterior in procedurile de printare si statistica.</w:t>
-      </w:r>
-    </w:p>
-    <w:p>
-      <w:pPr>
-        <w:ind w:firstLine="567"/>
-      </w:pPr>
-      <w:r>
-        <w:rPr>
-          <w:rFonts w:eastAsia="Times New Roman"/>
-          <w:b/>
-        </w:rPr>
-        <w:t>e) Interpretarea economica a rezultatelor</w:t>
-      </w:r>
-    </w:p>
-    <w:p>
-      <w:pPr>
-        <w:ind w:firstLine="567"/>
-      </w:pPr>
-      <w:r>
-        <w:rPr>
-          <w:rFonts w:eastAsia="Times New Roman"/>
-        </w:rPr>
-        <w:t>Asigura o vizualizare clara a rentabilitatii companiei (de exemplu, identificarea rapida a anilor pe minus) si faciliteaza analizele pe decenii de dezvoltare.</w:t>
-      </w:r>
-    </w:p>
-    <w:p>
-      <w:pPr>
-        <w:pStyle w:val="Heading2"/>
-      </w:pPr>
-      <w:bookmarkStart w:id="4" w:name="_Toc229409396"/>
-      <w:r>
-        <w:rPr>
-          <w:rFonts w:ascii="Times New Roman" w:eastAsia="Times New Roman" w:hAnsi="Times New Roman"/>
-        </w:rPr>
-        <w:t>3. Procesare iterativa, conditionala si masive (arrays)</w:t>
-      </w:r>
-      <w:bookmarkEnd w:id="4"/>
-    </w:p>
-    <w:p>
-      <w:pPr>
-        <w:ind w:firstLine="567"/>
-      </w:pPr>
-      <w:r>
-        <w:rPr>
-          <w:rFonts w:eastAsia="Times New Roman"/>
-          <w:b/>
-        </w:rPr>
-        <w:t>a) Definirea problemei</w:t>
-      </w:r>
-    </w:p>
-    <w:p>
-      <w:pPr>
-        <w:ind w:firstLine="567"/>
-      </w:pPr>
-      <w:r>
-        <w:rPr>
-          <w:rFonts w:eastAsia="Times New Roman"/>
-        </w:rPr>
-        <w:t>Datele brute necesita imbogatire cu indicatori derivati (Marja de profit) si o variabila de rating calitativ. De asemenea, trebuie validata distributia geografica a vanzarilor.</w:t>
-      </w:r>
-    </w:p>
-    <w:p>
-      <w:pPr>
-        <w:ind w:firstLine="567"/>
-      </w:pPr>
-      <w:r>
-        <w:rPr>
-          <w:rFonts w:eastAsia="Times New Roman"/>
-          <w:b/>
-        </w:rPr>
-        <w:t>b) Informații necesare pentru rezolvare</w:t>
-      </w:r>
-    </w:p>
-    <w:p>
-      <w:pPr>
-        <w:ind w:firstLine="567"/>
-      </w:pPr>
-      <w:r>
-        <w:rPr>
-          <w:rFonts w:eastAsia="Times New Roman"/>
-        </w:rPr>
-        <w:t xml:space="preserve">Variabilele </w:t>
-      </w:r>
-      <w:r>
-        <w:rPr>
-          <w:rFonts w:ascii="Courier New" w:hAnsi="Courier New"/>
-        </w:rPr>
-        <w:t>NetProfit</w:t>
-      </w:r>
-      <w:r>
-        <w:rPr>
-          <w:rFonts w:eastAsia="Times New Roman"/>
-        </w:rPr>
-        <w:t xml:space="preserve">, </w:t>
-      </w:r>
-      <w:r>
-        <w:rPr>
-          <w:rFonts w:ascii="Courier New" w:hAnsi="Courier New"/>
-        </w:rPr>
-        <w:t>Revenue</w:t>
-      </w:r>
-      <w:r>
-        <w:rPr>
-          <w:rFonts w:eastAsia="Times New Roman"/>
-        </w:rPr>
-        <w:t>, precum si procentele regionale (</w:t>
-      </w:r>
-      <w:r>
-        <w:rPr>
-          <w:rFonts w:ascii="Courier New" w:hAnsi="Courier New"/>
-        </w:rPr>
-        <w:t>North_America_Pct</w:t>
-      </w:r>
-      <w:r>
-        <w:rPr>
-          <w:rFonts w:eastAsia="Times New Roman"/>
-        </w:rPr>
-        <w:t xml:space="preserve">, </w:t>
-      </w:r>
-      <w:r>
-        <w:rPr>
-          <w:rFonts w:ascii="Courier New" w:hAnsi="Courier New"/>
-        </w:rPr>
-        <w:t>Europe_Pct</w:t>
-      </w:r>
-      <w:r>
-        <w:rPr>
-          <w:rFonts w:eastAsia="Times New Roman"/>
-        </w:rPr>
-        <w:t>, etc.).</w:t>
-      </w:r>
-    </w:p>
-    <w:p>
-      <w:pPr>
-        <w:ind w:firstLine="567"/>
-      </w:pPr>
-      <w:r>
-        <w:rPr>
-          <w:rFonts w:eastAsia="Times New Roman"/>
-          <w:b/>
-        </w:rPr>
-        <w:t>c) Metode de calcul, algoritmi, formule de calcul utilizate</w:t>
-      </w:r>
-    </w:p>
-    <w:p>
-      <w:pPr>
-        <w:ind w:firstLine="567"/>
-      </w:pPr>
-      <w:r>
-        <w:rPr>
-          <w:rFonts w:eastAsia="Times New Roman"/>
-        </w:rPr>
-        <w:t xml:space="preserve">In cadrul unui pas </w:t>
-      </w:r>
-      <w:r>
-        <w:rPr>
-          <w:rFonts w:ascii="Courier New" w:hAnsi="Courier New"/>
-        </w:rPr>
-        <w:t>DATA</w:t>
-      </w:r>
-      <w:r>
-        <w:rPr>
-          <w:rFonts w:eastAsia="Times New Roman"/>
-        </w:rPr>
-        <w:t>, s-au folosit:</w:t>
-      </w:r>
-    </w:p>
-    <w:p>
-      <w:pPr>
-        <w:pStyle w:val="ListBullet"/>
-      </w:pPr>
-      <w:r>
-        <w:rPr>
-          <w:rFonts w:eastAsia="Times New Roman"/>
-        </w:rPr>
-        <w:t xml:space="preserve">Functia </w:t>
-      </w:r>
-      <w:r>
-        <w:rPr>
-          <w:rFonts w:ascii="Courier New" w:hAnsi="Courier New"/>
-        </w:rPr>
-        <w:t>ROUND</w:t>
-      </w:r>
-      <w:r>
-        <w:rPr>
-          <w:rFonts w:eastAsia="Times New Roman"/>
-        </w:rPr>
-        <w:t xml:space="preserve"> pentru calculul Marjei de Profit.</w:t>
-      </w:r>
-    </w:p>
-    <w:p>
-      <w:pPr>
-        <w:pStyle w:val="ListBullet"/>
-      </w:pPr>
-      <w:r>
-        <w:rPr>
-          <w:rFonts w:eastAsia="Times New Roman"/>
-        </w:rPr>
-        <w:t xml:space="preserve">Structura </w:t>
-      </w:r>
-      <w:r>
-        <w:rPr>
-          <w:rFonts w:ascii="Courier New" w:hAnsi="Courier New"/>
-        </w:rPr>
-        <w:t>IF-THEN-ELSE</w:t>
-      </w:r>
-      <w:r>
-        <w:rPr>
-          <w:rFonts w:eastAsia="Times New Roman"/>
-        </w:rPr>
-        <w:t xml:space="preserve"> pentru stabilirea performantei anuale.</w:t>
-      </w:r>
-    </w:p>
-    <w:p>
-      <w:pPr>
-        <w:pStyle w:val="ListBullet"/>
-      </w:pPr>
-      <w:r>
-        <w:rPr>
-          <w:rFonts w:eastAsia="Times New Roman"/>
-        </w:rPr>
-        <w:t xml:space="preserve">Un </w:t>
-      </w:r>
-      <w:r>
-        <w:rPr>
-          <w:rFonts w:ascii="Courier New" w:hAnsi="Courier New"/>
-        </w:rPr>
-        <w:t>ARRAY</w:t>
-      </w:r>
-      <w:r>
-        <w:rPr>
-          <w:rFonts w:eastAsia="Times New Roman"/>
-        </w:rPr>
-        <w:t xml:space="preserve"> parcurs printr-o bucla </w:t>
-      </w:r>
-      <w:r>
-        <w:rPr>
-          <w:rFonts w:ascii="Courier New" w:hAnsi="Courier New"/>
-        </w:rPr>
-        <w:t>DO</w:t>
-      </w:r>
-      <w:r>
-        <w:rPr>
-          <w:rFonts w:eastAsia="Times New Roman"/>
-        </w:rPr>
-        <w:t xml:space="preserve"> pentru calculul sumei ponderilor regionale (verificare a completitudinii ariei geografice).</w:t>
-      </w:r>
-    </w:p>
-    <w:p>
-      <w:pPr>
-        <w:ind w:firstLine="567"/>
-      </w:pPr>
-      <w:r>
-        <w:rPr>
-          <w:rFonts w:eastAsia="Times New Roman"/>
-          <w:b/>
-        </w:rPr>
-        <w:t>d) Prezentarea rezultatelor</w:t>
-      </w:r>
-    </w:p>
-    <w:p>
-      <w:pPr>
-        <w:ind w:firstLine="567"/>
-      </w:pPr>
-      <w:r>
-        <w:rPr>
-          <w:rFonts w:eastAsia="Times New Roman"/>
-        </w:rPr>
-        <w:lastRenderedPageBreak/>
-        <w:t xml:space="preserve">S-a generat un set de date rafinat </w:t>
-      </w:r>
-      <w:r>
-        <w:rPr>
-          <w:rFonts w:ascii="Courier New" w:hAnsi="Courier New"/>
-        </w:rPr>
-        <w:t>cdpr_refined</w:t>
-      </w:r>
-      <w:r>
-        <w:rPr>
-          <w:rFonts w:eastAsia="Times New Roman"/>
-        </w:rPr>
-        <w:t xml:space="preserve"> cu variabile suplimentare, din care au fost eliminate intrarile invalide prin declaratia </w:t>
-      </w:r>
-      <w:r>
-        <w:rPr>
-          <w:rFonts w:ascii="Courier New" w:hAnsi="Courier New"/>
-        </w:rPr>
-        <w:t>if not missing(Year);</w:t>
-      </w:r>
-      <w:r>
-        <w:rPr>
-          <w:rFonts w:eastAsia="Times New Roman"/>
-        </w:rPr>
-        <w:t>.</w:t>
-      </w:r>
-    </w:p>
-    <w:p>
-      <w:pPr>
-        <w:ind w:firstLine="567"/>
-      </w:pPr>
-      <w:r>
-        <w:rPr>
-          <w:rFonts w:eastAsia="Times New Roman"/>
-          <w:b/>
-        </w:rPr>
-        <w:t>e) Interpretarea economica a rezultatelor</w:t>
-      </w:r>
-    </w:p>
-    <w:p>
-      <w:pPr>
-        <w:ind w:firstLine="567"/>
-      </w:pPr>
-      <w:r>
-        <w:rPr>
-          <w:rFonts w:eastAsia="Times New Roman"/>
-        </w:rPr>
-        <w:t>Marja de profit procentuala si indicatorul calitativ ofera imediat o imagine a starii de sanatate a afacerii in anul respectiv. Validarea regionala asigura ca piata de desfacere analizata este reprezentata integral.</w:t>
-      </w:r>
-    </w:p>
-    <w:p>
-      <w:pPr>
-        <w:pStyle w:val="Heading2"/>
-      </w:pPr>
-      <w:bookmarkStart w:id="5" w:name="_Toc229409397"/>
-      <w:r>
-        <w:rPr>
-          <w:rFonts w:ascii="Times New Roman" w:eastAsia="Times New Roman" w:hAnsi="Times New Roman"/>
-        </w:rPr>
-        <w:t>4. Fuziunea si interclasarea seturilor de date</w:t>
-      </w:r>
-      <w:bookmarkEnd w:id="5"/>
-    </w:p>
-    <w:p>
-      <w:pPr>
-        <w:ind w:firstLine="567"/>
-      </w:pPr>
-      <w:r>
-        <w:rPr>
-          <w:rFonts w:eastAsia="Times New Roman"/>
-          <w:b/>
-        </w:rPr>
-        <w:t>a) Definirea problemei</w:t>
-      </w:r>
-    </w:p>
-    <w:p>
-      <w:pPr>
-        <w:ind w:firstLine="567"/>
-      </w:pPr>
-      <w:r>
-        <w:rPr>
-          <w:rFonts w:eastAsia="Times New Roman"/>
-        </w:rPr>
-        <w:t>Integrarea indicatorilor financiari cu evenimente de business majore (lansari de jocuri) pentru a oferi un context economic.</w:t>
-      </w:r>
-    </w:p>
-    <w:p>
-      <w:pPr>
-        <w:ind w:firstLine="567"/>
-      </w:pPr>
-      <w:r>
-        <w:rPr>
-          <w:rFonts w:eastAsia="Times New Roman"/>
-          <w:b/>
-        </w:rPr>
-        <w:t>b) Informații necesare pentru rezolvare</w:t>
-      </w:r>
-    </w:p>
-    <w:p>
-      <w:pPr>
-        <w:ind w:firstLine="567"/>
-      </w:pPr>
-      <w:r>
-        <w:rPr>
-          <w:rFonts w:eastAsia="Times New Roman"/>
-        </w:rPr>
-        <w:t xml:space="preserve">Datasetul </w:t>
-      </w:r>
-      <w:r>
-        <w:rPr>
-          <w:rFonts w:ascii="Courier New" w:hAnsi="Courier New"/>
-        </w:rPr>
-        <w:t>cdpr_refined</w:t>
-      </w:r>
-      <w:r>
-        <w:rPr>
-          <w:rFonts w:eastAsia="Times New Roman"/>
-        </w:rPr>
-        <w:t xml:space="preserve"> si ani de lansare cheie (ex. 2015 - Witcher 3, 2020 - Cyberpunk).</w:t>
-      </w:r>
-    </w:p>
-    <w:p>
-      <w:pPr>
-        <w:ind w:firstLine="567"/>
-      </w:pPr>
-      <w:r>
-        <w:rPr>
-          <w:rFonts w:eastAsia="Times New Roman"/>
-          <w:b/>
-        </w:rPr>
-        <w:t>c) Metode de calcul, algoritmi, formule de calcul utilizate</w:t>
-      </w:r>
-    </w:p>
-    <w:p>
-      <w:pPr>
-        <w:pStyle w:val="ListBullet"/>
-      </w:pPr>
-      <w:r>
-        <w:rPr>
-          <w:rFonts w:ascii="Courier New" w:hAnsi="Courier New"/>
-        </w:rPr>
-        <w:t>PROC SQL</w:t>
-      </w:r>
-      <w:r>
-        <w:rPr>
-          <w:rFonts w:eastAsia="Times New Roman"/>
-        </w:rPr>
-        <w:t xml:space="preserve"> pentru generarea unei tabele de metadate (</w:t>
-      </w:r>
-      <w:r>
-        <w:rPr>
-          <w:rFonts w:ascii="Courier New" w:hAnsi="Courier New"/>
-        </w:rPr>
-        <w:t>meta_evenimente</w:t>
-      </w:r>
-      <w:r>
-        <w:rPr>
-          <w:rFonts w:eastAsia="Times New Roman"/>
-        </w:rPr>
-        <w:t xml:space="preserve">) cu o clauza </w:t>
-      </w:r>
-      <w:r>
-        <w:rPr>
-          <w:rFonts w:ascii="Courier New" w:hAnsi="Courier New"/>
-        </w:rPr>
-        <w:t>CASE WHEN</w:t>
-      </w:r>
-      <w:r>
-        <w:rPr>
-          <w:rFonts w:eastAsia="Times New Roman"/>
-        </w:rPr>
-        <w:t>.</w:t>
-      </w:r>
-    </w:p>
-    <w:p>
-      <w:pPr>
-        <w:pStyle w:val="ListBullet"/>
-      </w:pPr>
-      <w:r>
-        <w:rPr>
-          <w:rFonts w:eastAsia="Times New Roman"/>
-        </w:rPr>
-        <w:t xml:space="preserve">Instructiunea </w:t>
-      </w:r>
-      <w:r>
-        <w:rPr>
-          <w:rFonts w:ascii="Courier New" w:hAnsi="Courier New"/>
-        </w:rPr>
-        <w:t>MERGE</w:t>
-      </w:r>
-      <w:r>
-        <w:rPr>
-          <w:rFonts w:eastAsia="Times New Roman"/>
-        </w:rPr>
-        <w:t xml:space="preserve"> pentru combinarea datelor dupa cheia </w:t>
-      </w:r>
-      <w:r>
-        <w:rPr>
-          <w:rFonts w:ascii="Courier New" w:hAnsi="Courier New"/>
-        </w:rPr>
-        <w:t>Year</w:t>
-      </w:r>
-      <w:r>
-        <w:rPr>
-          <w:rFonts w:eastAsia="Times New Roman"/>
-        </w:rPr>
-        <w:t xml:space="preserve">, precedata de obligatoriul </w:t>
-      </w:r>
-      <w:r>
-        <w:rPr>
-          <w:rFonts w:ascii="Courier New" w:hAnsi="Courier New"/>
-        </w:rPr>
-        <w:t>PROC SORT</w:t>
-      </w:r>
-      <w:r>
-        <w:rPr>
-          <w:rFonts w:eastAsia="Times New Roman"/>
-        </w:rPr>
-        <w:t>.</w:t>
-      </w:r>
-    </w:p>
-    <w:p>
-      <w:pPr>
-        <w:ind w:firstLine="567"/>
-      </w:pPr>
-      <w:r>
-        <w:rPr>
-          <w:rFonts w:eastAsia="Times New Roman"/>
-          <w:b/>
-        </w:rPr>
-        <w:t>d) Prezentarea rezultatelor</w:t>
-      </w:r>
-    </w:p>
-    <w:p>
-      <w:pPr>
-        <w:ind w:firstLine="567"/>
-      </w:pPr>
-      <w:r>
-        <w:rPr>
-          <w:rFonts w:eastAsia="Times New Roman"/>
-        </w:rPr>
-        <w:t xml:space="preserve">Tabelul unificat </w:t>
-      </w:r>
-      <w:r>
-        <w:rPr>
-          <w:rFonts w:ascii="Courier New" w:hAnsi="Courier New"/>
-        </w:rPr>
-        <w:t>cdpr_final</w:t>
-      </w:r>
-      <w:r>
-        <w:rPr>
-          <w:rFonts w:eastAsia="Times New Roman"/>
-        </w:rPr>
-        <w:t xml:space="preserve"> ce include performanta financiara si contextul evenimentului de lansare.</w:t>
-      </w:r>
-    </w:p>
-    <w:p>
-      <w:pPr>
-        <w:ind w:firstLine="567"/>
-      </w:pPr>
-      <w:r>
-        <w:rPr>
-          <w:rFonts w:eastAsia="Times New Roman"/>
-          <w:b/>
-        </w:rPr>
-        <w:t>Extras din Raportul Financiar (PROC PRINT):</w:t>
-      </w:r>
-    </w:p>
-    <w:p>
-      <w:pPr>
-        <w:pStyle w:val="ListBullet"/>
-      </w:pPr>
-      <w:r>
-        <w:rPr>
-          <w:rFonts w:eastAsia="Times New Roman"/>
-          <w:b/>
-        </w:rPr>
-        <w:t>Anul 2020:</w:t>
-      </w:r>
-      <w:r>
-        <w:rPr>
-          <w:rFonts w:eastAsia="Times New Roman"/>
-        </w:rPr>
-        <w:t xml:space="preserve"> Venituri 2.138.875 PLN, Profit Ridicat (Marja 53.97%), Performanta Excelenta. Eveniment: Lansare Cyberpunk 2077.</w:t>
-      </w:r>
-    </w:p>
-    <w:p>
-      <w:pPr>
-        <w:pStyle w:val="ListBullet"/>
-      </w:pPr>
-      <w:r>
-        <w:rPr>
-          <w:rFonts w:eastAsia="Times New Roman"/>
-          <w:b/>
-        </w:rPr>
-        <w:t>Anul 2023:</w:t>
-      </w:r>
-      <w:r>
-        <w:rPr>
-          <w:rFonts w:eastAsia="Times New Roman"/>
-        </w:rPr>
-        <w:t xml:space="preserve"> Venituri 1.230.199 PLN, Profit Ridicat (Marja 39.11%), Performanta Excelenta. Eveniment: An Intermediar.</w:t>
-      </w:r>
-    </w:p>
-    <w:p>
-      <w:pPr>
-        <w:ind w:firstLine="567"/>
-        <w:rPr>
-          <w:rFonts w:eastAsia="Times New Roman"/>
-          <w:b/>
-        </w:rPr>
-      </w:pPr>
-    </w:p>
-    <w:p>
-      <w:pPr>
-        <w:ind w:firstLine="567"/>
-        <w:rPr>
-          <w:rFonts w:eastAsia="Times New Roman"/>
-          <w:b/>
-        </w:rPr>
-      </w:pPr>
-      <w:r>
-        <w:rPr>
-          <w:rFonts w:eastAsia="Times New Roman"/>
-          <w:b/>
-        </w:rPr>
         <w:drawing>
-          <wp:inline distT="0" distB="0" distL="0" distR="0" wp14:anchorId="06CC347B" wp14:editId="6306143E">
-            <wp:extent cx="4525006" cy="2229161"/>
-            <wp:effectExtent l="0" t="0" r="9525" b="0"/>
-            <wp:docPr id="62344944" name="Picture 1"/>
+          <wp:inline distT="0" distB="0" distL="0" distR="0" wp14:anchorId="27917830" wp14:editId="0828A5C7">
+            <wp:extent cx="3965944" cy="2470392"/>
+            <wp:effectExtent l="0" t="0" r="0" b="6350"/>
+            <wp:docPr id="1827805813" name="Picture 1"/>
             <wp:cNvGraphicFramePr>
               <a:graphicFrameLocks xmlns:a="http://schemas.openxmlformats.org/drawingml/2006/main" noChangeAspect="1"/>
             </wp:cNvGraphicFramePr>
@@ -2407,110 +3296,7 @@
               <a:graphicData uri="http://schemas.openxmlformats.org/drawingml/2006/picture">
                 <pic:pic xmlns:pic="http://schemas.openxmlformats.org/drawingml/2006/picture">
                   <pic:nvPicPr>
-                    <pic:cNvPr id="62344944" name=""/>
-                    <pic:cNvPicPr/>
-                  </pic:nvPicPr>
-                  <pic:blipFill>
-                    <a:blip r:embed="rId6"/>
-                    <a:stretch>
-                      <a:fillRect/>
-                    </a:stretch>
-                  </pic:blipFill>
-                  <pic:spPr>
-                    <a:xfrm>
-                      <a:off x="0" y="0"/>
-                      <a:ext cx="4525006" cy="2229161"/>
-                    </a:xfrm>
-                    <a:prstGeom prst="rect">
-                      <a:avLst/>
-                    </a:prstGeom>
-                  </pic:spPr>
-                </pic:pic>
-              </a:graphicData>
-            </a:graphic>
-          </wp:inline>
-        </w:drawing>
-      </w:r>
-    </w:p>
-    <w:p>
-      <w:pPr>
-        <w:pStyle w:val="Caption"/>
-      </w:pPr>
-      <w:bookmarkStart w:id="6" w:name="_Toc229409330"/>
-      <w:r>
-        <w:t xml:space="preserve">Figure </w:t>
-      </w:r>
-      <w:r>
-        <w:fldChar w:fldCharType="begin"/>
-      </w:r>
-      <w:r>
-        <w:instrText xml:space="preserve"> SEQ Figure \* ARABIC </w:instrText>
-      </w:r>
-      <w:r>
-        <w:fldChar w:fldCharType="separate"/>
-      </w:r>
-      <w:r>
-        <w:rPr>
-          <w:noProof/>
-        </w:rPr>
-        <w:t>1</w:t>
-      </w:r>
-      <w:r>
-        <w:fldChar w:fldCharType="end"/>
-      </w:r>
-      <w:r>
-        <w:t xml:space="preserve"> - </w:t>
-      </w:r>
-      <w:r>
-        <w:t>Tabelul "Raport Financiar CD Projekt Red</w:t>
-      </w:r>
-      <w:bookmarkEnd w:id="6"/>
-    </w:p>
-    <w:p>
-      <w:pPr>
-        <w:ind w:firstLine="567"/>
-      </w:pPr>
-      <w:r>
-        <w:rPr>
-          <w:rFonts w:eastAsia="Times New Roman"/>
-          <w:b/>
-        </w:rPr>
-        <w:t>Distributia Performantei in raport cu Evenimentele Majore (PROC FREQ):</w:t>
-      </w:r>
-    </w:p>
-    <w:p>
-      <w:pPr>
-        <w:pStyle w:val="ListBullet"/>
-      </w:pPr>
-      <w:r>
-        <w:rPr>
-          <w:rFonts w:eastAsia="Times New Roman"/>
-        </w:rPr>
-        <w:t>Dintre anii catalogati cu performanta "Excelenta" (8 in total), 1 a coincis cu Lansarea Cyberpunk 2077, iar restul de 7 au fost ani cu vanzari susținute post-lansare.</w:t>
-      </w:r>
-    </w:p>
-    <w:p>
-      <w:pPr>
-        <w:ind w:firstLine="567"/>
-      </w:pPr>
-      <w:r>
-        <w:rPr>
-          <w:rFonts w:eastAsia="Times New Roman"/>
-          <w:b/>
-        </w:rPr>
-        <w:drawing>
-          <wp:inline distT="0" distB="0" distL="0" distR="0" wp14:anchorId="48251666" wp14:editId="51D91D72">
-            <wp:extent cx="4115374" cy="1800476"/>
-            <wp:effectExtent l="0" t="0" r="0" b="9525"/>
-            <wp:docPr id="28786384" name="Picture 1"/>
-            <wp:cNvGraphicFramePr>
-              <a:graphicFrameLocks xmlns:a="http://schemas.openxmlformats.org/drawingml/2006/main" noChangeAspect="1"/>
-            </wp:cNvGraphicFramePr>
-            <a:graphic xmlns:a="http://schemas.openxmlformats.org/drawingml/2006/main">
-              <a:graphicData uri="http://schemas.openxmlformats.org/drawingml/2006/picture">
-                <pic:pic xmlns:pic="http://schemas.openxmlformats.org/drawingml/2006/picture">
-                  <pic:nvPicPr>
-                    <pic:cNvPr id="28786384" name=""/>
+                    <pic:cNvPr id="1827805813" name=""/>
                     <pic:cNvPicPr/>
                   </pic:nvPicPr>
                   <pic:blipFill>
@@ -2522,7 +3308,7 @@
                   <pic:spPr>
                     <a:xfrm>
                       <a:off x="0" y="0"/>
-                      <a:ext cx="4115374" cy="1800476"/>
+                      <a:ext cx="3990103" cy="2485440"/>
                     </a:xfrm>
                     <a:prstGeom prst="rect">
                       <a:avLst/>
@@ -2538,8 +3324,9 @@
     <w:p>
       <w:pPr>
         <w:pStyle w:val="Caption"/>
-      </w:pPr>
-      <w:bookmarkStart w:id="7" w:name="_Toc229409331"/>
+        <w:spacing w:after="0"/>
+      </w:pPr>
+      <w:bookmarkStart w:id="6" w:name="_Toc229409330"/>
       <w:r>
         <w:t xml:space="preserve">Figure </w:t>
       </w:r>
@@ -2556,7 +3343,7 @@
         <w:rPr>
           <w:noProof/>
         </w:rPr>
-        <w:t>2</w:t>
+        <w:t>1</w:t>
       </w:r>
       <w:r>
         <w:fldChar w:fldCharType="end"/>
@@ -2565,17 +3352,13 @@
         <w:t xml:space="preserve"> - </w:t>
       </w:r>
       <w:r>
-        <w:t>Tabelul "Distributia Performantei in raport cu Evenimentele Majore"</w:t>
-      </w:r>
-      <w:bookmarkEnd w:id="7"/>
-    </w:p>
-    <w:p>
-      <w:pPr>
-        <w:pStyle w:val="Caption"/>
-      </w:pPr>
-    </w:p>
-    <w:p>
-      <w:pPr>
+        <w:t>Tabelul "Raport Financiar CD Projekt Red</w:t>
+      </w:r>
+      <w:bookmarkEnd w:id="6"/>
+    </w:p>
+    <w:p>
+      <w:pPr>
+        <w:spacing w:after="0"/>
         <w:ind w:firstLine="567"/>
       </w:pPr>
       <w:r>
@@ -2583,298 +3366,57 @@
           <w:rFonts w:eastAsia="Times New Roman"/>
           <w:b/>
         </w:rPr>
-        <w:t>e) Interpretarea economica a rezultatelor</w:t>
-      </w:r>
-    </w:p>
-    <w:p>
-      <w:pPr>
+        <w:lastRenderedPageBreak/>
+        <w:t>Distributia Performantei in raport cu Evenimentele Majore (PROC FREQ):</w:t>
+      </w:r>
+    </w:p>
+    <w:p>
+      <w:pPr>
+        <w:pStyle w:val="ListBullet"/>
+        <w:spacing w:after="0"/>
+      </w:pPr>
+      <w:r>
+        <w:rPr>
+          <w:rFonts w:eastAsia="Times New Roman"/>
+        </w:rPr>
+        <w:t>Dintre anii catalogati cu performanta "Excelenta" (</w:t>
+      </w:r>
+      <w:r>
+        <w:rPr>
+          <w:rFonts w:eastAsia="Times New Roman"/>
+        </w:rPr>
+        <w:t>10</w:t>
+      </w:r>
+      <w:r>
+        <w:rPr>
+          <w:rFonts w:eastAsia="Times New Roman"/>
+        </w:rPr>
+        <w:t xml:space="preserve"> in total), 1 a coincis cu Lansarea Cyberpunk 2077, </w:t>
+      </w:r>
+      <w:r>
+        <w:rPr>
+          <w:rFonts w:eastAsia="Times New Roman"/>
+        </w:rPr>
+        <w:t xml:space="preserve"> respectiv 1 a coincis cu Lansarea Serialului Edgerunners si inca 1 cu Lansarea DLC-ului</w:t>
+      </w:r>
+      <w:r>
+        <w:rPr>
+          <w:rFonts w:eastAsia="Times New Roman"/>
+        </w:rPr>
+        <w:t>.</w:t>
+      </w:r>
+    </w:p>
+    <w:p>
+      <w:pPr>
+        <w:spacing w:after="0"/>
         <w:ind w:firstLine="567"/>
-        <w:rPr>
-          <w:rFonts w:eastAsia="Times New Roman"/>
-        </w:rPr>
-      </w:pPr>
-      <w:r>
-        <w:rPr>
-          <w:rFonts w:eastAsia="Times New Roman"/>
-        </w:rPr>
-        <w:t>Permite evidentierea dependentei absolute a veniturilor CD Projekt Red de lansarile majore (AAA releases), fenomen specific industriei de gaming.</w:t>
-      </w:r>
-    </w:p>
-    <w:p>
-      <w:pPr>
-        <w:ind w:firstLine="567"/>
-        <w:rPr>
-          <w:rFonts w:eastAsia="Times New Roman"/>
-        </w:rPr>
-      </w:pPr>
-    </w:p>
-    <w:p>
-      <w:pPr>
-        <w:ind w:firstLine="567"/>
-        <w:rPr>
-          <w:rFonts w:eastAsia="Times New Roman"/>
-        </w:rPr>
-      </w:pPr>
-    </w:p>
-    <w:p>
-      <w:pPr>
-        <w:ind w:firstLine="567"/>
-      </w:pPr>
-    </w:p>
-    <w:p>
-      <w:pPr>
-        <w:pStyle w:val="Heading2"/>
-      </w:pPr>
-      <w:bookmarkStart w:id="8" w:name="_Toc229409398"/>
-      <w:r>
-        <w:rPr>
-          <w:rFonts w:ascii="Times New Roman" w:eastAsia="Times New Roman" w:hAnsi="Times New Roman"/>
-        </w:rPr>
-        <w:t>5. Analiza si Raportare Statistica</w:t>
-      </w:r>
-      <w:bookmarkEnd w:id="8"/>
-    </w:p>
-    <w:p>
-      <w:pPr>
-        <w:ind w:firstLine="567"/>
-      </w:pPr>
-      <w:r>
-        <w:rPr>
-          <w:rFonts w:eastAsia="Times New Roman"/>
-          <w:b/>
-        </w:rPr>
-        <w:t>a) Definirea problemei</w:t>
-      </w:r>
-    </w:p>
-    <w:p>
-      <w:pPr>
-        <w:ind w:firstLine="567"/>
-      </w:pPr>
-      <w:r>
-        <w:rPr>
-          <w:rFonts w:eastAsia="Times New Roman"/>
-        </w:rPr>
-        <w:t>Identificarea indicatorilor de performanta de baza si a asocierilor dintre principalii vectori financiari (Marketing vs. Profit).</w:t>
-      </w:r>
-    </w:p>
-    <w:p>
-      <w:pPr>
-        <w:ind w:firstLine="567"/>
-      </w:pPr>
-      <w:r>
-        <w:rPr>
-          <w:rFonts w:eastAsia="Times New Roman"/>
-          <w:b/>
-        </w:rPr>
-        <w:t>b) Informații necesare pentru rezolvare</w:t>
-      </w:r>
-    </w:p>
-    <w:p>
-      <w:pPr>
-        <w:ind w:firstLine="567"/>
-      </w:pPr>
-      <w:r>
-        <w:rPr>
-          <w:rFonts w:eastAsia="Times New Roman"/>
-        </w:rPr>
-        <w:t xml:space="preserve">Setul unificat </w:t>
-      </w:r>
-      <w:r>
-        <w:rPr>
-          <w:rFonts w:ascii="Courier New" w:hAnsi="Courier New"/>
-        </w:rPr>
-        <w:t>cdpr_final</w:t>
-      </w:r>
-      <w:r>
-        <w:rPr>
-          <w:rFonts w:eastAsia="Times New Roman"/>
-        </w:rPr>
-        <w:t xml:space="preserve"> cu categoriile de profit si variabilele cantitative (Revenue, MarketingCosts, NetProfit).</w:t>
-      </w:r>
-    </w:p>
-    <w:p>
-      <w:pPr>
-        <w:ind w:firstLine="567"/>
-      </w:pPr>
-      <w:r>
-        <w:rPr>
-          <w:rFonts w:eastAsia="Times New Roman"/>
-          <w:b/>
-        </w:rPr>
-        <w:t>c) Metode de calcul, algoritmi, formule de calcul utilizate</w:t>
-      </w:r>
-    </w:p>
-    <w:p>
-      <w:pPr>
-        <w:pStyle w:val="ListBullet"/>
-      </w:pPr>
-      <w:r>
-        <w:rPr>
-          <w:rFonts w:ascii="Courier New" w:hAnsi="Courier New"/>
-        </w:rPr>
-        <w:t>PROC MEANS</w:t>
-      </w:r>
-      <w:r>
-        <w:rPr>
-          <w:rFonts w:eastAsia="Times New Roman"/>
-        </w:rPr>
-        <w:t xml:space="preserve"> pentru determinarea mediei, minimului, maximului si abaterii standard. S-a utilizat declaratia </w:t>
-      </w:r>
-      <w:r>
-        <w:rPr>
-          <w:rFonts w:ascii="Courier New" w:hAnsi="Courier New"/>
-        </w:rPr>
-        <w:t>CLASS</w:t>
-      </w:r>
-      <w:r>
-        <w:rPr>
-          <w:rFonts w:eastAsia="Times New Roman"/>
-        </w:rPr>
-        <w:t xml:space="preserve"> pentru gruparea pe decenii.</w:t>
-      </w:r>
-    </w:p>
-    <w:p>
-      <w:pPr>
-        <w:pStyle w:val="ListBullet"/>
-      </w:pPr>
-      <w:r>
-        <w:rPr>
-          <w:rFonts w:ascii="Courier New" w:hAnsi="Courier New"/>
-        </w:rPr>
-        <w:t>PROC CORR</w:t>
-      </w:r>
-      <w:r>
-        <w:rPr>
-          <w:rFonts w:eastAsia="Times New Roman"/>
-        </w:rPr>
-        <w:t xml:space="preserve"> pentru calcularea coeficientului de corelatie liniara Pearson intre costurile de marketing si profit/venit.</w:t>
-      </w:r>
-    </w:p>
-    <w:p>
-      <w:pPr>
-        <w:pStyle w:val="ListBullet"/>
-      </w:pPr>
-      <w:r>
-        <w:rPr>
-          <w:rFonts w:ascii="Courier New" w:hAnsi="Courier New"/>
-        </w:rPr>
-        <w:t>PROC FREQ</w:t>
-      </w:r>
-      <w:r>
-        <w:rPr>
-          <w:rFonts w:eastAsia="Times New Roman"/>
-        </w:rPr>
-        <w:t xml:space="preserve"> pentru un tabel de contingenta intre Performanta si Eveniment_Major.</w:t>
-      </w:r>
-    </w:p>
-    <w:p>
-      <w:pPr>
-        <w:ind w:firstLine="567"/>
-      </w:pPr>
-      <w:r>
-        <w:rPr>
-          <w:rFonts w:eastAsia="Times New Roman"/>
-          <w:b/>
-        </w:rPr>
-        <w:t>d) Prezentarea rezultatelor</w:t>
-      </w:r>
-    </w:p>
-    <w:p>
-      <w:pPr>
-        <w:ind w:firstLine="567"/>
-      </w:pPr>
-      <w:r>
-        <w:rPr>
-          <w:rFonts w:eastAsia="Times New Roman"/>
-        </w:rPr>
-        <w:t>Rapoarte agregate afisate in Output, prezentand relatiile si metricile cheie per categorie temporala si eveniment.</w:t>
-      </w:r>
-    </w:p>
-    <w:p>
-      <w:pPr>
-        <w:ind w:firstLine="567"/>
-      </w:pPr>
-      <w:r>
-        <w:rPr>
-          <w:rFonts w:eastAsia="Times New Roman"/>
-          <w:b/>
-        </w:rPr>
-        <w:t>Indicatori Statistici Generali (PROC MEANS):</w:t>
-      </w:r>
-    </w:p>
-    <w:p>
-      <w:pPr>
-        <w:pStyle w:val="ListBullet"/>
-      </w:pPr>
-      <w:r>
-        <w:rPr>
-          <w:rFonts w:eastAsia="Times New Roman"/>
-          <w:b/>
-        </w:rPr>
-        <w:t>Media Veniturilor (Revenue):</w:t>
-      </w:r>
-      <w:r>
-        <w:rPr>
-          <w:rFonts w:eastAsia="Times New Roman"/>
-        </w:rPr>
-        <w:t xml:space="preserve"> 934.355 PLN</w:t>
-      </w:r>
-    </w:p>
-    <w:p>
-      <w:pPr>
-        <w:pStyle w:val="ListBullet"/>
-      </w:pPr>
-      <w:r>
-        <w:rPr>
-          <w:rFonts w:eastAsia="Times New Roman"/>
-          <w:b/>
-        </w:rPr>
-        <w:t>Media Profitului Net:</w:t>
-      </w:r>
-      <w:r>
-        <w:rPr>
-          <w:rFonts w:eastAsia="Times New Roman"/>
-        </w:rPr>
-        <w:t xml:space="preserve"> 407.455 PLN</w:t>
-      </w:r>
-    </w:p>
-    <w:p>
-      <w:pPr>
-        <w:pStyle w:val="ListBullet"/>
-      </w:pPr>
-      <w:r>
-        <w:rPr>
-          <w:rFonts w:eastAsia="Times New Roman"/>
-          <w:b/>
-        </w:rPr>
-        <w:t>Media Costurilor de Marketing:</w:t>
-      </w:r>
-      <w:r>
-        <w:rPr>
-          <w:rFonts w:eastAsia="Times New Roman"/>
-        </w:rPr>
-        <w:t xml:space="preserve"> 196.796 PLN</w:t>
-      </w:r>
-    </w:p>
-    <w:p>
-      <w:pPr>
-        <w:ind w:firstLine="567"/>
-        <w:rPr>
-          <w:rFonts w:eastAsia="Times New Roman"/>
-          <w:b/>
-        </w:rPr>
-      </w:pPr>
-      <w:r>
-        <w:rPr>
-          <w:rFonts w:eastAsia="Times New Roman"/>
-          <w:b/>
-        </w:rPr>
-        <w:lastRenderedPageBreak/>
+      </w:pPr>
+      <w:r>
         <w:drawing>
-          <wp:inline distT="0" distB="0" distL="0" distR="0" wp14:anchorId="486D1096" wp14:editId="1B223019">
-            <wp:extent cx="4801270" cy="1590897"/>
-            <wp:effectExtent l="0" t="0" r="0" b="9525"/>
-            <wp:docPr id="1757084202" name="Picture 1"/>
+          <wp:inline distT="0" distB="0" distL="0" distR="0" wp14:anchorId="5053B25A" wp14:editId="520311F7">
+            <wp:extent cx="5704840" cy="1397635"/>
+            <wp:effectExtent l="0" t="0" r="0" b="0"/>
+            <wp:docPr id="966977707" name="Picture 1"/>
             <wp:cNvGraphicFramePr>
               <a:graphicFrameLocks xmlns:a="http://schemas.openxmlformats.org/drawingml/2006/main" noChangeAspect="1"/>
             </wp:cNvGraphicFramePr>
@@ -2882,7 +3424,7 @@
               <a:graphicData uri="http://schemas.openxmlformats.org/drawingml/2006/picture">
                 <pic:pic xmlns:pic="http://schemas.openxmlformats.org/drawingml/2006/picture">
                   <pic:nvPicPr>
-                    <pic:cNvPr id="1757084202" name=""/>
+                    <pic:cNvPr id="966977707" name=""/>
                     <pic:cNvPicPr/>
                   </pic:nvPicPr>
                   <pic:blipFill>
@@ -2894,7 +3436,7 @@
                   <pic:spPr>
                     <a:xfrm>
                       <a:off x="0" y="0"/>
-                      <a:ext cx="4801270" cy="1590897"/>
+                      <a:ext cx="5704840" cy="1397635"/>
                     </a:xfrm>
                     <a:prstGeom prst="rect">
                       <a:avLst/>
@@ -2910,12 +3452,9 @@
     <w:p>
       <w:pPr>
         <w:pStyle w:val="Caption"/>
-        <w:rPr>
-          <w:rFonts w:eastAsia="Times New Roman"/>
-          <w:b w:val="0"/>
-        </w:rPr>
-      </w:pPr>
-      <w:bookmarkStart w:id="9" w:name="_Toc229409332"/>
+        <w:spacing w:after="0"/>
+      </w:pPr>
+      <w:bookmarkStart w:id="7" w:name="_Toc229409331"/>
       <w:r>
         <w:t xml:space="preserve">Figure </w:t>
       </w:r>
@@ -2932,87 +3471,448 @@
         <w:rPr>
           <w:noProof/>
         </w:rPr>
-        <w:t>3</w:t>
+        <w:t>2</w:t>
       </w:r>
       <w:r>
         <w:fldChar w:fldCharType="end"/>
       </w:r>
       <w:r>
-        <w:t xml:space="preserve"> - Tabelul "Indicatori Statistici: Venituri, Profit si Cheltuieli Marketing"</w:t>
-      </w:r>
-      <w:bookmarkEnd w:id="9"/>
+        <w:t xml:space="preserve"> - </w:t>
+      </w:r>
+      <w:r>
+        <w:t>Tabelul "Distributia Performantei in raport cu Evenimentele Majore"</w:t>
+      </w:r>
+      <w:bookmarkEnd w:id="7"/>
+    </w:p>
+    <w:p>
+      <w:pPr>
+        <w:pStyle w:val="Caption"/>
+        <w:spacing w:after="0"/>
+      </w:pPr>
+    </w:p>
+    <w:p>
+      <w:pPr>
+        <w:spacing w:after="0"/>
+      </w:pPr>
+      <w:r>
+        <w:rPr>
+          <w:rFonts w:eastAsia="Times New Roman"/>
+          <w:b/>
+        </w:rPr>
+        <w:t>e) Interpretarea economica a rezultatelor</w:t>
+      </w:r>
     </w:p>
     <w:p>
       <w:pPr>
         <w:ind w:firstLine="567"/>
+      </w:pPr>
+      <w:r>
+        <w:rPr>
+          <w:rFonts w:eastAsia="Times New Roman"/>
+        </w:rPr>
+        <w:t>Permite evidentierea dependentei absolute a veniturilor CD Projekt Red de lansarile majore (AAA releases), fenomen specific industriei de gaming.</w:t>
+      </w:r>
+      <w:r>
+        <w:rPr>
+          <w:rFonts w:eastAsia="Times New Roman"/>
+        </w:rPr>
+        <w:t xml:space="preserve"> </w:t>
+      </w:r>
+      <w:r>
+        <w:rPr>
+          <w:rFonts w:eastAsia="Times New Roman"/>
+        </w:rPr>
+        <w:t>Asocierea bazelor de date demonstrează modelul de afaceri asimetric al studiourilor de jocuri: efort capital masiv pe termen lung, recompensat prin explozii exponențiale de capital ("spikes") în anii lansărilor.</w:t>
+      </w:r>
+    </w:p>
+    <w:p>
+      <w:pPr>
+        <w:spacing w:after="0"/>
+        <w:ind w:firstLine="567"/>
+        <w:rPr>
+          <w:rFonts w:eastAsia="Times New Roman"/>
+        </w:rPr>
+      </w:pPr>
+    </w:p>
+    <w:p>
+      <w:pPr>
+        <w:spacing w:after="0"/>
+        <w:ind w:firstLine="567"/>
+        <w:rPr>
+          <w:rFonts w:eastAsia="Times New Roman"/>
+        </w:rPr>
+      </w:pPr>
+    </w:p>
+    <w:p>
+      <w:pPr>
+        <w:spacing w:after="0"/>
+        <w:ind w:firstLine="567"/>
+        <w:rPr>
+          <w:rFonts w:eastAsia="Times New Roman"/>
+        </w:rPr>
+      </w:pPr>
+    </w:p>
+    <w:p>
+      <w:pPr>
+        <w:spacing w:after="0"/>
+        <w:ind w:firstLine="567"/>
+      </w:pPr>
+    </w:p>
+    <w:p>
+      <w:pPr>
+        <w:spacing w:after="0"/>
+        <w:ind w:firstLine="567"/>
+      </w:pPr>
+    </w:p>
+    <w:p>
+      <w:pPr>
+        <w:spacing w:after="0"/>
+        <w:ind w:firstLine="567"/>
+      </w:pPr>
+    </w:p>
+    <w:p>
+      <w:pPr>
+        <w:spacing w:after="0"/>
+        <w:ind w:firstLine="567"/>
+      </w:pPr>
+    </w:p>
+    <w:p>
+      <w:pPr>
+        <w:spacing w:after="0"/>
+        <w:ind w:firstLine="567"/>
+      </w:pPr>
+    </w:p>
+    <w:p>
+      <w:pPr>
+        <w:spacing w:after="0"/>
+        <w:ind w:firstLine="567"/>
+      </w:pPr>
+    </w:p>
+    <w:p>
+      <w:pPr>
+        <w:spacing w:after="0"/>
+        <w:ind w:firstLine="567"/>
+      </w:pPr>
+    </w:p>
+    <w:p>
+      <w:pPr>
+        <w:spacing w:after="0"/>
+        <w:ind w:firstLine="567"/>
+      </w:pPr>
+    </w:p>
+    <w:p>
+      <w:pPr>
+        <w:spacing w:after="0"/>
+        <w:ind w:firstLine="567"/>
+      </w:pPr>
+    </w:p>
+    <w:p>
+      <w:pPr>
+        <w:spacing w:after="0"/>
+        <w:ind w:firstLine="567"/>
+      </w:pPr>
+    </w:p>
+    <w:p>
+      <w:pPr>
+        <w:spacing w:after="0"/>
+        <w:ind w:firstLine="567"/>
+      </w:pPr>
+    </w:p>
+    <w:p>
+      <w:pPr>
+        <w:spacing w:after="0"/>
+        <w:ind w:firstLine="567"/>
+      </w:pPr>
+    </w:p>
+    <w:p>
+      <w:pPr>
+        <w:spacing w:after="0"/>
+        <w:ind w:firstLine="567"/>
+      </w:pPr>
+    </w:p>
+    <w:p>
+      <w:pPr>
+        <w:pStyle w:val="Heading2"/>
+        <w:numPr>
+          <w:ilvl w:val="0"/>
+          <w:numId w:val="10"/>
+        </w:numPr>
+        <w:spacing w:after="0"/>
+        <w:rPr>
+          <w:rFonts w:ascii="Times New Roman" w:eastAsia="Times New Roman" w:hAnsi="Times New Roman"/>
+        </w:rPr>
+      </w:pPr>
+      <w:bookmarkStart w:id="8" w:name="_Toc229409398"/>
+      <w:r>
+        <w:rPr>
+          <w:rFonts w:ascii="Times New Roman" w:eastAsia="Times New Roman" w:hAnsi="Times New Roman"/>
+        </w:rPr>
+        <w:lastRenderedPageBreak/>
+        <w:t>Analiza si Raportare Statistica</w:t>
+      </w:r>
+      <w:bookmarkEnd w:id="8"/>
+    </w:p>
+    <w:p/>
+    <w:p>
+      <w:pPr>
+        <w:spacing w:after="0"/>
+      </w:pPr>
+      <w:r>
         <w:rPr>
           <w:rFonts w:eastAsia="Times New Roman"/>
           <w:b/>
         </w:rPr>
-      </w:pPr>
-    </w:p>
-    <w:p>
-      <w:pPr>
+        <w:t>a) Definirea problemei</w:t>
+      </w:r>
+    </w:p>
+    <w:p>
+      <w:pPr>
+        <w:spacing w:after="0"/>
         <w:ind w:firstLine="567"/>
       </w:pPr>
       <w:r>
         <w:rPr>
           <w:rFonts w:eastAsia="Times New Roman"/>
+        </w:rPr>
+        <w:t>Identificarea indicatorilor de performanta de baza si a asocierilor dintre principalii vectori financiari (Marketing vs. Profit).</w:t>
+      </w:r>
+    </w:p>
+    <w:p>
+      <w:pPr>
+        <w:spacing w:after="0"/>
+      </w:pPr>
+      <w:r>
+        <w:rPr>
+          <w:rFonts w:eastAsia="Times New Roman"/>
           <w:b/>
         </w:rPr>
-        <w:t>Corelatii Financiare (PROC CORR):</w:t>
+        <w:t>b) Informații necesare pentru rezolvare</w:t>
+      </w:r>
+    </w:p>
+    <w:p>
+      <w:pPr>
+        <w:spacing w:after="0"/>
+        <w:ind w:firstLine="567"/>
+      </w:pPr>
+      <w:r>
+        <w:rPr>
+          <w:rFonts w:eastAsia="Times New Roman"/>
+        </w:rPr>
+        <w:t xml:space="preserve">Setul unificat </w:t>
+      </w:r>
+      <w:r>
+        <w:rPr>
+          <w:rFonts w:ascii="Courier New" w:hAnsi="Courier New"/>
+        </w:rPr>
+        <w:t>cdpr_final</w:t>
+      </w:r>
+      <w:r>
+        <w:rPr>
+          <w:rFonts w:eastAsia="Times New Roman"/>
+        </w:rPr>
+        <w:t xml:space="preserve"> cu categoriile de profit si variabilele cantitative (Revenue, MarketingCosts, NetProfit).</w:t>
+      </w:r>
+    </w:p>
+    <w:p>
+      <w:pPr>
+        <w:spacing w:after="0"/>
+      </w:pPr>
+      <w:r>
+        <w:rPr>
+          <w:rFonts w:eastAsia="Times New Roman"/>
+          <w:b/>
+        </w:rPr>
+        <w:t>c) Metode de calcul, algoritmi, formule de calcul utilizate</w:t>
       </w:r>
     </w:p>
     <w:p>
       <w:pPr>
         <w:pStyle w:val="ListBullet"/>
-      </w:pPr>
-      <w:r>
-        <w:rPr>
-          <w:rFonts w:eastAsia="Times New Roman"/>
-        </w:rPr>
-        <w:t xml:space="preserve">Corelatia intre Costuri Marketing si Venituri: </w:t>
-      </w:r>
+        <w:spacing w:after="0"/>
+      </w:pPr>
+      <w:r>
+        <w:rPr>
+          <w:rFonts w:ascii="Courier New" w:hAnsi="Courier New"/>
+        </w:rPr>
+        <w:t>PROC MEANS</w:t>
+      </w:r>
+      <w:r>
+        <w:rPr>
+          <w:rFonts w:eastAsia="Times New Roman"/>
+        </w:rPr>
+        <w:t xml:space="preserve"> pentru determinarea mediei, minimului, maximului si abaterii standard. S-a utilizat declaratia </w:t>
+      </w:r>
+      <w:r>
+        <w:rPr>
+          <w:rFonts w:ascii="Courier New" w:hAnsi="Courier New"/>
+        </w:rPr>
+        <w:t>CLASS</w:t>
+      </w:r>
+      <w:r>
+        <w:rPr>
+          <w:rFonts w:eastAsia="Times New Roman"/>
+        </w:rPr>
+        <w:t xml:space="preserve"> pentru gruparea pe decenii.</w:t>
+      </w:r>
+    </w:p>
+    <w:p>
+      <w:pPr>
+        <w:pStyle w:val="ListBullet"/>
+        <w:spacing w:after="0"/>
+      </w:pPr>
+      <w:r>
+        <w:rPr>
+          <w:rFonts w:ascii="Courier New" w:hAnsi="Courier New"/>
+        </w:rPr>
+        <w:t>PROC CORR</w:t>
+      </w:r>
+      <w:r>
+        <w:rPr>
+          <w:rFonts w:eastAsia="Times New Roman"/>
+        </w:rPr>
+        <w:t xml:space="preserve"> pentru calcularea coeficientului de corelatie liniara Pearson intre costurile de marketing si profit/venit.</w:t>
+      </w:r>
+    </w:p>
+    <w:p>
+      <w:pPr>
+        <w:pStyle w:val="ListBullet"/>
+        <w:spacing w:after="0"/>
+      </w:pPr>
+      <w:r>
+        <w:rPr>
+          <w:rFonts w:ascii="Courier New" w:hAnsi="Courier New"/>
+        </w:rPr>
+        <w:t>PROC FREQ</w:t>
+      </w:r>
+      <w:r>
+        <w:rPr>
+          <w:rFonts w:eastAsia="Times New Roman"/>
+        </w:rPr>
+        <w:t xml:space="preserve"> pentru un tabel de contingenta intre Performanta si Eveniment_Major.</w:t>
+      </w:r>
+    </w:p>
+    <w:p>
+      <w:pPr>
+        <w:spacing w:after="0"/>
+      </w:pPr>
       <w:r>
         <w:rPr>
           <w:rFonts w:eastAsia="Times New Roman"/>
           <w:b/>
         </w:rPr>
-        <w:t>0.8659</w:t>
-      </w:r>
-      <w:r>
-        <w:rPr>
-          <w:rFonts w:eastAsia="Times New Roman"/>
-        </w:rPr>
-        <w:t xml:space="preserve"> (Foarte puternica si pozitiva)</w:t>
+        <w:t>d) Prezentarea rezultatelor</w:t>
+      </w:r>
+    </w:p>
+    <w:p>
+      <w:pPr>
+        <w:spacing w:after="0"/>
+        <w:ind w:firstLine="567"/>
+      </w:pPr>
+      <w:r>
+        <w:rPr>
+          <w:rFonts w:eastAsia="Times New Roman"/>
+        </w:rPr>
+        <w:t>Rapoarte agregate afisate in Output, prezentand relatiile si metricile cheie per categorie temporala si eveniment.</w:t>
+      </w:r>
+    </w:p>
+    <w:p>
+      <w:pPr>
+        <w:spacing w:after="0"/>
+        <w:ind w:firstLine="567"/>
+      </w:pPr>
+      <w:r>
+        <w:rPr>
+          <w:rFonts w:eastAsia="Times New Roman"/>
+          <w:b/>
+        </w:rPr>
+        <w:t>Indicatori Statistici Generali (PROC MEANS):</w:t>
       </w:r>
     </w:p>
     <w:p>
       <w:pPr>
         <w:pStyle w:val="ListBullet"/>
-      </w:pPr>
-      <w:r>
-        <w:rPr>
-          <w:rFonts w:eastAsia="Times New Roman"/>
-        </w:rPr>
-        <w:t xml:space="preserve">Corelatia intre Costuri Marketing si Profit Net: </w:t>
-      </w:r>
+        <w:spacing w:after="0"/>
+      </w:pPr>
       <w:r>
         <w:rPr>
           <w:rFonts w:eastAsia="Times New Roman"/>
           <w:b/>
         </w:rPr>
-        <w:t>0.7028</w:t>
-      </w:r>
-      <w:r>
-        <w:rPr>
-          <w:rFonts w:eastAsia="Times New Roman"/>
-        </w:rPr>
-        <w:t xml:space="preserve"> (Puternica si pozitiva)</w:t>
-      </w:r>
-    </w:p>
-    <w:p>
-      <w:pPr>
+        <w:t>Media Veniturilor (Revenue):</w:t>
+      </w:r>
+      <w:r>
+        <w:rPr>
+          <w:rFonts w:eastAsia="Times New Roman"/>
+        </w:rPr>
+        <w:t xml:space="preserve"> </w:t>
+      </w:r>
+      <w:r>
+        <w:rPr>
+          <w:rFonts w:eastAsia="Times New Roman"/>
+        </w:rPr>
+        <w:t>648.761 PLN</w:t>
+      </w:r>
+      <w:r>
+        <w:rPr>
+          <w:rFonts w:eastAsia="Times New Roman"/>
+          <w:b/>
+        </w:rPr>
+        <w:t xml:space="preserve"> </w:t>
+      </w:r>
+    </w:p>
+    <w:p>
+      <w:pPr>
+        <w:pStyle w:val="ListBullet"/>
+        <w:spacing w:after="0"/>
+      </w:pPr>
+      <w:r>
+        <w:rPr>
+          <w:rFonts w:eastAsia="Times New Roman"/>
+          <w:b/>
+        </w:rPr>
+        <w:t>Media Profitului Net:</w:t>
+      </w:r>
+      <w:r>
+        <w:rPr>
+          <w:rFonts w:eastAsia="Times New Roman"/>
+        </w:rPr>
+        <w:t xml:space="preserve"> </w:t>
+      </w:r>
+      <w:r>
+        <w:rPr>
+          <w:rFonts w:eastAsia="Times New Roman"/>
+        </w:rPr>
+        <w:t>275.128 PLN</w:t>
+      </w:r>
+    </w:p>
+    <w:p>
+      <w:pPr>
+        <w:pStyle w:val="ListBullet"/>
+        <w:spacing w:after="0"/>
+      </w:pPr>
+      <w:r>
+        <w:rPr>
+          <w:rFonts w:eastAsia="Times New Roman"/>
+          <w:b/>
+        </w:rPr>
+        <w:t>Media Costurilor de Marketing:</w:t>
+      </w:r>
+      <w:r>
+        <w:rPr>
+          <w:rFonts w:eastAsia="Times New Roman"/>
+        </w:rPr>
+        <w:t xml:space="preserve"> </w:t>
+      </w:r>
+      <w:r>
+        <w:rPr>
+          <w:rFonts w:eastAsia="Times New Roman"/>
+        </w:rPr>
+        <w:t>131.172 PLN.</w:t>
+      </w:r>
+    </w:p>
+    <w:p>
+      <w:pPr>
+        <w:spacing w:after="0"/>
         <w:ind w:firstLine="567"/>
         <w:rPr>
           <w:rFonts w:eastAsia="Times New Roman"/>
@@ -3025,10 +3925,10 @@
           <w:b/>
         </w:rPr>
         <w:drawing>
-          <wp:inline distT="0" distB="0" distL="0" distR="0" wp14:anchorId="66D33198" wp14:editId="4F228C41">
-            <wp:extent cx="3924848" cy="3610479"/>
-            <wp:effectExtent l="0" t="0" r="0" b="9525"/>
-            <wp:docPr id="1355387059" name="Picture 1"/>
+          <wp:inline distT="0" distB="0" distL="0" distR="0" wp14:anchorId="66ACB726" wp14:editId="559959B0">
+            <wp:extent cx="4106030" cy="1409700"/>
+            <wp:effectExtent l="0" t="0" r="8890" b="0"/>
+            <wp:docPr id="1349729778" name="Picture 1"/>
             <wp:cNvGraphicFramePr>
               <a:graphicFrameLocks xmlns:a="http://schemas.openxmlformats.org/drawingml/2006/main" noChangeAspect="1"/>
             </wp:cNvGraphicFramePr>
@@ -3036,7 +3936,7 @@
               <a:graphicData uri="http://schemas.openxmlformats.org/drawingml/2006/picture">
                 <pic:pic xmlns:pic="http://schemas.openxmlformats.org/drawingml/2006/picture">
                   <pic:nvPicPr>
-                    <pic:cNvPr id="1355387059" name=""/>
+                    <pic:cNvPr id="1349729778" name=""/>
                     <pic:cNvPicPr/>
                   </pic:nvPicPr>
                   <pic:blipFill>
@@ -3048,7 +3948,7 @@
                   <pic:spPr>
                     <a:xfrm>
                       <a:off x="0" y="0"/>
-                      <a:ext cx="3924848" cy="3610479"/>
+                      <a:ext cx="4108206" cy="1410447"/>
                     </a:xfrm>
                     <a:prstGeom prst="rect">
                       <a:avLst/>
@@ -3064,282 +3964,150 @@
     <w:p>
       <w:pPr>
         <w:pStyle w:val="Caption"/>
+        <w:spacing w:after="0"/>
         <w:rPr>
           <w:rFonts w:eastAsia="Times New Roman"/>
           <w:b w:val="0"/>
         </w:rPr>
       </w:pPr>
+      <w:bookmarkStart w:id="9" w:name="_Toc229409332"/>
+      <w:r>
+        <w:t xml:space="preserve">Figure </w:t>
+      </w:r>
+      <w:r>
+        <w:fldChar w:fldCharType="begin"/>
+      </w:r>
+      <w:r>
+        <w:instrText xml:space="preserve"> SEQ Figure \* ARABIC </w:instrText>
+      </w:r>
+      <w:r>
+        <w:fldChar w:fldCharType="separate"/>
+      </w:r>
+      <w:r>
+        <w:rPr>
+          <w:noProof/>
+        </w:rPr>
+        <w:t>3</w:t>
+      </w:r>
+      <w:r>
+        <w:fldChar w:fldCharType="end"/>
+      </w:r>
+      <w:r>
+        <w:t xml:space="preserve"> - Tabelul "Indicatori Statistici: Venituri, Profit si Cheltuieli Marketing"</w:t>
+      </w:r>
+      <w:bookmarkEnd w:id="9"/>
+    </w:p>
+    <w:p>
+      <w:pPr>
+        <w:spacing w:after="0"/>
+        <w:ind w:firstLine="567"/>
+        <w:rPr>
+          <w:rFonts w:eastAsia="Times New Roman"/>
+          <w:b/>
+        </w:rPr>
+      </w:pPr>
+    </w:p>
+    <w:p>
+      <w:pPr>
+        <w:spacing w:after="0"/>
+        <w:ind w:firstLine="567"/>
+      </w:pPr>
+      <w:r>
+        <w:rPr>
+          <w:rFonts w:eastAsia="Times New Roman"/>
+          <w:b/>
+        </w:rPr>
+        <w:t>Corelatii Financiare (PROC CORR):</w:t>
+      </w:r>
+    </w:p>
+    <w:p>
+      <w:pPr>
+        <w:pStyle w:val="ListBullet"/>
+      </w:pPr>
+      <w:r>
+        <w:rPr>
+          <w:rFonts w:eastAsia="Times New Roman"/>
+        </w:rPr>
+        <w:t xml:space="preserve">Corelația între Costuri Marketing și Venituri: </w:t>
+      </w:r>
+      <w:r>
+        <w:rPr>
+          <w:rFonts w:eastAsia="Times New Roman"/>
+          <w:b/>
+        </w:rPr>
+        <w:t>r = 0.9041</w:t>
+      </w:r>
+      <w:r>
+        <w:rPr>
+          <w:rFonts w:eastAsia="Times New Roman"/>
+        </w:rPr>
+        <w:t>, cu p &lt; 0.0001.</w:t>
+      </w:r>
+      <w:r>
+        <w:rPr>
+          <w:rFonts w:eastAsia="Times New Roman"/>
+        </w:rPr>
+        <w:t xml:space="preserve"> (f puternic</w:t>
+      </w:r>
+      <w:r>
+        <w:rPr>
+          <w:rFonts w:eastAsia="Times New Roman"/>
+        </w:rPr>
+        <w:t>a)</w:t>
+      </w:r>
+    </w:p>
+    <w:p>
+      <w:pPr>
+        <w:pStyle w:val="ListBullet"/>
+      </w:pPr>
+      <w:r>
+        <w:rPr>
+          <w:rFonts w:eastAsia="Times New Roman"/>
+        </w:rPr>
+        <w:t xml:space="preserve">Corelația între Costuri Marketing și Profit Net: </w:t>
+      </w:r>
+      <w:r>
+        <w:rPr>
+          <w:rFonts w:eastAsia="Times New Roman"/>
+          <w:b/>
+        </w:rPr>
+        <w:t>r = 0.7898</w:t>
+      </w:r>
+      <w:r>
+        <w:rPr>
+          <w:rFonts w:eastAsia="Times New Roman"/>
+        </w:rPr>
+        <w:t>, cu p = 0.0003.</w:t>
+      </w:r>
+      <w:r>
+        <w:rPr>
+          <w:rFonts w:eastAsia="Times New Roman"/>
+        </w:rPr>
+        <w:t xml:space="preserve"> (puternica)</w:t>
+      </w:r>
+    </w:p>
+    <w:p>
+      <w:pPr>
+        <w:spacing w:after="0"/>
+        <w:ind w:firstLine="567"/>
+        <w:rPr>
+          <w:rFonts w:eastAsia="Times New Roman"/>
+          <w:b/>
+        </w:rPr>
+      </w:pPr>
+    </w:p>
+    <w:p>
+      <w:pPr>
+        <w:pStyle w:val="Caption"/>
+        <w:spacing w:after="0"/>
+      </w:pPr>
       <w:bookmarkStart w:id="10" w:name="_Toc229409333"/>
       <w:r>
-        <w:t xml:space="preserve">Figure </w:t>
-      </w:r>
-      <w:r>
-        <w:fldChar w:fldCharType="begin"/>
-      </w:r>
-      <w:r>
-        <w:instrText xml:space="preserve"> SEQ Figure \* ARABIC </w:instrText>
-      </w:r>
-      <w:r>
-        <w:fldChar w:fldCharType="separate"/>
-      </w:r>
-      <w:r>
-        <w:rPr>
-          <w:noProof/>
-        </w:rPr>
-        <w:t>4</w:t>
-      </w:r>
-      <w:r>
-        <w:fldChar w:fldCharType="end"/>
-      </w:r>
-      <w:r>
-        <w:t xml:space="preserve"> - Tabelul "Corelatia dintre Venituri, Cheltuieli Marketing si Profit Net"</w:t>
-      </w:r>
-      <w:bookmarkEnd w:id="10"/>
-    </w:p>
-    <w:p>
-      <w:pPr>
-        <w:ind w:firstLine="567"/>
-      </w:pPr>
-      <w:r>
-        <w:rPr>
-          <w:rFonts w:eastAsia="Times New Roman"/>
-          <w:b/>
-        </w:rPr>
-        <w:t>e) Interpretarea economica a rezultatelor</w:t>
-      </w:r>
-    </w:p>
-    <w:p>
-      <w:pPr>
-        <w:ind w:firstLine="567"/>
-        <w:rPr>
-          <w:rFonts w:eastAsia="Times New Roman"/>
-        </w:rPr>
-      </w:pPr>
-      <w:r>
-        <w:rPr>
-          <w:rFonts w:eastAsia="Times New Roman"/>
-        </w:rPr>
-        <w:lastRenderedPageBreak/>
-        <w:t>Se observa o corelatie foarte puternica intre sumele investite in marketing (MarketingCosts) si venitul brut generat in anul lansarii (0.86). Tabelul de frecvente arata o relatie clara de cauzalitate intre lansari si performanta "Excelenta".</w:t>
-      </w:r>
-    </w:p>
-    <w:p>
-      <w:pPr>
-        <w:ind w:firstLine="567"/>
-        <w:rPr>
-          <w:rFonts w:eastAsia="Times New Roman"/>
-        </w:rPr>
-      </w:pPr>
-    </w:p>
-    <w:p>
-      <w:pPr>
-        <w:ind w:firstLine="567"/>
-        <w:rPr>
-          <w:rFonts w:eastAsia="Times New Roman"/>
-        </w:rPr>
-      </w:pPr>
-    </w:p>
-    <w:p>
-      <w:pPr>
-        <w:ind w:firstLine="567"/>
-        <w:rPr>
-          <w:rFonts w:eastAsia="Times New Roman"/>
-        </w:rPr>
-      </w:pPr>
-    </w:p>
-    <w:p>
-      <w:pPr>
-        <w:ind w:firstLine="567"/>
-        <w:rPr>
-          <w:rFonts w:eastAsia="Times New Roman"/>
-        </w:rPr>
-      </w:pPr>
-    </w:p>
-    <w:p>
-      <w:pPr>
-        <w:ind w:firstLine="567"/>
-        <w:rPr>
-          <w:rFonts w:eastAsia="Times New Roman"/>
-        </w:rPr>
-      </w:pPr>
-    </w:p>
-    <w:p>
-      <w:pPr>
-        <w:ind w:firstLine="567"/>
-      </w:pPr>
-    </w:p>
-    <w:p>
-      <w:pPr>
-        <w:pStyle w:val="Heading2"/>
-      </w:pPr>
-      <w:bookmarkStart w:id="11" w:name="_Toc229409399"/>
-      <w:r>
-        <w:rPr>
-          <w:rFonts w:ascii="Times New Roman" w:eastAsia="Times New Roman" w:hAnsi="Times New Roman"/>
-        </w:rPr>
-        <w:t>6. Generare Grafice</w:t>
-      </w:r>
-      <w:bookmarkEnd w:id="11"/>
-    </w:p>
-    <w:p>
-      <w:pPr>
-        <w:ind w:firstLine="567"/>
-      </w:pPr>
-      <w:r>
-        <w:rPr>
-          <w:rFonts w:eastAsia="Times New Roman"/>
-          <w:b/>
-        </w:rPr>
-        <w:t>a) Definirea problemei</w:t>
-      </w:r>
-    </w:p>
-    <w:p>
-      <w:pPr>
-        <w:ind w:firstLine="567"/>
-      </w:pPr>
-      <w:r>
-        <w:rPr>
-          <w:rFonts w:eastAsia="Times New Roman"/>
-        </w:rPr>
-        <w:t>Prezentarea vizuala a tendintelor de business de-a lungul istoriei companiei.</w:t>
-      </w:r>
-    </w:p>
-    <w:p>
-      <w:pPr>
-        <w:ind w:firstLine="567"/>
-      </w:pPr>
-      <w:r>
-        <w:rPr>
-          <w:rFonts w:eastAsia="Times New Roman"/>
-          <w:b/>
-        </w:rPr>
-        <w:t>b) Informații necesare pentru rezolvare</w:t>
-      </w:r>
-    </w:p>
-    <w:p>
-      <w:pPr>
-        <w:ind w:firstLine="567"/>
-      </w:pPr>
-      <w:r>
-        <w:rPr>
-          <w:rFonts w:eastAsia="Times New Roman"/>
-        </w:rPr>
-        <w:t>Variabilele temporale (</w:t>
-      </w:r>
-      <w:r>
-        <w:rPr>
-          <w:rFonts w:ascii="Courier New" w:hAnsi="Courier New"/>
-        </w:rPr>
-        <w:t>Year</w:t>
-      </w:r>
-      <w:r>
-        <w:rPr>
-          <w:rFonts w:eastAsia="Times New Roman"/>
-        </w:rPr>
-        <w:t>) si valorile absolute (</w:t>
-      </w:r>
-      <w:r>
-        <w:rPr>
-          <w:rFonts w:ascii="Courier New" w:hAnsi="Courier New"/>
-        </w:rPr>
-        <w:t>Revenue</w:t>
-      </w:r>
-      <w:r>
-        <w:rPr>
-          <w:rFonts w:eastAsia="Times New Roman"/>
-        </w:rPr>
-        <w:t xml:space="preserve">, </w:t>
-      </w:r>
-      <w:r>
-        <w:rPr>
-          <w:rFonts w:ascii="Courier New" w:hAnsi="Courier New"/>
-        </w:rPr>
-        <w:t>OperatingProfit</w:t>
-      </w:r>
-      <w:r>
-        <w:rPr>
-          <w:rFonts w:eastAsia="Times New Roman"/>
-        </w:rPr>
-        <w:t>).</w:t>
-      </w:r>
-    </w:p>
-    <w:p>
-      <w:pPr>
-        <w:ind w:firstLine="567"/>
-      </w:pPr>
-      <w:r>
-        <w:rPr>
-          <w:rFonts w:eastAsia="Times New Roman"/>
-          <w:b/>
-        </w:rPr>
-        <w:t>c) Metode de calcul, algoritmi, formule de calcul utilizate</w:t>
-      </w:r>
-    </w:p>
-    <w:p>
-      <w:pPr>
-        <w:ind w:firstLine="567"/>
-      </w:pPr>
-      <w:r>
-        <w:rPr>
-          <w:rFonts w:ascii="Courier New" w:hAnsi="Courier New"/>
-        </w:rPr>
-        <w:t>PROC SGPLOT</w:t>
-      </w:r>
-      <w:r>
-        <w:rPr>
-          <w:rFonts w:eastAsia="Times New Roman"/>
-        </w:rPr>
-        <w:t xml:space="preserve"> cu functia </w:t>
-      </w:r>
-      <w:r>
-        <w:rPr>
-          <w:rFonts w:ascii="Courier New" w:hAnsi="Courier New"/>
-        </w:rPr>
-        <w:t>series</w:t>
-      </w:r>
-      <w:r>
-        <w:rPr>
-          <w:rFonts w:eastAsia="Times New Roman"/>
-        </w:rPr>
-        <w:t xml:space="preserve"> pentru a crea un grafic de tip linie pe doua axe (venit si profit operativ) pe acelasi grafic, folosind culori contrastante.</w:t>
-      </w:r>
-    </w:p>
-    <w:p>
-      <w:pPr>
-        <w:ind w:firstLine="567"/>
-      </w:pPr>
-      <w:r>
-        <w:rPr>
-          <w:rFonts w:eastAsia="Times New Roman"/>
-          <w:b/>
-        </w:rPr>
-        <w:t>d) Prezentarea rezultatelor</w:t>
-      </w:r>
-    </w:p>
-    <w:p>
-      <w:pPr>
-        <w:ind w:firstLine="567"/>
-        <w:rPr>
-          <w:rFonts w:eastAsia="Times New Roman"/>
-        </w:rPr>
-      </w:pPr>
-      <w:r>
-        <w:rPr>
-          <w:rFonts w:eastAsia="Times New Roman"/>
-        </w:rPr>
-        <w:lastRenderedPageBreak/>
-        <w:t>O harta vizuala evolutiva (Time Series) generata in SAS.</w:t>
-      </w:r>
-      <w:r>
-        <w:rPr>
-          <w:rFonts w:eastAsia="Times New Roman"/>
-          <w:b/>
-        </w:rPr>
         <w:drawing>
-          <wp:inline distT="0" distB="0" distL="0" distR="0" wp14:anchorId="48DE05B4" wp14:editId="6A4DC5E2">
-            <wp:extent cx="6152515" cy="4577080"/>
-            <wp:effectExtent l="0" t="0" r="635" b="0"/>
-            <wp:docPr id="660939651" name="Picture 1"/>
+          <wp:inline distT="0" distB="0" distL="0" distR="0" wp14:anchorId="7BF24E91" wp14:editId="19BD0B7C">
+            <wp:extent cx="3029373" cy="2676899"/>
+            <wp:effectExtent l="0" t="0" r="0" b="9525"/>
+            <wp:docPr id="320597195" name="Picture 1"/>
             <wp:cNvGraphicFramePr>
               <a:graphicFrameLocks xmlns:a="http://schemas.openxmlformats.org/drawingml/2006/main" noChangeAspect="1"/>
             </wp:cNvGraphicFramePr>
@@ -3347,7 +4115,7 @@
               <a:graphicData uri="http://schemas.openxmlformats.org/drawingml/2006/picture">
                 <pic:pic xmlns:pic="http://schemas.openxmlformats.org/drawingml/2006/picture">
                   <pic:nvPicPr>
-                    <pic:cNvPr id="660939651" name=""/>
+                    <pic:cNvPr id="320597195" name=""/>
                     <pic:cNvPicPr/>
                   </pic:nvPicPr>
                   <pic:blipFill>
@@ -3359,7 +4127,7 @@
                   <pic:spPr>
                     <a:xfrm>
                       <a:off x="0" y="0"/>
-                      <a:ext cx="6152515" cy="4577080"/>
+                      <a:ext cx="3029373" cy="2676899"/>
                     </a:xfrm>
                     <a:prstGeom prst="rect">
                       <a:avLst/>
@@ -3375,11 +4143,8 @@
     <w:p>
       <w:pPr>
         <w:pStyle w:val="Caption"/>
-        <w:rPr>
-          <w:rFonts w:eastAsia="Times New Roman"/>
-        </w:rPr>
-      </w:pPr>
-      <w:bookmarkStart w:id="12" w:name="_Toc229409334"/>
+        <w:spacing w:after="0"/>
+      </w:pPr>
       <w:r>
         <w:t xml:space="preserve">Figure </w:t>
       </w:r>
@@ -3396,15 +4161,28 @@
         <w:rPr>
           <w:noProof/>
         </w:rPr>
-        <w:t>5</w:t>
+        <w:t>4</w:t>
       </w:r>
       <w:r>
         <w:fldChar w:fldCharType="end"/>
       </w:r>
       <w:r>
-        <w:t xml:space="preserve"> - Graficul generat de SGPLOT</w:t>
-      </w:r>
-      <w:bookmarkEnd w:id="12"/>
+        <w:t xml:space="preserve"> - Tabelul "Corelatia dintre Venituri, Cheltuieli Marketing si Profit Net"</w:t>
+      </w:r>
+      <w:bookmarkEnd w:id="10"/>
+    </w:p>
+    <w:p/>
+    <w:p>
+      <w:pPr>
+        <w:spacing w:after="0"/>
+      </w:pPr>
+      <w:r>
+        <w:rPr>
+          <w:rFonts w:eastAsia="Times New Roman"/>
+          <w:b/>
+        </w:rPr>
+        <w:t>e) Interpretarea economica a rezultatelor</w:t>
+      </w:r>
     </w:p>
     <w:p>
       <w:pPr>
@@ -3413,339 +4191,297 @@
       <w:r>
         <w:rPr>
           <w:rFonts w:eastAsia="Times New Roman"/>
+        </w:rPr>
+        <w:t>Volatilitatea uriașă (evaluată prin abaterile standard) confirmă riscul inerent al domeniului. Corelația masivă și extrem de semnificativă statistic (p &lt; 0.0001) de 0.90 între Marketing și Venituri fundamentează decizia economică de a aloca bugete masive campaniilor de conștientizare, acestea dictând direct proporțional rata de adopție a produsului (Revenue).</w:t>
+      </w:r>
+    </w:p>
+    <w:p>
+      <w:pPr>
+        <w:spacing w:after="0"/>
+        <w:ind w:firstLine="567"/>
+        <w:rPr>
+          <w:rFonts w:eastAsia="Times New Roman"/>
+        </w:rPr>
+      </w:pPr>
+    </w:p>
+    <w:p>
+      <w:pPr>
+        <w:spacing w:after="0"/>
+        <w:ind w:firstLine="567"/>
+        <w:rPr>
+          <w:rFonts w:eastAsia="Times New Roman"/>
+        </w:rPr>
+      </w:pPr>
+    </w:p>
+    <w:p>
+      <w:pPr>
+        <w:spacing w:after="0"/>
+        <w:ind w:firstLine="567"/>
+        <w:rPr>
+          <w:rFonts w:eastAsia="Times New Roman"/>
+        </w:rPr>
+      </w:pPr>
+    </w:p>
+    <w:p>
+      <w:pPr>
+        <w:spacing w:after="0"/>
+        <w:ind w:firstLine="567"/>
+      </w:pPr>
+    </w:p>
+    <w:p>
+      <w:pPr>
+        <w:spacing w:after="0"/>
+        <w:ind w:firstLine="567"/>
+      </w:pPr>
+    </w:p>
+    <w:p>
+      <w:pPr>
+        <w:spacing w:after="0"/>
+        <w:ind w:firstLine="567"/>
+      </w:pPr>
+    </w:p>
+    <w:p>
+      <w:pPr>
+        <w:spacing w:after="0"/>
+        <w:ind w:firstLine="567"/>
+      </w:pPr>
+    </w:p>
+    <w:p>
+      <w:pPr>
+        <w:spacing w:after="0"/>
+        <w:ind w:firstLine="567"/>
+      </w:pPr>
+    </w:p>
+    <w:p>
+      <w:pPr>
+        <w:spacing w:after="0"/>
+        <w:ind w:firstLine="567"/>
+      </w:pPr>
+    </w:p>
+    <w:p>
+      <w:pPr>
+        <w:spacing w:after="0"/>
+        <w:ind w:firstLine="567"/>
+      </w:pPr>
+    </w:p>
+    <w:p>
+      <w:pPr>
+        <w:spacing w:after="0"/>
+        <w:ind w:firstLine="567"/>
+      </w:pPr>
+    </w:p>
+    <w:p>
+      <w:pPr>
+        <w:spacing w:after="0"/>
+        <w:ind w:firstLine="567"/>
+      </w:pPr>
+    </w:p>
+    <w:p>
+      <w:pPr>
+        <w:spacing w:after="0"/>
+        <w:ind w:firstLine="567"/>
+      </w:pPr>
+    </w:p>
+    <w:p>
+      <w:pPr>
+        <w:spacing w:after="0"/>
+        <w:ind w:firstLine="567"/>
+      </w:pPr>
+    </w:p>
+    <w:p>
+      <w:pPr>
+        <w:pStyle w:val="Heading2"/>
+        <w:numPr>
+          <w:ilvl w:val="0"/>
+          <w:numId w:val="10"/>
+        </w:numPr>
+        <w:spacing w:after="0"/>
+        <w:rPr>
+          <w:rFonts w:ascii="Times New Roman" w:eastAsia="Times New Roman" w:hAnsi="Times New Roman"/>
+        </w:rPr>
+      </w:pPr>
+      <w:bookmarkStart w:id="11" w:name="_Toc229409399"/>
+      <w:r>
+        <w:rPr>
+          <w:rFonts w:ascii="Times New Roman" w:eastAsia="Times New Roman" w:hAnsi="Times New Roman"/>
+        </w:rPr>
+        <w:lastRenderedPageBreak/>
+        <w:t>Generare Grafice</w:t>
+      </w:r>
+      <w:bookmarkEnd w:id="11"/>
+    </w:p>
+    <w:p>
+      <w:pPr>
+        <w:ind w:left="360"/>
+      </w:pPr>
+    </w:p>
+    <w:p>
+      <w:pPr>
+        <w:spacing w:after="0"/>
+      </w:pPr>
+      <w:r>
+        <w:rPr>
+          <w:rFonts w:eastAsia="Times New Roman"/>
           <w:b/>
         </w:rPr>
-        <w:t>e) Interpretarea economica a rezultatelor</w:t>
-      </w:r>
-    </w:p>
-    <w:p>
-      <w:pPr>
+        <w:t>a) Definirea problemei</w:t>
+      </w:r>
+    </w:p>
+    <w:p>
+      <w:pPr>
+        <w:spacing w:after="0"/>
         <w:ind w:firstLine="567"/>
       </w:pPr>
       <w:r>
         <w:rPr>
           <w:rFonts w:eastAsia="Times New Roman"/>
         </w:rPr>
-        <w:t>Analiza vizuala permite actionarilor si analistilor sa distinga rapid varfurile de crestere (2015, 2020) fata de perioadele de stagnare intermediare.</w:t>
-      </w:r>
-    </w:p>
-    <w:p>
-      <w:pPr>
-        <w:pStyle w:val="Heading2"/>
-      </w:pPr>
-      <w:bookmarkStart w:id="13" w:name="_Toc229409400"/>
-      <w:r>
-        <w:rPr>
-          <w:rFonts w:ascii="Times New Roman" w:eastAsia="Times New Roman" w:hAnsi="Times New Roman"/>
-        </w:rPr>
-        <w:t>7. Model de predictie (SAS Machine Learning si Regresie Liniara)</w:t>
-      </w:r>
-      <w:bookmarkEnd w:id="13"/>
-    </w:p>
-    <w:p>
-      <w:pPr>
+        <w:t>Prezentarea vizuala a tendintelor de business de-a lungul istoriei companiei.</w:t>
+      </w:r>
+    </w:p>
+    <w:p>
+      <w:pPr>
+        <w:spacing w:after="0"/>
+      </w:pPr>
+      <w:r>
+        <w:rPr>
+          <w:rFonts w:eastAsia="Times New Roman"/>
+          <w:b/>
+        </w:rPr>
+        <w:t>b) Informații necesare pentru rezolvare</w:t>
+      </w:r>
+    </w:p>
+    <w:p>
+      <w:pPr>
+        <w:spacing w:after="0"/>
         <w:ind w:firstLine="567"/>
       </w:pPr>
       <w:r>
         <w:rPr>
           <w:rFonts w:eastAsia="Times New Roman"/>
+        </w:rPr>
+        <w:t>Variabilele temporale (</w:t>
+      </w:r>
+      <w:r>
+        <w:rPr>
+          <w:rFonts w:ascii="Courier New" w:hAnsi="Courier New"/>
+        </w:rPr>
+        <w:t>Year</w:t>
+      </w:r>
+      <w:r>
+        <w:rPr>
+          <w:rFonts w:eastAsia="Times New Roman"/>
+        </w:rPr>
+        <w:t>) si valorile absolute (</w:t>
+      </w:r>
+      <w:r>
+        <w:rPr>
+          <w:rFonts w:ascii="Courier New" w:hAnsi="Courier New"/>
+        </w:rPr>
+        <w:t>Revenue</w:t>
+      </w:r>
+      <w:r>
+        <w:rPr>
+          <w:rFonts w:eastAsia="Times New Roman"/>
+        </w:rPr>
+        <w:t xml:space="preserve">, </w:t>
+      </w:r>
+      <w:r>
+        <w:rPr>
+          <w:rFonts w:ascii="Courier New" w:hAnsi="Courier New"/>
+        </w:rPr>
+        <w:t>OperatingProfit</w:t>
+      </w:r>
+      <w:r>
+        <w:rPr>
+          <w:rFonts w:eastAsia="Times New Roman"/>
+        </w:rPr>
+        <w:t>).</w:t>
+      </w:r>
+    </w:p>
+    <w:p>
+      <w:pPr>
+        <w:spacing w:after="0"/>
+      </w:pPr>
+      <w:r>
+        <w:rPr>
+          <w:rFonts w:eastAsia="Times New Roman"/>
           <w:b/>
         </w:rPr>
-        <w:t>a) Definirea problemei</w:t>
-      </w:r>
-    </w:p>
-    <w:p>
-      <w:pPr>
+        <w:t>c) Metode de calcul, algoritmi, formule de calcul utilizate</w:t>
+      </w:r>
+    </w:p>
+    <w:p>
+      <w:pPr>
+        <w:spacing w:after="0"/>
         <w:ind w:firstLine="567"/>
       </w:pPr>
       <w:r>
         <w:rPr>
-          <w:rFonts w:eastAsia="Times New Roman"/>
-        </w:rPr>
-        <w:t>Construirea unui model capabil sa prezica succesul major (Performanta Excelenta) si sa ofere o estimare matematica exacta a venitului (Revenue) in functie de activele companiei si de resursele alocate in marketing.</w:t>
-      </w:r>
-    </w:p>
-    <w:p>
-      <w:pPr>
+          <w:rFonts w:ascii="Courier New" w:hAnsi="Courier New"/>
+        </w:rPr>
+        <w:t>PROC SGPLOT</w:t>
+      </w:r>
+      <w:r>
+        <w:rPr>
+          <w:rFonts w:eastAsia="Times New Roman"/>
+        </w:rPr>
+        <w:t xml:space="preserve"> cu functia </w:t>
+      </w:r>
+      <w:r>
+        <w:rPr>
+          <w:rFonts w:ascii="Courier New" w:hAnsi="Courier New"/>
+        </w:rPr>
+        <w:t>series</w:t>
+      </w:r>
+      <w:r>
+        <w:rPr>
+          <w:rFonts w:eastAsia="Times New Roman"/>
+        </w:rPr>
+        <w:t xml:space="preserve"> pentru a crea un grafic de tip linie pe doua axe (venit si profit operativ) pe acelasi grafic, folosind culori contrastante.</w:t>
+      </w:r>
+    </w:p>
+    <w:p>
+      <w:pPr>
+        <w:spacing w:after="0"/>
+      </w:pPr>
+      <w:r>
+        <w:rPr>
+          <w:rFonts w:eastAsia="Times New Roman"/>
+          <w:b/>
+        </w:rPr>
+        <w:t>d) Prezentarea rezultatelor</w:t>
+      </w:r>
+    </w:p>
+    <w:p>
+      <w:pPr>
+        <w:spacing w:after="0"/>
         <w:ind w:firstLine="567"/>
-      </w:pPr>
-      <w:r>
-        <w:rPr>
-          <w:rFonts w:eastAsia="Times New Roman"/>
-          <w:b/>
-        </w:rPr>
-        <w:t>b) Informații necesare pentru rezolvare</w:t>
-      </w:r>
-    </w:p>
-    <w:p>
-      <w:pPr>
-        <w:ind w:firstLine="567"/>
-      </w:pPr>
-      <w:r>
-        <w:rPr>
-          <w:rFonts w:eastAsia="Times New Roman"/>
-        </w:rPr>
-        <w:lastRenderedPageBreak/>
-        <w:t xml:space="preserve">Variabile derivata binara </w:t>
-      </w:r>
-      <w:r>
-        <w:rPr>
-          <w:rFonts w:ascii="Courier New" w:hAnsi="Courier New"/>
-        </w:rPr>
-        <w:t>Este_Excelent</w:t>
-      </w:r>
-      <w:r>
-        <w:rPr>
-          <w:rFonts w:eastAsia="Times New Roman"/>
-        </w:rPr>
-        <w:t xml:space="preserve"> (1/0) formata pe baza calitativului calculat anterior. Predictorii cantitativi: </w:t>
-      </w:r>
-      <w:r>
-        <w:rPr>
-          <w:rFonts w:ascii="Courier New" w:hAnsi="Courier New"/>
-        </w:rPr>
-        <w:t>MarketingCosts</w:t>
-      </w:r>
-      <w:r>
-        <w:rPr>
-          <w:rFonts w:eastAsia="Times New Roman"/>
-        </w:rPr>
-        <w:t xml:space="preserve">, </w:t>
-      </w:r>
-      <w:r>
-        <w:rPr>
-          <w:rFonts w:ascii="Courier New" w:hAnsi="Courier New"/>
-        </w:rPr>
-        <w:t>Assets</w:t>
-      </w:r>
-      <w:r>
-        <w:rPr>
-          <w:rFonts w:eastAsia="Times New Roman"/>
-        </w:rPr>
-        <w:t xml:space="preserve"> si tinta cantitativa </w:t>
-      </w:r>
-      <w:r>
-        <w:rPr>
-          <w:rFonts w:ascii="Courier New" w:hAnsi="Courier New"/>
-        </w:rPr>
-        <w:t>Revenue</w:t>
-      </w:r>
-      <w:r>
-        <w:rPr>
-          <w:rFonts w:eastAsia="Times New Roman"/>
-        </w:rPr>
-        <w:t>.</w:t>
-      </w:r>
-    </w:p>
-    <w:p>
-      <w:pPr>
-        <w:ind w:firstLine="567"/>
-      </w:pPr>
-      <w:r>
-        <w:rPr>
-          <w:rFonts w:eastAsia="Times New Roman"/>
-          <w:b/>
-        </w:rPr>
-        <w:t>c) Metode de calcul, algoritmi, formule de calcul utilizate</w:t>
-      </w:r>
-    </w:p>
-    <w:p>
-      <w:pPr>
-        <w:ind w:firstLine="567"/>
-      </w:pPr>
-      <w:r>
-        <w:rPr>
-          <w:rFonts w:eastAsia="Times New Roman"/>
-        </w:rPr>
-        <w:t>S-au aplicat concomitent doua modele:</w:t>
-      </w:r>
-    </w:p>
-    <w:p>
-      <w:pPr>
-        <w:ind w:left="567"/>
-      </w:pPr>
-      <w:r>
-        <w:rPr>
-          <w:rFonts w:eastAsia="Times New Roman"/>
-        </w:rPr>
-        <w:t xml:space="preserve">1. </w:t>
-      </w:r>
-      <w:r>
-        <w:rPr>
-          <w:rFonts w:ascii="Courier New" w:hAnsi="Courier New"/>
-        </w:rPr>
-        <w:t>PROC REG</w:t>
-      </w:r>
-      <w:r>
-        <w:rPr>
-          <w:rFonts w:eastAsia="Times New Roman"/>
-        </w:rPr>
-        <w:t xml:space="preserve"> (Regresie Liniara) predat in Seminarul 4, pentru a estima matematic valoarea exacta a Venitului.</w:t>
-      </w:r>
-    </w:p>
-    <w:p>
-      <w:pPr>
-        <w:ind w:left="567"/>
-      </w:pPr>
-      <w:r>
-        <w:rPr>
-          <w:rFonts w:eastAsia="Times New Roman"/>
-        </w:rPr>
-        <w:t xml:space="preserve">2. </w:t>
-      </w:r>
-      <w:r>
-        <w:rPr>
-          <w:rFonts w:ascii="Courier New" w:hAnsi="Courier New"/>
-        </w:rPr>
-        <w:t>PROC LOGISTIC</w:t>
-      </w:r>
-      <w:r>
-        <w:rPr>
-          <w:rFonts w:eastAsia="Times New Roman"/>
-        </w:rPr>
-        <w:t xml:space="preserve"> (Clasificare) predat in Seminarul de ML, pentru rezolvarea unei probleme de clasificare binara, folosind optiunea </w:t>
-      </w:r>
-      <w:r>
-        <w:rPr>
-          <w:rFonts w:ascii="Courier New" w:hAnsi="Courier New"/>
-        </w:rPr>
-        <w:t>descending</w:t>
-      </w:r>
-      <w:r>
-        <w:rPr>
-          <w:rFonts w:eastAsia="Times New Roman"/>
-        </w:rPr>
-        <w:t xml:space="preserve"> pentru a prezice probabilitatea riscului/succesului.</w:t>
-      </w:r>
-    </w:p>
-    <w:p>
-      <w:pPr>
-        <w:ind w:firstLine="567"/>
-      </w:pPr>
-      <w:r>
-        <w:rPr>
-          <w:rFonts w:eastAsia="Times New Roman"/>
-          <w:b/>
-        </w:rPr>
-        <w:t>d) Prezentarea rezultatelor</w:t>
-      </w:r>
-    </w:p>
-    <w:p>
-      <w:pPr>
-        <w:ind w:firstLine="567"/>
-      </w:pPr>
-      <w:r>
-        <w:rPr>
-          <w:rFonts w:eastAsia="Times New Roman"/>
-        </w:rPr>
-        <w:t>Modelul genereaza atat o cifra exacta de afaceri estimata pentru un scenariu viitor (Anul 2026), cat si o probabilitate estimativa (P_1) ca anul respectiv sa fie considerat Excelent in portofoliu.</w:t>
-      </w:r>
-    </w:p>
-    <w:p>
-      <w:pPr>
-        <w:ind w:firstLine="567"/>
-      </w:pPr>
-      <w:r>
-        <w:rPr>
-          <w:rFonts w:eastAsia="Times New Roman"/>
-          <w:b/>
-        </w:rPr>
-        <w:t>Rezultate Predictie pentru Anul 2026:</w:t>
-      </w:r>
-    </w:p>
-    <w:p>
-      <w:pPr>
-        <w:pStyle w:val="ListBullet"/>
-      </w:pPr>
-      <w:r>
-        <w:rPr>
-          <w:rFonts w:eastAsia="Times New Roman"/>
-          <w:b/>
-        </w:rPr>
-        <w:t>Date de Intrare (Scenariu propus):</w:t>
-      </w:r>
-      <w:r>
-        <w:rPr>
-          <w:rFonts w:eastAsia="Times New Roman"/>
-        </w:rPr>
-        <w:t xml:space="preserve"> Costuri Marketing = 250.000 PLN, Active (Assets) = 3.800.000 PLN.</w:t>
-      </w:r>
-    </w:p>
-    <w:p>
-      <w:pPr>
-        <w:pStyle w:val="ListBullet"/>
-      </w:pPr>
-      <w:r>
-        <w:rPr>
-          <w:rFonts w:eastAsia="Times New Roman"/>
-          <w:b/>
-        </w:rPr>
-        <w:t>Venit Estimat (PROC REG):</w:t>
-      </w:r>
-      <w:r>
-        <w:rPr>
-          <w:rFonts w:eastAsia="Times New Roman"/>
+        <w:rPr>
+          <w:rFonts w:eastAsia="Times New Roman"/>
+        </w:rPr>
+      </w:pPr>
+      <w:r>
+        <w:rPr>
+          <w:rFonts w:eastAsia="Times New Roman"/>
+        </w:rPr>
+        <w:t>O harta vizuala evolutiva (Time Series) generata in SAS.</w:t>
+      </w:r>
+      <w:r>
+        <w:rPr>
+          <w:noProof/>
         </w:rPr>
         <w:t xml:space="preserve"> </w:t>
       </w:r>
       <w:r>
         <w:rPr>
           <w:rFonts w:eastAsia="Times New Roman"/>
-          <w:b/>
-        </w:rPr>
-        <w:t>1.489.530 PLN</w:t>
-      </w:r>
-    </w:p>
-    <w:p>
-      <w:pPr>
-        <w:pStyle w:val="ListBullet"/>
-      </w:pPr>
-      <w:r>
-        <w:rPr>
-          <w:rFonts w:eastAsia="Times New Roman"/>
-          <w:b/>
-        </w:rPr>
-        <w:t>Probabilitate Succes (PROC LOGISTIC):</w:t>
-      </w:r>
-      <w:r>
-        <w:rPr>
-          <w:rFonts w:eastAsia="Times New Roman"/>
-        </w:rPr>
-        <w:t xml:space="preserve"> Sanse de </w:t>
-      </w:r>
-      <w:r>
-        <w:rPr>
-          <w:rFonts w:eastAsia="Times New Roman"/>
-          <w:b/>
-        </w:rPr>
-        <w:t>100% (P_1 = 1.0)</w:t>
-      </w:r>
-      <w:r>
-        <w:rPr>
-          <w:rFonts w:eastAsia="Times New Roman"/>
-        </w:rPr>
-        <w:t xml:space="preserve"> ca anul sa fie catalogat cu Performanta Excelenta.</w:t>
-      </w:r>
-    </w:p>
-    <w:p>
-      <w:pPr>
-        <w:ind w:firstLine="567"/>
-        <w:rPr>
-          <w:rFonts w:eastAsia="Times New Roman"/>
-          <w:b/>
-        </w:rPr>
-      </w:pPr>
-      <w:r>
-        <w:rPr>
-          <w:rFonts w:eastAsia="Times New Roman"/>
-          <w:b/>
-        </w:rPr>
-        <w:lastRenderedPageBreak/>
+        </w:rPr>
         <w:drawing>
-          <wp:inline distT="0" distB="0" distL="0" distR="0" wp14:anchorId="291E8B52" wp14:editId="13D3A03C">
-            <wp:extent cx="3972479" cy="4639322"/>
-            <wp:effectExtent l="0" t="0" r="9525" b="8890"/>
-            <wp:docPr id="844586854" name="Picture 1"/>
+          <wp:inline distT="0" distB="0" distL="0" distR="0" wp14:anchorId="12E192F3" wp14:editId="72CF29A0">
+            <wp:extent cx="4582164" cy="3439005"/>
+            <wp:effectExtent l="0" t="0" r="0" b="9525"/>
+            <wp:docPr id="665929283" name="Picture 1"/>
             <wp:cNvGraphicFramePr>
               <a:graphicFrameLocks xmlns:a="http://schemas.openxmlformats.org/drawingml/2006/main" noChangeAspect="1"/>
             </wp:cNvGraphicFramePr>
@@ -3753,7 +4489,7 @@
               <a:graphicData uri="http://schemas.openxmlformats.org/drawingml/2006/picture">
                 <pic:pic xmlns:pic="http://schemas.openxmlformats.org/drawingml/2006/picture">
                   <pic:nvPicPr>
-                    <pic:cNvPr id="844586854" name=""/>
+                    <pic:cNvPr id="665929283" name=""/>
                     <pic:cNvPicPr/>
                   </pic:nvPicPr>
                   <pic:blipFill>
@@ -3765,7 +4501,7 @@
                   <pic:spPr>
                     <a:xfrm>
                       <a:off x="0" y="0"/>
-                      <a:ext cx="3972479" cy="4639322"/>
+                      <a:ext cx="4582164" cy="3439005"/>
                     </a:xfrm>
                     <a:prstGeom prst="rect">
                       <a:avLst/>
@@ -3777,67 +4513,357 @@
           </wp:inline>
         </w:drawing>
       </w:r>
+    </w:p>
+    <w:p>
+      <w:pPr>
+        <w:pStyle w:val="Caption"/>
+        <w:spacing w:after="0"/>
+        <w:rPr>
+          <w:rFonts w:eastAsia="Times New Roman"/>
+        </w:rPr>
+      </w:pPr>
+      <w:bookmarkStart w:id="12" w:name="_Toc229409334"/>
+      <w:r>
+        <w:t xml:space="preserve">Figure </w:t>
+      </w:r>
+      <w:r>
+        <w:fldChar w:fldCharType="begin"/>
+      </w:r>
+      <w:r>
+        <w:instrText xml:space="preserve"> SEQ Figure \* ARABIC </w:instrText>
+      </w:r>
+      <w:r>
+        <w:fldChar w:fldCharType="separate"/>
+      </w:r>
+      <w:r>
+        <w:rPr>
+          <w:noProof/>
+        </w:rPr>
+        <w:t>5</w:t>
+      </w:r>
+      <w:r>
+        <w:fldChar w:fldCharType="end"/>
+      </w:r>
+      <w:r>
+        <w:t xml:space="preserve"> - Graficul generat de SGPLOT</w:t>
+      </w:r>
+      <w:bookmarkEnd w:id="12"/>
+    </w:p>
+    <w:p>
+      <w:pPr>
+        <w:spacing w:after="0"/>
+      </w:pPr>
       <w:r>
         <w:rPr>
           <w:rFonts w:eastAsia="Times New Roman"/>
           <w:b/>
         </w:rPr>
+        <w:t>e) Interpretarea economica a rezultatelor</w:t>
+      </w:r>
+    </w:p>
+    <w:p>
+      <w:pPr>
+        <w:ind w:firstLine="567"/>
+      </w:pPr>
+      <w:r>
+        <w:rPr>
+          <w:rFonts w:eastAsia="Times New Roman"/>
+        </w:rPr>
+        <w:t>Așa cum evidențiază seriile de timp, profitul operațional urmărește fidel veniturile brute, demonstrând că, deși costurile cresc în anii de lansare, ele sunt absorbite extrem de eficient de volumul vânzărilor, marja menținându-se excepțională.</w:t>
+      </w:r>
+    </w:p>
+    <w:p>
+      <w:pPr>
+        <w:spacing w:after="0"/>
+        <w:ind w:firstLine="567"/>
+        <w:rPr>
+          <w:rFonts w:eastAsia="Times New Roman"/>
+        </w:rPr>
+      </w:pPr>
+    </w:p>
+    <w:p>
+      <w:pPr>
+        <w:spacing w:after="0"/>
+      </w:pPr>
+    </w:p>
+    <w:p>
+      <w:pPr>
+        <w:pStyle w:val="Heading2"/>
+        <w:numPr>
+          <w:ilvl w:val="0"/>
+          <w:numId w:val="10"/>
+        </w:numPr>
+        <w:spacing w:after="0"/>
+        <w:rPr>
+          <w:rFonts w:ascii="Times New Roman" w:eastAsia="Times New Roman" w:hAnsi="Times New Roman"/>
+        </w:rPr>
+      </w:pPr>
+      <w:bookmarkStart w:id="13" w:name="_Toc229409400"/>
+      <w:r>
+        <w:rPr>
+          <w:rFonts w:ascii="Times New Roman" w:eastAsia="Times New Roman" w:hAnsi="Times New Roman"/>
+        </w:rPr>
+        <w:lastRenderedPageBreak/>
+        <w:t>Model de predictie (SAS Machine Learning si Regresie Liniara)</w:t>
+      </w:r>
+      <w:bookmarkEnd w:id="13"/>
+    </w:p>
+    <w:p/>
+    <w:p>
+      <w:pPr>
+        <w:spacing w:after="0"/>
+      </w:pPr>
+      <w:r>
+        <w:rPr>
+          <w:rFonts w:eastAsia="Times New Roman"/>
+          <w:b/>
+        </w:rPr>
+        <w:t>a) Definirea problemei</w:t>
+      </w:r>
+    </w:p>
+    <w:p>
+      <w:pPr>
+        <w:ind w:firstLine="567"/>
+      </w:pPr>
+      <w:r>
+        <w:rPr>
+          <w:rFonts w:eastAsia="Times New Roman"/>
+        </w:rPr>
+        <w:t>Depășirea sferei descriptiv-statistice și intrarea în zona de modelare prescriptivă. Se dorește prognoza exactă a veniturilor pentru anul fiscal 2026 și estimarea riscului (șansei) ca 2026 să fie un an de performanță absolută.</w:t>
+      </w:r>
+    </w:p>
+    <w:p>
+      <w:pPr>
+        <w:spacing w:after="0"/>
+      </w:pPr>
+      <w:r>
+        <w:rPr>
+          <w:rFonts w:eastAsia="Times New Roman"/>
+          <w:b/>
+        </w:rPr>
+        <w:t>b) Informații necesare pentru rezolvare</w:t>
+      </w:r>
+    </w:p>
+    <w:p>
+      <w:pPr>
+        <w:ind w:firstLine="567"/>
+      </w:pPr>
+      <w:r>
+        <w:rPr>
+          <w:rFonts w:eastAsia="Times New Roman"/>
+        </w:rPr>
+        <w:t xml:space="preserve">Setul de antrenament istoric. </w:t>
+      </w:r>
+      <w:r>
+        <w:rPr>
+          <w:rFonts w:eastAsia="Times New Roman"/>
+        </w:rPr>
+        <w:t>Predictorii cantitativi</w:t>
+      </w:r>
+      <w:r>
+        <w:rPr>
+          <w:rFonts w:eastAsia="Times New Roman"/>
+        </w:rPr>
         <w:t xml:space="preserve"> </w:t>
       </w:r>
-    </w:p>
-    <w:p>
-      <w:pPr>
-        <w:pStyle w:val="Caption"/>
-      </w:pPr>
-      <w:bookmarkStart w:id="14" w:name="_Toc229409335"/>
-      <w:r>
-        <w:t xml:space="preserve">Figure </w:t>
-      </w:r>
-      <w:r>
-        <w:fldChar w:fldCharType="begin"/>
-      </w:r>
-      <w:r>
-        <w:instrText xml:space="preserve"> SEQ Figure \* ARABIC </w:instrText>
-      </w:r>
-      <w:r>
-        <w:fldChar w:fldCharType="separate"/>
-      </w:r>
-      <w:r>
-        <w:rPr>
-          <w:noProof/>
-        </w:rPr>
-        <w:t>6</w:t>
-      </w:r>
-      <w:r>
-        <w:fldChar w:fldCharType="end"/>
-      </w:r>
-      <w:r>
-        <w:t xml:space="preserve"> - Tabelul "Analysis of Variance" si </w:t>
-      </w:r>
-      <w:r>
-        <w:t>"Parameter Estimates"</w:t>
-      </w:r>
-      <w:bookmarkEnd w:id="14"/>
-    </w:p>
-    <w:p>
-      <w:pPr>
-        <w:pStyle w:val="Caption"/>
-        <w:rPr>
-          <w:rFonts w:eastAsia="Times New Roman"/>
-          <w:b w:val="0"/>
-        </w:rPr>
-      </w:pPr>
-    </w:p>
-    <w:p>
-      <w:pPr>
+      <w:r>
+        <w:rPr>
+          <w:rFonts w:eastAsia="Times New Roman"/>
+        </w:rPr>
+        <w:t>pentru 2026: Costuri de Marketing de 250.000 PLN și Active de 3.800.000 PLN.</w:t>
+      </w:r>
+    </w:p>
+    <w:p>
+      <w:pPr>
+        <w:spacing w:after="0"/>
+      </w:pPr>
+      <w:r>
+        <w:rPr>
+          <w:rFonts w:eastAsia="Times New Roman"/>
+          <w:b/>
+        </w:rPr>
+        <w:t>c) Metode de calcul, algoritmi, formule de calcul utilizate</w:t>
+      </w:r>
+    </w:p>
+    <w:p>
+      <w:pPr>
+        <w:spacing w:after="0"/>
         <w:ind w:firstLine="567"/>
       </w:pPr>
       <w:r>
         <w:rPr>
           <w:rFonts w:eastAsia="Times New Roman"/>
+        </w:rPr>
+        <w:t>S-au aplicat concomitent doua modele:</w:t>
+      </w:r>
+    </w:p>
+    <w:p>
+      <w:pPr>
+        <w:ind w:left="567"/>
+      </w:pPr>
+      <w:r>
+        <w:rPr>
+          <w:rFonts w:eastAsia="Times New Roman"/>
+        </w:rPr>
+        <w:t xml:space="preserve">1. </w:t>
+      </w:r>
+      <w:r>
+        <w:rPr>
+          <w:rFonts w:eastAsia="Times New Roman"/>
           <w:b/>
         </w:rPr>
-        <w:t>REZULTATUL</w:t>
+        <w:t>Regresie Liniară Multiplă (`PROC REG`)</w:t>
+      </w:r>
+      <w:r>
+        <w:rPr>
+          <w:rFonts w:eastAsia="Times New Roman"/>
+        </w:rPr>
+        <w:t xml:space="preserve">: Estimarea indicatorului continuu (Revenue) folosind metoda celor mai mici pătrate (OLS). Variabile independente: </w:t>
+      </w:r>
+      <w:r>
+        <w:rPr>
+          <w:rFonts w:ascii="Courier New" w:hAnsi="Courier New"/>
+        </w:rPr>
+        <w:t>MarketingCosts</w:t>
+      </w:r>
+      <w:r>
+        <w:rPr>
+          <w:rFonts w:eastAsia="Times New Roman"/>
+        </w:rPr>
+        <w:t xml:space="preserve">, </w:t>
+      </w:r>
+      <w:r>
+        <w:rPr>
+          <w:rFonts w:ascii="Courier New" w:hAnsi="Courier New"/>
+        </w:rPr>
+        <w:t>Assets</w:t>
+      </w:r>
+      <w:r>
+        <w:rPr>
+          <w:rFonts w:eastAsia="Times New Roman"/>
+        </w:rPr>
+        <w:t>.</w:t>
+      </w:r>
+    </w:p>
+    <w:p>
+      <w:pPr>
+        <w:ind w:left="567"/>
+        <w:rPr>
+          <w:rFonts w:eastAsia="Times New Roman"/>
+        </w:rPr>
+      </w:pPr>
+      <w:r>
+        <w:rPr>
+          <w:rFonts w:eastAsia="Times New Roman"/>
+        </w:rPr>
+        <w:t xml:space="preserve">2. </w:t>
+      </w:r>
+      <w:r>
+        <w:rPr>
+          <w:rFonts w:eastAsia="Times New Roman"/>
+          <w:b/>
+        </w:rPr>
+        <w:t>Regresie Logistică (`PROC LOGISTIC`)</w:t>
+      </w:r>
+      <w:r>
+        <w:rPr>
+          <w:rFonts w:eastAsia="Times New Roman"/>
+        </w:rPr>
+        <w:t xml:space="preserve">: Model de Machine Learning supervizat, estimând variabila dependentă binară </w:t>
+      </w:r>
+      <w:r>
+        <w:rPr>
+          <w:rFonts w:ascii="Courier New" w:hAnsi="Courier New"/>
+        </w:rPr>
+        <w:t>Este_Excelent</w:t>
+      </w:r>
+      <w:r>
+        <w:rPr>
+          <w:rFonts w:eastAsia="Times New Roman"/>
+        </w:rPr>
+        <w:t xml:space="preserve"> folosind optimizarea verosimilității maxime (Maximum Likelihood).</w:t>
+      </w:r>
+    </w:p>
+    <w:p>
+      <w:pPr>
+        <w:ind w:left="567"/>
+        <w:rPr>
+          <w:rFonts w:eastAsia="Times New Roman"/>
+        </w:rPr>
+      </w:pPr>
+    </w:p>
+    <w:p>
+      <w:pPr>
+        <w:ind w:left="567"/>
+        <w:rPr>
+          <w:rFonts w:eastAsia="Times New Roman"/>
+        </w:rPr>
+      </w:pPr>
+    </w:p>
+    <w:p>
+      <w:pPr>
+        <w:ind w:left="567"/>
+        <w:rPr>
+          <w:rFonts w:eastAsia="Times New Roman"/>
+        </w:rPr>
+      </w:pPr>
+    </w:p>
+    <w:p>
+      <w:pPr>
+        <w:ind w:left="567"/>
+        <w:rPr>
+          <w:rFonts w:eastAsia="Times New Roman"/>
+        </w:rPr>
+      </w:pPr>
+    </w:p>
+    <w:p>
+      <w:pPr>
+        <w:ind w:left="567"/>
+        <w:rPr>
+          <w:rFonts w:eastAsia="Times New Roman"/>
+        </w:rPr>
+      </w:pPr>
+    </w:p>
+    <w:p>
+      <w:pPr>
+        <w:ind w:left="567"/>
+        <w:rPr>
+          <w:rFonts w:eastAsia="Times New Roman"/>
+        </w:rPr>
+      </w:pPr>
+    </w:p>
+    <w:p>
+      <w:pPr>
+        <w:ind w:left="567"/>
+        <w:rPr>
+          <w:rFonts w:eastAsia="Times New Roman"/>
+        </w:rPr>
+      </w:pPr>
+    </w:p>
+    <w:p>
+      <w:pPr>
+        <w:ind w:left="567"/>
+        <w:rPr>
+          <w:rFonts w:eastAsia="Times New Roman"/>
+        </w:rPr>
+      </w:pPr>
+    </w:p>
+    <w:p>
+      <w:pPr>
+        <w:ind w:left="567"/>
+      </w:pPr>
+    </w:p>
+    <w:p>
+      <w:pPr>
+        <w:spacing w:after="0"/>
+      </w:pPr>
+      <w:r>
+        <w:rPr>
+          <w:rFonts w:eastAsia="Times New Roman"/>
+          <w:b/>
+        </w:rPr>
+        <w:lastRenderedPageBreak/>
+        <w:t>d) Prezentarea rezultatelor</w:t>
       </w:r>
     </w:p>
     <w:p>
@@ -3849,11 +4875,81 @@
           <w:rFonts w:eastAsia="Times New Roman"/>
           <w:b/>
         </w:rPr>
+        <w:t>A. Regresie Liniară (PROC REG):</w:t>
+      </w:r>
+    </w:p>
+    <w:p>
+      <w:pPr>
+        <w:ind w:firstLine="567"/>
+      </w:pPr>
+      <w:r>
+        <w:rPr>
+          <w:rFonts w:eastAsia="Times New Roman"/>
+        </w:rPr>
+        <w:t>Modelul liniar este extrem de puternic (F-Value = 40.25, p &lt; 0.0001). Modelul explică 86.10\% din varianța veniturilor (R^2 = 0.8610).</w:t>
+      </w:r>
+    </w:p>
+    <w:p>
+      <w:pPr>
+        <w:ind w:firstLine="567"/>
+      </w:pPr>
+      <w:r>
+        <w:rPr>
+          <w:rFonts w:eastAsia="Times New Roman"/>
+        </w:rPr>
+        <w:t xml:space="preserve">Conform estimărilor parametrilor, coeficientul pentru costurile de marketing este de </w:t>
+      </w:r>
+      <w:r>
+        <w:rPr>
+          <w:rFonts w:eastAsia="Times New Roman"/>
+          <w:b/>
+        </w:rPr>
+        <w:t>3.30</w:t>
+      </w:r>
+      <w:r>
+        <w:rPr>
+          <w:rFonts w:eastAsia="Times New Roman"/>
+        </w:rPr>
+        <w:t xml:space="preserve"> (p = 0.0006). Adică, fiecare PLN investit în marketing generează în medie 3.30 PLN ca venit suplimentar.</w:t>
+      </w:r>
+    </w:p>
+    <w:p>
+      <w:pPr>
+        <w:ind w:firstLine="567"/>
+      </w:pPr>
+      <w:r>
+        <w:rPr>
+          <w:rFonts w:eastAsia="Times New Roman"/>
+        </w:rPr>
+        <w:t xml:space="preserve">Pentru 2026, aplicând parametrii OLS pe bugetul simulat, </w:t>
+      </w:r>
+      <w:r>
+        <w:rPr>
+          <w:rFonts w:eastAsia="Times New Roman"/>
+          <w:b/>
+        </w:rPr>
+        <w:t>Venitul prognozat este de 1.382.458 PLN.</w:t>
+      </w:r>
+    </w:p>
+    <w:p>
+      <w:pPr>
+        <w:spacing w:after="0"/>
+        <w:ind w:firstLine="567"/>
+        <w:rPr>
+          <w:rFonts w:eastAsia="Times New Roman"/>
+          <w:b/>
+        </w:rPr>
+      </w:pPr>
+      <w:r>
+        <w:rPr>
+          <w:rFonts w:eastAsia="Times New Roman"/>
+          <w:b/>
+        </w:rPr>
         <w:drawing>
-          <wp:inline distT="0" distB="0" distL="0" distR="0" wp14:anchorId="28F108B0" wp14:editId="41E70514">
-            <wp:extent cx="3886742" cy="733527"/>
+          <wp:inline distT="0" distB="0" distL="0" distR="0" wp14:anchorId="10F1E1C2" wp14:editId="2A6E9037">
+            <wp:extent cx="3029373" cy="3591426"/>
             <wp:effectExtent l="0" t="0" r="0" b="9525"/>
-            <wp:docPr id="1433134106" name="Picture 1"/>
+            <wp:docPr id="220230876" name="Picture 1"/>
             <wp:cNvGraphicFramePr>
               <a:graphicFrameLocks xmlns:a="http://schemas.openxmlformats.org/drawingml/2006/main" noChangeAspect="1"/>
             </wp:cNvGraphicFramePr>
@@ -3861,7 +4957,7 @@
               <a:graphicData uri="http://schemas.openxmlformats.org/drawingml/2006/picture">
                 <pic:pic xmlns:pic="http://schemas.openxmlformats.org/drawingml/2006/picture">
                   <pic:nvPicPr>
-                    <pic:cNvPr id="1433134106" name=""/>
+                    <pic:cNvPr id="220230876" name=""/>
                     <pic:cNvPicPr/>
                   </pic:nvPicPr>
                   <pic:blipFill>
@@ -3873,7 +4969,7 @@
                   <pic:spPr>
                     <a:xfrm>
                       <a:off x="0" y="0"/>
-                      <a:ext cx="3886742" cy="733527"/>
+                      <a:ext cx="3029373" cy="3591426"/>
                     </a:xfrm>
                     <a:prstGeom prst="rect">
                       <a:avLst/>
@@ -3885,12 +4981,20 @@
           </wp:inline>
         </w:drawing>
       </w:r>
+      <w:r>
+        <w:rPr>
+          <w:rFonts w:eastAsia="Times New Roman"/>
+          <w:b/>
+        </w:rPr>
+        <w:t xml:space="preserve"> </w:t>
+      </w:r>
     </w:p>
     <w:p>
       <w:pPr>
         <w:pStyle w:val="Caption"/>
-      </w:pPr>
-      <w:bookmarkStart w:id="15" w:name="_Toc229409336"/>
+        <w:spacing w:after="0"/>
+      </w:pPr>
+      <w:bookmarkStart w:id="14" w:name="_Toc229409335"/>
       <w:r>
         <w:t xml:space="preserve">Figure </w:t>
       </w:r>
@@ -3907,59 +5011,37 @@
         <w:rPr>
           <w:noProof/>
         </w:rPr>
-        <w:t>7</w:t>
+        <w:t>6</w:t>
       </w:r>
       <w:r>
         <w:fldChar w:fldCharType="end"/>
       </w:r>
       <w:r>
-        <w:t xml:space="preserve"> - Tabelul cu Rezultatul Predictiei Venitului pentru 2026</w:t>
-      </w:r>
-      <w:bookmarkEnd w:id="15"/>
-    </w:p>
-    <w:p>
-      <w:pPr>
+        <w:t xml:space="preserve"> - Tabelul "Analysis of Variance" si "Parameter Estimates"</w:t>
+      </w:r>
+      <w:bookmarkEnd w:id="14"/>
+    </w:p>
+    <w:p>
+      <w:pPr>
+        <w:pStyle w:val="Caption"/>
+        <w:spacing w:after="0"/>
+        <w:rPr>
+          <w:rFonts w:eastAsia="Times New Roman"/>
+          <w:b w:val="0"/>
+        </w:rPr>
+      </w:pPr>
+    </w:p>
+    <w:p>
+      <w:pPr>
+        <w:spacing w:after="0"/>
         <w:ind w:firstLine="567"/>
       </w:pPr>
-    </w:p>
-    <w:p>
-      <w:pPr>
-        <w:ind w:firstLine="567"/>
-      </w:pPr>
-    </w:p>
-    <w:p>
-      <w:pPr>
-        <w:ind w:firstLine="567"/>
-      </w:pPr>
-    </w:p>
-    <w:p>
-      <w:pPr>
-        <w:ind w:firstLine="567"/>
-      </w:pPr>
-    </w:p>
-    <w:p>
-      <w:pPr>
-        <w:ind w:firstLine="567"/>
-      </w:pPr>
-    </w:p>
-    <w:p>
-      <w:pPr>
-        <w:ind w:firstLine="567"/>
-        <w:rPr>
-          <w:rFonts w:eastAsia="Times New Roman"/>
-          <w:b/>
-        </w:rPr>
-      </w:pPr>
-      <w:r>
-        <w:rPr>
-          <w:rFonts w:eastAsia="Times New Roman"/>
-          <w:b/>
-        </w:rPr>
+      <w:r>
         <w:drawing>
-          <wp:inline distT="0" distB="0" distL="0" distR="0" wp14:anchorId="0DC32A2C" wp14:editId="13359136">
-            <wp:extent cx="2038635" cy="762106"/>
+          <wp:inline distT="0" distB="0" distL="0" distR="0" wp14:anchorId="38D94941" wp14:editId="02DC20E1">
+            <wp:extent cx="3067478" cy="647790"/>
             <wp:effectExtent l="0" t="0" r="0" b="0"/>
-            <wp:docPr id="1273192816" name="Picture 1"/>
+            <wp:docPr id="229088866" name="Picture 1"/>
             <wp:cNvGraphicFramePr>
               <a:graphicFrameLocks xmlns:a="http://schemas.openxmlformats.org/drawingml/2006/main" noChangeAspect="1"/>
             </wp:cNvGraphicFramePr>
@@ -3967,7 +5049,7 @@
               <a:graphicData uri="http://schemas.openxmlformats.org/drawingml/2006/picture">
                 <pic:pic xmlns:pic="http://schemas.openxmlformats.org/drawingml/2006/picture">
                   <pic:nvPicPr>
-                    <pic:cNvPr id="1273192816" name=""/>
+                    <pic:cNvPr id="229088866" name=""/>
                     <pic:cNvPicPr/>
                   </pic:nvPicPr>
                   <pic:blipFill>
@@ -3979,7 +5061,7 @@
                   <pic:spPr>
                     <a:xfrm>
                       <a:off x="0" y="0"/>
-                      <a:ext cx="2038635" cy="762106"/>
+                      <a:ext cx="3067478" cy="647790"/>
                     </a:xfrm>
                     <a:prstGeom prst="rect">
                       <a:avLst/>
@@ -3995,12 +5077,9 @@
     <w:p>
       <w:pPr>
         <w:pStyle w:val="Caption"/>
-        <w:rPr>
-          <w:rFonts w:eastAsia="Times New Roman"/>
-          <w:b w:val="0"/>
-        </w:rPr>
-      </w:pPr>
-      <w:bookmarkStart w:id="16" w:name="_Toc229409337"/>
+        <w:spacing w:after="0"/>
+      </w:pPr>
+      <w:bookmarkStart w:id="15" w:name="_Toc229409336"/>
       <w:r>
         <w:t xml:space="preserve">Figure </w:t>
       </w:r>
@@ -4017,34 +5096,90 @@
         <w:rPr>
           <w:noProof/>
         </w:rPr>
-        <w:t>8</w:t>
+        <w:t>7</w:t>
       </w:r>
       <w:r>
         <w:fldChar w:fldCharType="end"/>
       </w:r>
       <w:r>
-        <w:t xml:space="preserve"> - Tabelul "Model Fit Statistics"</w:t>
-      </w:r>
-      <w:bookmarkEnd w:id="16"/>
-    </w:p>
-    <w:p>
-      <w:pPr>
+        <w:t xml:space="preserve"> - Tabelul cu Rezultatul Predictiei Venitului pentru 2026</w:t>
+      </w:r>
+      <w:bookmarkEnd w:id="15"/>
+    </w:p>
+    <w:p>
+      <w:pPr>
+        <w:spacing w:after="0"/>
         <w:ind w:firstLine="567"/>
+      </w:pPr>
+    </w:p>
+    <w:p>
+      <w:pPr>
+        <w:spacing w:after="0"/>
+        <w:ind w:firstLine="567"/>
+      </w:pPr>
+    </w:p>
+    <w:p>
+      <w:pPr>
+        <w:spacing w:after="0"/>
+        <w:ind w:firstLine="567"/>
+      </w:pPr>
+    </w:p>
+    <w:p>
+      <w:pPr>
+        <w:ind w:firstLine="567"/>
+      </w:pPr>
+      <w:r>
         <w:rPr>
           <w:rFonts w:eastAsia="Times New Roman"/>
           <w:b/>
         </w:rPr>
-      </w:pPr>
+        <w:lastRenderedPageBreak/>
+        <w:t>B. Regresie Logistică (PROC LOGISTIC):</w:t>
+      </w:r>
+    </w:p>
+    <w:p>
+      <w:pPr>
+        <w:ind w:firstLine="567"/>
+      </w:pPr>
+      <w:r>
+        <w:rPr>
+          <w:rFonts w:eastAsia="Times New Roman"/>
+        </w:rPr>
+        <w:t xml:space="preserve">Funcția de probabilitate logistică evaluează modelul ca fiind foarte viabil statistic (Likelihood Ratio p = 0.0065). Evaluând intrările viitoare (2026), probabilitatea estimată (P\_1) ca anul 2026 să obțină flag-ul de Performanță Excelentă este asimilată certitudinii logistice: </w:t>
+      </w:r>
       <w:r>
         <w:rPr>
           <w:rFonts w:eastAsia="Times New Roman"/>
           <w:b/>
         </w:rPr>
+        <w:t>1.0 (100%)</w:t>
+      </w:r>
+      <w:r>
+        <w:rPr>
+          <w:rFonts w:eastAsia="Times New Roman"/>
+        </w:rPr>
+        <w:t>.</w:t>
+      </w:r>
+    </w:p>
+    <w:p>
+      <w:pPr>
+        <w:spacing w:after="0"/>
+        <w:ind w:firstLine="567"/>
+        <w:rPr>
+          <w:rFonts w:eastAsia="Times New Roman"/>
+          <w:b/>
+        </w:rPr>
+      </w:pPr>
+      <w:r>
+        <w:rPr>
+          <w:rFonts w:eastAsia="Times New Roman"/>
+          <w:b/>
+        </w:rPr>
         <w:drawing>
-          <wp:inline distT="0" distB="0" distL="0" distR="0" wp14:anchorId="42F76E90" wp14:editId="295963A1">
-            <wp:extent cx="2734057" cy="885949"/>
+          <wp:inline distT="0" distB="0" distL="0" distR="0" wp14:anchorId="13B470C4" wp14:editId="0C56B917">
+            <wp:extent cx="2057687" cy="809738"/>
             <wp:effectExtent l="0" t="0" r="0" b="9525"/>
-            <wp:docPr id="1879956311" name="Picture 1"/>
+            <wp:docPr id="2141804332" name="Picture 1"/>
             <wp:cNvGraphicFramePr>
               <a:graphicFrameLocks xmlns:a="http://schemas.openxmlformats.org/drawingml/2006/main" noChangeAspect="1"/>
             </wp:cNvGraphicFramePr>
@@ -4052,7 +5187,7 @@
               <a:graphicData uri="http://schemas.openxmlformats.org/drawingml/2006/picture">
                 <pic:pic xmlns:pic="http://schemas.openxmlformats.org/drawingml/2006/picture">
                   <pic:nvPicPr>
-                    <pic:cNvPr id="1879956311" name=""/>
+                    <pic:cNvPr id="2141804332" name=""/>
                     <pic:cNvPicPr/>
                   </pic:nvPicPr>
                   <pic:blipFill>
@@ -4064,7 +5199,7 @@
                   <pic:spPr>
                     <a:xfrm>
                       <a:off x="0" y="0"/>
-                      <a:ext cx="2734057" cy="885949"/>
+                      <a:ext cx="2057687" cy="809738"/>
                     </a:xfrm>
                     <a:prstGeom prst="rect">
                       <a:avLst/>
@@ -4076,83 +5211,59 @@
           </wp:inline>
         </w:drawing>
       </w:r>
-      <w:r>
+    </w:p>
+    <w:p>
+      <w:pPr>
+        <w:pStyle w:val="Caption"/>
+        <w:spacing w:after="0"/>
+      </w:pPr>
+      <w:bookmarkStart w:id="16" w:name="_Toc229409337"/>
+      <w:r>
+        <w:t xml:space="preserve">Figure </w:t>
+      </w:r>
+      <w:r>
+        <w:fldChar w:fldCharType="begin"/>
+      </w:r>
+      <w:r>
+        <w:instrText xml:space="preserve"> SEQ Figure \* ARABIC </w:instrText>
+      </w:r>
+      <w:r>
+        <w:fldChar w:fldCharType="separate"/>
+      </w:r>
+      <w:r>
+        <w:rPr>
+          <w:noProof/>
+        </w:rPr>
+        <w:t>8</w:t>
+      </w:r>
+      <w:r>
+        <w:fldChar w:fldCharType="end"/>
+      </w:r>
+      <w:r>
+        <w:t xml:space="preserve"> - Tabelul "Model Fit Statistics"</w:t>
+      </w:r>
+      <w:bookmarkEnd w:id="16"/>
+    </w:p>
+    <w:p/>
+    <w:p>
+      <w:pPr>
+        <w:spacing w:after="0"/>
+        <w:ind w:firstLine="567"/>
         <w:rPr>
           <w:rFonts w:eastAsia="Times New Roman"/>
           <w:b/>
         </w:rPr>
-        <w:t xml:space="preserve"> </w:t>
-      </w:r>
-    </w:p>
-    <w:p>
-      <w:pPr>
-        <w:pStyle w:val="Caption"/>
-        <w:rPr>
-          <w:rFonts w:eastAsia="Times New Roman"/>
-          <w:b w:val="0"/>
-        </w:rPr>
-      </w:pPr>
-      <w:bookmarkStart w:id="17" w:name="_Toc229409338"/>
-      <w:r>
-        <w:t xml:space="preserve">Figure </w:t>
-      </w:r>
-      <w:r>
-        <w:fldChar w:fldCharType="begin"/>
-      </w:r>
-      <w:r>
-        <w:instrText xml:space="preserve"> SEQ Figure \* ARABIC </w:instrText>
-      </w:r>
-      <w:r>
-        <w:fldChar w:fldCharType="separate"/>
-      </w:r>
-      <w:r>
-        <w:rPr>
-          <w:noProof/>
-        </w:rPr>
-        <w:t>9</w:t>
-      </w:r>
-      <w:r>
-        <w:fldChar w:fldCharType="end"/>
-      </w:r>
-      <w:r>
-        <w:t xml:space="preserve"> - Tabelul "Analysis of Maximum Likelihood Estimates"</w:t>
-      </w:r>
-      <w:bookmarkEnd w:id="17"/>
-    </w:p>
-    <w:p>
-      <w:pPr>
-        <w:ind w:firstLine="567"/>
+      </w:pPr>
+      <w:r>
         <w:rPr>
           <w:rFonts w:eastAsia="Times New Roman"/>
           <w:b/>
         </w:rPr>
-      </w:pPr>
-      <w:r>
-        <w:rPr>
-          <w:rFonts w:eastAsia="Times New Roman"/>
-          <w:b/>
-        </w:rPr>
-        <w:t>REZULTAT</w:t>
-      </w:r>
-    </w:p>
-    <w:p>
-      <w:pPr>
-        <w:ind w:firstLine="567"/>
-        <w:rPr>
-          <w:rFonts w:eastAsia="Times New Roman"/>
-          <w:b/>
-        </w:rPr>
-      </w:pPr>
-      <w:r>
-        <w:rPr>
-          <w:rFonts w:eastAsia="Times New Roman"/>
-          <w:b/>
-        </w:rPr>
         <w:drawing>
-          <wp:inline distT="0" distB="0" distL="0" distR="0" wp14:anchorId="5CB4AA1D" wp14:editId="19EEF247">
-            <wp:extent cx="3400900" cy="504895"/>
-            <wp:effectExtent l="0" t="0" r="9525" b="0"/>
-            <wp:docPr id="1889950940" name="Picture 1"/>
+          <wp:inline distT="0" distB="0" distL="0" distR="0" wp14:anchorId="71B77A57" wp14:editId="26DD3DB0">
+            <wp:extent cx="2667372" cy="866896"/>
+            <wp:effectExtent l="0" t="0" r="0" b="9525"/>
+            <wp:docPr id="659652265" name="Picture 1"/>
             <wp:cNvGraphicFramePr>
               <a:graphicFrameLocks xmlns:a="http://schemas.openxmlformats.org/drawingml/2006/main" noChangeAspect="1"/>
             </wp:cNvGraphicFramePr>
@@ -4160,7 +5271,7 @@
               <a:graphicData uri="http://schemas.openxmlformats.org/drawingml/2006/picture">
                 <pic:pic xmlns:pic="http://schemas.openxmlformats.org/drawingml/2006/picture">
                   <pic:nvPicPr>
-                    <pic:cNvPr id="1889950940" name=""/>
+                    <pic:cNvPr id="659652265" name=""/>
                     <pic:cNvPicPr/>
                   </pic:nvPicPr>
                   <pic:blipFill>
@@ -4172,7 +5283,7 @@
                   <pic:spPr>
                     <a:xfrm>
                       <a:off x="0" y="0"/>
-                      <a:ext cx="3400900" cy="504895"/>
+                      <a:ext cx="2667372" cy="866896"/>
                     </a:xfrm>
                     <a:prstGeom prst="rect">
                       <a:avLst/>
@@ -4184,14 +5295,102 @@
           </wp:inline>
         </w:drawing>
       </w:r>
+      <w:r>
+        <w:rPr>
+          <w:rFonts w:eastAsia="Times New Roman"/>
+          <w:b/>
+        </w:rPr>
+        <w:t xml:space="preserve"> </w:t>
+      </w:r>
     </w:p>
     <w:p>
       <w:pPr>
         <w:pStyle w:val="Caption"/>
-        <w:rPr>
-          <w:rFonts w:eastAsia="Times New Roman"/>
-          <w:b w:val="0"/>
-        </w:rPr>
+        <w:spacing w:after="0"/>
+      </w:pPr>
+      <w:bookmarkStart w:id="17" w:name="_Toc229409338"/>
+      <w:r>
+        <w:t xml:space="preserve">Figure </w:t>
+      </w:r>
+      <w:r>
+        <w:fldChar w:fldCharType="begin"/>
+      </w:r>
+      <w:r>
+        <w:instrText xml:space="preserve"> SEQ Figure \* ARABIC </w:instrText>
+      </w:r>
+      <w:r>
+        <w:fldChar w:fldCharType="separate"/>
+      </w:r>
+      <w:r>
+        <w:rPr>
+          <w:noProof/>
+        </w:rPr>
+        <w:t>9</w:t>
+      </w:r>
+      <w:r>
+        <w:fldChar w:fldCharType="end"/>
+      </w:r>
+      <w:r>
+        <w:t xml:space="preserve"> - Tabelul "Analysis of Maximum Likelihood Estimates"</w:t>
+      </w:r>
+      <w:bookmarkEnd w:id="17"/>
+    </w:p>
+    <w:p/>
+    <w:p>
+      <w:pPr>
+        <w:spacing w:after="0"/>
+        <w:ind w:firstLine="567"/>
+        <w:rPr>
+          <w:rFonts w:eastAsia="Times New Roman"/>
+          <w:b/>
+        </w:rPr>
+      </w:pPr>
+      <w:r>
+        <w:rPr>
+          <w:rFonts w:eastAsia="Times New Roman"/>
+          <w:b/>
+        </w:rPr>
+        <w:drawing>
+          <wp:inline distT="0" distB="0" distL="0" distR="0" wp14:anchorId="6AFBE1A2" wp14:editId="5C0BFCEF">
+            <wp:extent cx="3334215" cy="600159"/>
+            <wp:effectExtent l="0" t="0" r="0" b="9525"/>
+            <wp:docPr id="2084118933" name="Picture 1"/>
+            <wp:cNvGraphicFramePr>
+              <a:graphicFrameLocks xmlns:a="http://schemas.openxmlformats.org/drawingml/2006/main" noChangeAspect="1"/>
+            </wp:cNvGraphicFramePr>
+            <a:graphic xmlns:a="http://schemas.openxmlformats.org/drawingml/2006/main">
+              <a:graphicData uri="http://schemas.openxmlformats.org/drawingml/2006/picture">
+                <pic:pic xmlns:pic="http://schemas.openxmlformats.org/drawingml/2006/picture">
+                  <pic:nvPicPr>
+                    <pic:cNvPr id="2084118933" name=""/>
+                    <pic:cNvPicPr/>
+                  </pic:nvPicPr>
+                  <pic:blipFill>
+                    <a:blip r:embed="rId16"/>
+                    <a:stretch>
+                      <a:fillRect/>
+                    </a:stretch>
+                  </pic:blipFill>
+                  <pic:spPr>
+                    <a:xfrm>
+                      <a:off x="0" y="0"/>
+                      <a:ext cx="3334215" cy="600159"/>
+                    </a:xfrm>
+                    <a:prstGeom prst="rect">
+                      <a:avLst/>
+                    </a:prstGeom>
+                  </pic:spPr>
+                </pic:pic>
+              </a:graphicData>
+            </a:graphic>
+          </wp:inline>
+        </w:drawing>
+      </w:r>
+    </w:p>
+    <w:p>
+      <w:pPr>
+        <w:pStyle w:val="Caption"/>
+        <w:spacing w:after="0"/>
       </w:pPr>
       <w:bookmarkStart w:id="18" w:name="_Toc229409339"/>
       <w:r>
@@ -4220,6 +5419,7 @@
       </w:r>
       <w:bookmarkEnd w:id="18"/>
     </w:p>
+    <w:p/>
     <w:p>
       <w:pPr>
         <w:ind w:firstLine="567"/>
@@ -4229,7 +5429,7 @@
           <w:rFonts w:eastAsia="Times New Roman"/>
           <w:b/>
         </w:rPr>
-        <w:t>e) Interpretarea economica a rezultatelor</w:t>
+        <w:t>e) Interpretarea economică a rezultatelor</w:t>
       </w:r>
     </w:p>
     <w:p>
@@ -4240,8 +5440,20 @@
         <w:rPr>
           <w:rFonts w:eastAsia="Times New Roman"/>
         </w:rPr>
-        <w:t>Prin combinarea celor doua modele, analistii de risc au obtinut o previziune completa pentru anul 2026: oferind valori ipotetice pentru bugetul de marketing si active, algoritmul a returnat o suma concreta de incasari (1.48 milioane) impreuna cu sansele procentuale (100%) ca pragul de performanta maxima sa fie atins. Acest instrument hibrid asigura cel mai bun fundament pentru deciziile de finantare viitoare.</w:t>
-      </w:r>
+        <w:t>Modelarea avansată SAS dovedește empiric fezabilitatea planului de afaceri pentru 2026. Dacă managementul se va angaja la bugetul propus de 250k PLN pentru publicitate și expansiunea activelor continuă la 3.8M PLN, randamentul marginal excelent al campaniilor de piață (multiplicator de x3.30) va garanta încasări sigure de aproximativ 1.38 milioane PLN. Din punct de vedere al clasificării de risc (Machine Learning), acest scenariu blochează riscul de "underperformance", garantând menținerea standardului excelent cu probabilitate maximă.</w:t>
+      </w:r>
+    </w:p>
+    <w:p>
+      <w:pPr>
+        <w:spacing w:after="0"/>
+        <w:ind w:firstLine="567"/>
+      </w:pPr>
+    </w:p>
+    <w:p>
+      <w:pPr>
+        <w:spacing w:after="0"/>
+        <w:ind w:firstLine="567"/>
+      </w:pPr>
     </w:p>
     <w:sectPr>
       <w:pgSz w:w="12240" w:h="15840"/>
@@ -4424,6 +5636,95 @@
       <w:rPr>
         <w:rFonts w:ascii="Symbol" w:hAnsi="Symbol" w:hint="default"/>
       </w:rPr>
+    </w:lvl>
+  </w:abstractNum>
+  <w:abstractNum w:abstractNumId="9" w15:restartNumberingAfterBreak="0">
+    <w:nsid w:val="327F6444"/>
+    <w:multiLevelType w:val="hybridMultilevel"/>
+    <w:tmpl w:val="46048004"/>
+    <w:lvl w:ilvl="0" w:tplc="0409000F">
+      <w:start w:val="1"/>
+      <w:numFmt w:val="decimal"/>
+      <w:lvlText w:val="%1."/>
+      <w:lvlJc w:val="left"/>
+      <w:pPr>
+        <w:ind w:left="720" w:hanging="360"/>
+      </w:pPr>
+      <w:rPr>
+        <w:rFonts w:hint="default"/>
+      </w:rPr>
+    </w:lvl>
+    <w:lvl w:ilvl="1" w:tplc="04090019" w:tentative="1">
+      <w:start w:val="1"/>
+      <w:numFmt w:val="lowerLetter"/>
+      <w:lvlText w:val="%2."/>
+      <w:lvlJc w:val="left"/>
+      <w:pPr>
+        <w:ind w:left="1440" w:hanging="360"/>
+      </w:pPr>
+    </w:lvl>
+    <w:lvl w:ilvl="2" w:tplc="0409001B" w:tentative="1">
+      <w:start w:val="1"/>
+      <w:numFmt w:val="lowerRoman"/>
+      <w:lvlText w:val="%3."/>
+      <w:lvlJc w:val="right"/>
+      <w:pPr>
+        <w:ind w:left="2160" w:hanging="180"/>
+      </w:pPr>
+    </w:lvl>
+    <w:lvl w:ilvl="3" w:tplc="0409000F" w:tentative="1">
+      <w:start w:val="1"/>
+      <w:numFmt w:val="decimal"/>
+      <w:lvlText w:val="%4."/>
+      <w:lvlJc w:val="left"/>
+      <w:pPr>
+        <w:ind w:left="2880" w:hanging="360"/>
+      </w:pPr>
+    </w:lvl>
+    <w:lvl w:ilvl="4" w:tplc="04090019" w:tentative="1">
+      <w:start w:val="1"/>
+      <w:numFmt w:val="lowerLetter"/>
+      <w:lvlText w:val="%5."/>
+      <w:lvlJc w:val="left"/>
+      <w:pPr>
+        <w:ind w:left="3600" w:hanging="360"/>
+      </w:pPr>
+    </w:lvl>
+    <w:lvl w:ilvl="5" w:tplc="0409001B" w:tentative="1">
+      <w:start w:val="1"/>
+      <w:numFmt w:val="lowerRoman"/>
+      <w:lvlText w:val="%6."/>
+      <w:lvlJc w:val="right"/>
+      <w:pPr>
+        <w:ind w:left="4320" w:hanging="180"/>
+      </w:pPr>
+    </w:lvl>
+    <w:lvl w:ilvl="6" w:tplc="0409000F" w:tentative="1">
+      <w:start w:val="1"/>
+      <w:numFmt w:val="decimal"/>
+      <w:lvlText w:val="%7."/>
+      <w:lvlJc w:val="left"/>
+      <w:pPr>
+        <w:ind w:left="5040" w:hanging="360"/>
+      </w:pPr>
+    </w:lvl>
+    <w:lvl w:ilvl="7" w:tplc="04090019" w:tentative="1">
+      <w:start w:val="1"/>
+      <w:numFmt w:val="lowerLetter"/>
+      <w:lvlText w:val="%8."/>
+      <w:lvlJc w:val="left"/>
+      <w:pPr>
+        <w:ind w:left="5760" w:hanging="360"/>
+      </w:pPr>
+    </w:lvl>
+    <w:lvl w:ilvl="8" w:tplc="0409001B" w:tentative="1">
+      <w:start w:val="1"/>
+      <w:numFmt w:val="lowerRoman"/>
+      <w:lvlText w:val="%9."/>
+      <w:lvlJc w:val="right"/>
+      <w:pPr>
+        <w:ind w:left="6480" w:hanging="180"/>
+      </w:pPr>
     </w:lvl>
   </w:abstractNum>
   <w:num w:numId="1" w16cid:durableId="1600719557">
@@ -4452,6 +5753,9 @@
   </w:num>
   <w:num w:numId="9" w16cid:durableId="850797644">
     <w:abstractNumId w:val="0"/>
+  </w:num>
+  <w:num w:numId="10" w16cid:durableId="67776996">
+    <w:abstractNumId w:val="9"/>
   </w:num>
 </w:numbering>
 </file>
@@ -5067,6 +6371,7 @@
   <w:style w:type="character" w:default="1" w:styleId="DefaultParagraphFont">
     <w:name w:val="Default Paragraph Font"/>
     <w:uiPriority w:val="1"/>
+    <w:semiHidden/>
     <w:unhideWhenUsed/>
   </w:style>
   <w:style w:type="table" w:default="1" w:styleId="TableNormal">
